--- a/entregables/word/clase_03.docx
+++ b/entregables/word/clase_03.docx
@@ -164,7 +164,57 @@
         <w:rPr>
           <w:b w:val="0"/>
         </w:rPr>
-        <w:t>Sumar el mismo número muchas veces se abrevia multiplicando: 5 + 5 + 5 + 5 = 4 × 5.</w:t>
+        <w:t xml:space="preserve">Sumar el mismo número muchas veces se abrevia multiplicando: </w:t>
+      </w:r>
+      <m:oMath>
+        <m:r>
+          <m:t xml:space="preserve">5</m:t>
+        </m:r>
+        <m:r>
+          <m:t xml:space="preserve">+</m:t>
+        </m:r>
+        <m:r>
+          <m:t xml:space="preserve">5</m:t>
+        </m:r>
+        <m:r>
+          <m:t xml:space="preserve">+</m:t>
+        </m:r>
+        <m:r>
+          <m:t xml:space="preserve">5</m:t>
+        </m:r>
+        <m:r>
+          <m:t xml:space="preserve">+</m:t>
+        </m:r>
+        <m:r>
+          <m:t xml:space="preserve">5</m:t>
+        </m:r>
+        <m:r>
+          <m:t xml:space="preserve">=</m:t>
+        </m:r>
+        <m:r>
+          <m:t xml:space="preserve">4</m:t>
+        </m:r>
+        <m:r>
+          <m:rPr>
+            <m:nor/>
+          </m:rPr>
+          <m:t xml:space="preserve">×</m:t>
+        </m:r>
+        <m:r>
+          <m:rPr>
+            <m:nor/>
+          </m:rPr>
+          <m:t xml:space="preserve"> </m:t>
+        </m:r>
+        <m:r>
+          <m:t xml:space="preserve">5</m:t>
+        </m:r>
+      </m:oMath>
+      <w:r>
+        <w:rPr>
+          <w:b w:val="0"/>
+        </w:rPr>
+        <w:t>.</w:t>
       </w:r>
     </w:p>
     <w:p>
@@ -182,12 +232,71 @@
       </w:r>
     </w:p>
     <w:p>
-      <w:r>
-        <w:rPr>
-          <w:b w:val="0"/>
-        </w:rPr>
-        <w:t>3 × 3 × 3 × 3 = 3⁴</w:t>
-      </w:r>
+      <m:oMath>
+        <m:r>
+          <m:t xml:space="preserve">3</m:t>
+        </m:r>
+        <m:r>
+          <m:rPr>
+            <m:nor/>
+          </m:rPr>
+          <m:t xml:space="preserve">×</m:t>
+        </m:r>
+        <m:r>
+          <m:rPr>
+            <m:nor/>
+          </m:rPr>
+          <m:t xml:space="preserve"> </m:t>
+        </m:r>
+        <m:r>
+          <m:t xml:space="preserve">3</m:t>
+        </m:r>
+        <m:r>
+          <m:rPr>
+            <m:nor/>
+          </m:rPr>
+          <m:t xml:space="preserve">×</m:t>
+        </m:r>
+        <m:r>
+          <m:rPr>
+            <m:nor/>
+          </m:rPr>
+          <m:t xml:space="preserve"> </m:t>
+        </m:r>
+        <m:r>
+          <m:t xml:space="preserve">3</m:t>
+        </m:r>
+        <m:r>
+          <m:rPr>
+            <m:nor/>
+          </m:rPr>
+          <m:t xml:space="preserve">×</m:t>
+        </m:r>
+        <m:r>
+          <m:rPr>
+            <m:nor/>
+          </m:rPr>
+          <m:t xml:space="preserve"> </m:t>
+        </m:r>
+        <m:r>
+          <m:t xml:space="preserve">3</m:t>
+        </m:r>
+        <m:r>
+          <m:t xml:space="preserve">=</m:t>
+        </m:r>
+        <m:sSup>
+          <m:e>
+            <m:r>
+              <m:t xml:space="preserve">3</m:t>
+            </m:r>
+          </m:e>
+          <m:sup>
+            <m:r>
+              <m:t xml:space="preserve">4</m:t>
+            </m:r>
+          </m:sup>
+        </m:sSup>
+      </m:oMath>
     </w:p>
     <w:p>
       <w:r>
@@ -253,7 +362,47 @@
         <w:rPr>
           <w:b w:val="0"/>
         </w:rPr>
-        <w:t xml:space="preserve"> ¿3⁴ y 4³ son lo mismo? Predícelo antes de calcular. (No: 81 contra 64. La base y el exponente no se pueden intercambiar.)</w:t>
+        <w:t xml:space="preserve"> ¿</w:t>
+      </w:r>
+      <m:oMath>
+        <m:sSup>
+          <m:e>
+            <m:r>
+              <m:t xml:space="preserve">3</m:t>
+            </m:r>
+          </m:e>
+          <m:sup>
+            <m:r>
+              <m:t xml:space="preserve">4</m:t>
+            </m:r>
+          </m:sup>
+        </m:sSup>
+      </m:oMath>
+      <w:r>
+        <w:rPr>
+          <w:b w:val="0"/>
+        </w:rPr>
+        <w:t xml:space="preserve"> y </w:t>
+      </w:r>
+      <m:oMath>
+        <m:sSup>
+          <m:e>
+            <m:r>
+              <m:t xml:space="preserve">4</m:t>
+            </m:r>
+          </m:e>
+          <m:sup>
+            <m:r>
+              <m:t xml:space="preserve">3</m:t>
+            </m:r>
+          </m:sup>
+        </m:sSup>
+      </m:oMath>
+      <w:r>
+        <w:rPr>
+          <w:b w:val="0"/>
+        </w:rPr>
+        <w:t xml:space="preserve"> son lo mismo? Predícelo antes de calcular. (No: 81 contra 64. La base y el exponente no se pueden intercambiar.)</w:t>
       </w:r>
     </w:p>
     <w:p>
@@ -305,35 +454,192 @@
       <w:pPr>
         <w:pStyle w:val="ListBullet"/>
       </w:pPr>
-      <w:r>
-        <w:rPr>
-          <w:b w:val="0"/>
-        </w:rPr>
-        <w:t xml:space="preserve">(−2)³ = (−2) × (−2) × (−2) = </w:t>
-      </w:r>
-      <w:r>
-        <w:rPr>
-          <w:b/>
-        </w:rPr>
-        <w:t>−8</w:t>
-      </w:r>
+      <m:oMath>
+        <m:r>
+          <m:t xml:space="preserve">(</m:t>
+        </m:r>
+        <m:r>
+          <m:t xml:space="preserve">-</m:t>
+        </m:r>
+        <m:r>
+          <m:t xml:space="preserve">2</m:t>
+        </m:r>
+        <m:sSup>
+          <m:e>
+            <m:r>
+              <m:t xml:space="preserve">)</m:t>
+            </m:r>
+          </m:e>
+          <m:sup>
+            <m:r>
+              <m:t xml:space="preserve">3</m:t>
+            </m:r>
+          </m:sup>
+        </m:sSup>
+        <m:r>
+          <m:t xml:space="preserve">=</m:t>
+        </m:r>
+        <m:r>
+          <m:t xml:space="preserve">(</m:t>
+        </m:r>
+        <m:r>
+          <m:t xml:space="preserve">-</m:t>
+        </m:r>
+        <m:r>
+          <m:t xml:space="preserve">2</m:t>
+        </m:r>
+        <m:r>
+          <m:t xml:space="preserve">)</m:t>
+        </m:r>
+        <m:r>
+          <m:rPr>
+            <m:nor/>
+          </m:rPr>
+          <m:t xml:space="preserve">×</m:t>
+        </m:r>
+        <m:r>
+          <m:t xml:space="preserve">(</m:t>
+        </m:r>
+        <m:r>
+          <m:t xml:space="preserve">-</m:t>
+        </m:r>
+        <m:r>
+          <m:t xml:space="preserve">2</m:t>
+        </m:r>
+        <m:r>
+          <m:t xml:space="preserve">)</m:t>
+        </m:r>
+        <m:r>
+          <m:rPr>
+            <m:nor/>
+          </m:rPr>
+          <m:t xml:space="preserve">×</m:t>
+        </m:r>
+        <m:r>
+          <m:t xml:space="preserve">(</m:t>
+        </m:r>
+        <m:r>
+          <m:t xml:space="preserve">-</m:t>
+        </m:r>
+        <m:r>
+          <m:t xml:space="preserve">2</m:t>
+        </m:r>
+        <m:r>
+          <m:t xml:space="preserve">)</m:t>
+        </m:r>
+        <m:r>
+          <m:t xml:space="preserve">=</m:t>
+        </m:r>
+        <m:r>
+          <m:t xml:space="preserve">-</m:t>
+        </m:r>
+        <m:r>
+          <m:t xml:space="preserve">8</m:t>
+        </m:r>
+      </m:oMath>
     </w:p>
     <w:p>
       <w:pPr>
         <w:pStyle w:val="ListBullet"/>
       </w:pPr>
-      <w:r>
-        <w:rPr>
-          <w:b w:val="0"/>
-        </w:rPr>
-        <w:t xml:space="preserve">(−2)⁴ = (−2) × (−2) × (−2) × (−2) = </w:t>
-      </w:r>
-      <w:r>
-        <w:rPr>
-          <w:b/>
-        </w:rPr>
-        <w:t>16</w:t>
-      </w:r>
+      <m:oMath>
+        <m:r>
+          <m:t xml:space="preserve">(</m:t>
+        </m:r>
+        <m:r>
+          <m:t xml:space="preserve">-</m:t>
+        </m:r>
+        <m:r>
+          <m:t xml:space="preserve">2</m:t>
+        </m:r>
+        <m:sSup>
+          <m:e>
+            <m:r>
+              <m:t xml:space="preserve">)</m:t>
+            </m:r>
+          </m:e>
+          <m:sup>
+            <m:r>
+              <m:t xml:space="preserve">4</m:t>
+            </m:r>
+          </m:sup>
+        </m:sSup>
+        <m:r>
+          <m:t xml:space="preserve">=</m:t>
+        </m:r>
+        <m:r>
+          <m:t xml:space="preserve">(</m:t>
+        </m:r>
+        <m:r>
+          <m:t xml:space="preserve">-</m:t>
+        </m:r>
+        <m:r>
+          <m:t xml:space="preserve">2</m:t>
+        </m:r>
+        <m:r>
+          <m:t xml:space="preserve">)</m:t>
+        </m:r>
+        <m:r>
+          <m:rPr>
+            <m:nor/>
+          </m:rPr>
+          <m:t xml:space="preserve">×</m:t>
+        </m:r>
+        <m:r>
+          <m:t xml:space="preserve">(</m:t>
+        </m:r>
+        <m:r>
+          <m:t xml:space="preserve">-</m:t>
+        </m:r>
+        <m:r>
+          <m:t xml:space="preserve">2</m:t>
+        </m:r>
+        <m:r>
+          <m:t xml:space="preserve">)</m:t>
+        </m:r>
+        <m:r>
+          <m:rPr>
+            <m:nor/>
+          </m:rPr>
+          <m:t xml:space="preserve">×</m:t>
+        </m:r>
+        <m:r>
+          <m:t xml:space="preserve">(</m:t>
+        </m:r>
+        <m:r>
+          <m:t xml:space="preserve">-</m:t>
+        </m:r>
+        <m:r>
+          <m:t xml:space="preserve">2</m:t>
+        </m:r>
+        <m:r>
+          <m:t xml:space="preserve">)</m:t>
+        </m:r>
+        <m:r>
+          <m:rPr>
+            <m:nor/>
+          </m:rPr>
+          <m:t xml:space="preserve">×</m:t>
+        </m:r>
+        <m:r>
+          <m:t xml:space="preserve">(</m:t>
+        </m:r>
+        <m:r>
+          <m:t xml:space="preserve">-</m:t>
+        </m:r>
+        <m:r>
+          <m:t xml:space="preserve">2</m:t>
+        </m:r>
+        <m:r>
+          <m:t xml:space="preserve">)</m:t>
+        </m:r>
+        <m:r>
+          <m:t xml:space="preserve">=</m:t>
+        </m:r>
+        <m:r>
+          <m:t xml:space="preserve">16</m:t>
+        </m:r>
+      </m:oMath>
     </w:p>
     <w:p>
       <w:r>
@@ -367,18 +673,57 @@
       <w:pPr>
         <w:pStyle w:val="ListBullet"/>
       </w:pPr>
+      <m:oMath>
+        <m:r>
+          <m:t xml:space="preserve">-</m:t>
+        </m:r>
+        <m:sSup>
+          <m:e>
+            <m:r>
+              <m:t xml:space="preserve">2</m:t>
+            </m:r>
+          </m:e>
+          <m:sup>
+            <m:r>
+              <m:t xml:space="preserve">4</m:t>
+            </m:r>
+          </m:sup>
+        </m:sSup>
+      </m:oMath>
       <w:r>
         <w:rPr>
           <w:b w:val="0"/>
         </w:rPr>
-        <w:t xml:space="preserve">−2⁴ significa "el opuesto de 2⁴", o sea </w:t>
-      </w:r>
-      <w:r>
-        <w:rPr>
-          <w:b/>
-        </w:rPr>
-        <w:t>−16</w:t>
-      </w:r>
+        <w:t xml:space="preserve"> significa "el opuesto de </w:t>
+      </w:r>
+      <m:oMath>
+        <m:sSup>
+          <m:e>
+            <m:r>
+              <m:t xml:space="preserve">2</m:t>
+            </m:r>
+          </m:e>
+          <m:sup>
+            <m:r>
+              <m:t xml:space="preserve">4</m:t>
+            </m:r>
+          </m:sup>
+        </m:sSup>
+      </m:oMath>
+      <w:r>
+        <w:rPr>
+          <w:b w:val="0"/>
+        </w:rPr>
+        <w:t xml:space="preserve">", o sea </w:t>
+      </w:r>
+      <m:oMath>
+        <m:r>
+          <m:t xml:space="preserve">-</m:t>
+        </m:r>
+        <m:r>
+          <m:t xml:space="preserve">16</m:t>
+        </m:r>
+      </m:oMath>
       <w:r>
         <w:rPr>
           <w:b w:val="0"/>
@@ -391,7 +736,74 @@
         <w:rPr>
           <w:b w:val="0"/>
         </w:rPr>
-        <w:t xml:space="preserve">Compara: (−2)⁴ = 16 pero −2⁴ = −16. </w:t>
+        <w:t xml:space="preserve">Compara: </w:t>
+      </w:r>
+      <m:oMath>
+        <m:r>
+          <m:t xml:space="preserve">(</m:t>
+        </m:r>
+        <m:r>
+          <m:t xml:space="preserve">-</m:t>
+        </m:r>
+        <m:r>
+          <m:t xml:space="preserve">2</m:t>
+        </m:r>
+        <m:sSup>
+          <m:e>
+            <m:r>
+              <m:t xml:space="preserve">)</m:t>
+            </m:r>
+          </m:e>
+          <m:sup>
+            <m:r>
+              <m:t xml:space="preserve">4</m:t>
+            </m:r>
+          </m:sup>
+        </m:sSup>
+        <m:r>
+          <m:t xml:space="preserve">=</m:t>
+        </m:r>
+        <m:r>
+          <m:t xml:space="preserve">16</m:t>
+        </m:r>
+      </m:oMath>
+      <w:r>
+        <w:rPr>
+          <w:b w:val="0"/>
+        </w:rPr>
+        <w:t xml:space="preserve"> pero </w:t>
+      </w:r>
+      <m:oMath>
+        <m:r>
+          <m:t xml:space="preserve">-</m:t>
+        </m:r>
+        <m:sSup>
+          <m:e>
+            <m:r>
+              <m:t xml:space="preserve">2</m:t>
+            </m:r>
+          </m:e>
+          <m:sup>
+            <m:r>
+              <m:t xml:space="preserve">4</m:t>
+            </m:r>
+          </m:sup>
+        </m:sSup>
+        <m:r>
+          <m:t xml:space="preserve">=</m:t>
+        </m:r>
+        <m:r>
+          <m:t xml:space="preserve">-</m:t>
+        </m:r>
+        <m:r>
+          <m:t xml:space="preserve">16</m:t>
+        </m:r>
+      </m:oMath>
+      <w:r>
+        <w:rPr>
+          <w:b w:val="0"/>
+        </w:rPr>
+        <w:t xml:space="preserve">. </w:t>
       </w:r>
       <w:r>
         <w:rPr>
@@ -422,7 +834,33 @@
         <w:rPr>
           <w:b w:val="0"/>
         </w:rPr>
-        <w:t xml:space="preserve"> 7¹ = 7. La base aparece una sola vez.</w:t>
+        <w:t xml:space="preserve"> </w:t>
+      </w:r>
+      <m:oMath>
+        <m:sSup>
+          <m:e>
+            <m:r>
+              <m:t xml:space="preserve">7</m:t>
+            </m:r>
+          </m:e>
+          <m:sup>
+            <m:r>
+              <m:t xml:space="preserve">1</m:t>
+            </m:r>
+          </m:sup>
+        </m:sSup>
+        <m:r>
+          <m:t xml:space="preserve">=</m:t>
+        </m:r>
+        <m:r>
+          <m:t xml:space="preserve">7</m:t>
+        </m:r>
+      </m:oMath>
+      <w:r>
+        <w:rPr>
+          <w:b w:val="0"/>
+        </w:rPr>
+        <w:t>. La base aparece una sola vez.</w:t>
       </w:r>
     </w:p>
     <w:p>
@@ -452,11 +890,92 @@
       </w:r>
     </w:p>
     <w:p>
+      <m:oMath>
+        <m:sSup>
+          <m:e>
+            <m:r>
+              <m:t xml:space="preserve">7</m:t>
+            </m:r>
+          </m:e>
+          <m:sup>
+            <m:r>
+              <m:t xml:space="preserve">0</m:t>
+            </m:r>
+          </m:sup>
+        </m:sSup>
+        <m:r>
+          <m:t xml:space="preserve">=</m:t>
+        </m:r>
+        <m:r>
+          <m:t xml:space="preserve">1</m:t>
+        </m:r>
+      </m:oMath>
       <w:r>
         <w:rPr>
           <w:b w:val="0"/>
         </w:rPr>
-        <w:t>7⁰ = 1, 100⁰ = 1, (−3)⁰ = 1.</w:t>
+        <w:t xml:space="preserve">, </w:t>
+      </w:r>
+      <m:oMath>
+        <m:sSup>
+          <m:e>
+            <m:r>
+              <m:t xml:space="preserve">100</m:t>
+            </m:r>
+          </m:e>
+          <m:sup>
+            <m:r>
+              <m:t xml:space="preserve">0</m:t>
+            </m:r>
+          </m:sup>
+        </m:sSup>
+        <m:r>
+          <m:t xml:space="preserve">=</m:t>
+        </m:r>
+        <m:r>
+          <m:t xml:space="preserve">1</m:t>
+        </m:r>
+      </m:oMath>
+      <w:r>
+        <w:rPr>
+          <w:b w:val="0"/>
+        </w:rPr>
+        <w:t xml:space="preserve">, </w:t>
+      </w:r>
+      <m:oMath>
+        <m:r>
+          <m:t xml:space="preserve">(</m:t>
+        </m:r>
+        <m:r>
+          <m:t xml:space="preserve">-</m:t>
+        </m:r>
+        <m:r>
+          <m:t xml:space="preserve">3</m:t>
+        </m:r>
+        <m:sSup>
+          <m:e>
+            <m:r>
+              <m:t xml:space="preserve">)</m:t>
+            </m:r>
+          </m:e>
+          <m:sup>
+            <m:r>
+              <m:t xml:space="preserve">0</m:t>
+            </m:r>
+          </m:sup>
+        </m:sSup>
+        <m:r>
+          <m:t xml:space="preserve">=</m:t>
+        </m:r>
+        <m:r>
+          <m:t xml:space="preserve">1</m:t>
+        </m:r>
+      </m:oMath>
+      <w:r>
+        <w:rPr>
+          <w:b w:val="0"/>
+        </w:rPr>
+        <w:t>.</w:t>
       </w:r>
     </w:p>
     <w:p>
@@ -464,14 +983,127 @@
         <w:rPr>
           <w:b w:val="0"/>
         </w:rPr>
-        <w:t xml:space="preserve">¿Por qué? Mira el patrón bajando de a un exponente: 2³ = 8, 2² = 4, 2¹ = 2. Cada paso divide entre 2. El siguiente paso da 2⁰ = 2 ÷ 2 = </w:t>
-      </w:r>
-      <w:r>
-        <w:rPr>
-          <w:b/>
-        </w:rPr>
-        <w:t>1</w:t>
-      </w:r>
+        <w:t xml:space="preserve">¿Por qué? Mira el patrón bajando de a un exponente: </w:t>
+      </w:r>
+      <m:oMath>
+        <m:sSup>
+          <m:e>
+            <m:r>
+              <m:t xml:space="preserve">2</m:t>
+            </m:r>
+          </m:e>
+          <m:sup>
+            <m:r>
+              <m:t xml:space="preserve">3</m:t>
+            </m:r>
+          </m:sup>
+        </m:sSup>
+        <m:r>
+          <m:t xml:space="preserve">=</m:t>
+        </m:r>
+        <m:r>
+          <m:t xml:space="preserve">8</m:t>
+        </m:r>
+      </m:oMath>
+      <w:r>
+        <w:rPr>
+          <w:b w:val="0"/>
+        </w:rPr>
+        <w:t xml:space="preserve">, </w:t>
+      </w:r>
+      <m:oMath>
+        <m:sSup>
+          <m:e>
+            <m:r>
+              <m:t xml:space="preserve">2</m:t>
+            </m:r>
+          </m:e>
+          <m:sup>
+            <m:r>
+              <m:t xml:space="preserve">2</m:t>
+            </m:r>
+          </m:sup>
+        </m:sSup>
+        <m:r>
+          <m:t xml:space="preserve">=</m:t>
+        </m:r>
+        <m:r>
+          <m:t xml:space="preserve">4</m:t>
+        </m:r>
+      </m:oMath>
+      <w:r>
+        <w:rPr>
+          <w:b w:val="0"/>
+        </w:rPr>
+        <w:t xml:space="preserve">, </w:t>
+      </w:r>
+      <m:oMath>
+        <m:sSup>
+          <m:e>
+            <m:r>
+              <m:t xml:space="preserve">2</m:t>
+            </m:r>
+          </m:e>
+          <m:sup>
+            <m:r>
+              <m:t xml:space="preserve">1</m:t>
+            </m:r>
+          </m:sup>
+        </m:sSup>
+        <m:r>
+          <m:t xml:space="preserve">=</m:t>
+        </m:r>
+        <m:r>
+          <m:t xml:space="preserve">2</m:t>
+        </m:r>
+      </m:oMath>
+      <w:r>
+        <w:rPr>
+          <w:b w:val="0"/>
+        </w:rPr>
+        <w:t xml:space="preserve">. Cada paso divide entre 2. El siguiente paso da </w:t>
+      </w:r>
+      <m:oMath>
+        <m:sSup>
+          <m:e>
+            <m:r>
+              <m:t xml:space="preserve">2</m:t>
+            </m:r>
+          </m:e>
+          <m:sup>
+            <m:r>
+              <m:t xml:space="preserve">0</m:t>
+            </m:r>
+          </m:sup>
+        </m:sSup>
+        <m:r>
+          <m:t xml:space="preserve">=</m:t>
+        </m:r>
+        <m:r>
+          <m:t xml:space="preserve">2</m:t>
+        </m:r>
+        <m:r>
+          <m:rPr>
+            <m:nor/>
+          </m:rPr>
+          <m:t xml:space="preserve">÷</m:t>
+        </m:r>
+        <m:r>
+          <m:rPr>
+            <m:nor/>
+          </m:rPr>
+          <m:t xml:space="preserve"> </m:t>
+        </m:r>
+        <m:r>
+          <m:t xml:space="preserve">2</m:t>
+        </m:r>
+        <m:r>
+          <m:t xml:space="preserve">=</m:t>
+        </m:r>
+        <m:r>
+          <m:t xml:space="preserve">1</m:t>
+        </m:r>
+      </m:oMath>
       <w:r>
         <w:rPr>
           <w:b w:val="0"/>
@@ -506,25 +1138,163 @@
       </w:r>
     </w:p>
     <w:p>
-      <w:r>
-        <w:rPr>
-          <w:b w:val="0"/>
-        </w:rPr>
-        <w:t xml:space="preserve">2⁻³ = 1/2³ = </w:t>
-      </w:r>
-      <w:r>
-        <w:rPr>
-          <w:b/>
-        </w:rPr>
-        <w:t>1/8</w:t>
-      </w:r>
+      <m:oMath>
+        <m:sSup>
+          <m:e>
+            <m:r>
+              <m:t xml:space="preserve">2</m:t>
+            </m:r>
+          </m:e>
+          <m:sup>
+            <m:r>
+              <m:t xml:space="preserve">-</m:t>
+            </m:r>
+            <m:r>
+              <m:t xml:space="preserve">3</m:t>
+            </m:r>
+          </m:sup>
+        </m:sSup>
+        <m:r>
+          <m:t xml:space="preserve">=</m:t>
+        </m:r>
+        <m:f>
+          <m:fPr>
+            <m:ctrlPr/>
+          </m:fPr>
+          <m:num>
+            <m:r>
+              <m:t xml:space="preserve">1</m:t>
+            </m:r>
+          </m:num>
+          <m:den>
+            <m:sSup>
+              <m:e>
+                <m:r>
+                  <m:t xml:space="preserve">2</m:t>
+                </m:r>
+              </m:e>
+              <m:sup>
+                <m:r>
+                  <m:t xml:space="preserve">3</m:t>
+                </m:r>
+              </m:sup>
+            </m:sSup>
+          </m:den>
+        </m:f>
+        <m:r>
+          <m:t xml:space="preserve">=</m:t>
+        </m:r>
+        <m:f>
+          <m:fPr>
+            <m:ctrlPr/>
+          </m:fPr>
+          <m:num>
+            <m:r>
+              <m:t xml:space="preserve">1</m:t>
+            </m:r>
+          </m:num>
+          <m:den>
+            <m:r>
+              <m:t xml:space="preserve">8</m:t>
+            </m:r>
+          </m:den>
+        </m:f>
+      </m:oMath>
     </w:p>
     <w:p>
       <w:r>
         <w:rPr>
           <w:b w:val="0"/>
         </w:rPr>
-        <w:t>Siguiendo el mismo patrón de antes: después de 2⁰ = 1 viene 2⁻¹ = 1 ÷ 2 = 1/2. Todo encaja.</w:t>
+        <w:t xml:space="preserve">Siguiendo el mismo patrón de antes: después de </w:t>
+      </w:r>
+      <m:oMath>
+        <m:sSup>
+          <m:e>
+            <m:r>
+              <m:t xml:space="preserve">2</m:t>
+            </m:r>
+          </m:e>
+          <m:sup>
+            <m:r>
+              <m:t xml:space="preserve">0</m:t>
+            </m:r>
+          </m:sup>
+        </m:sSup>
+        <m:r>
+          <m:t xml:space="preserve">=</m:t>
+        </m:r>
+        <m:r>
+          <m:t xml:space="preserve">1</m:t>
+        </m:r>
+      </m:oMath>
+      <w:r>
+        <w:rPr>
+          <w:b w:val="0"/>
+        </w:rPr>
+        <w:t xml:space="preserve"> viene </w:t>
+      </w:r>
+      <m:oMath>
+        <m:sSup>
+          <m:e>
+            <m:r>
+              <m:t xml:space="preserve">2</m:t>
+            </m:r>
+          </m:e>
+          <m:sup>
+            <m:r>
+              <m:t xml:space="preserve">-</m:t>
+            </m:r>
+            <m:r>
+              <m:t xml:space="preserve">1</m:t>
+            </m:r>
+          </m:sup>
+        </m:sSup>
+        <m:r>
+          <m:t xml:space="preserve">=</m:t>
+        </m:r>
+        <m:r>
+          <m:t xml:space="preserve">1</m:t>
+        </m:r>
+        <m:r>
+          <m:rPr>
+            <m:nor/>
+          </m:rPr>
+          <m:t xml:space="preserve">÷</m:t>
+        </m:r>
+        <m:r>
+          <m:rPr>
+            <m:nor/>
+          </m:rPr>
+          <m:t xml:space="preserve"> </m:t>
+        </m:r>
+        <m:r>
+          <m:t xml:space="preserve">2</m:t>
+        </m:r>
+        <m:r>
+          <m:t xml:space="preserve">=</m:t>
+        </m:r>
+        <m:f>
+          <m:fPr>
+            <m:ctrlPr/>
+          </m:fPr>
+          <m:num>
+            <m:r>
+              <m:t xml:space="preserve">1</m:t>
+            </m:r>
+          </m:num>
+          <m:den>
+            <m:r>
+              <m:t xml:space="preserve">2</m:t>
+            </m:r>
+          </m:den>
+        </m:f>
+      </m:oMath>
+      <w:r>
+        <w:rPr>
+          <w:b w:val="0"/>
+        </w:rPr>
+        <w:t>. Todo encaja.</w:t>
       </w:r>
     </w:p>
     <w:p>
@@ -538,7 +1308,80 @@
         <w:rPr>
           <w:b w:val="0"/>
         </w:rPr>
-        <w:t xml:space="preserve"> creer que 2⁻³ = −8. Falso: 2⁻³ = 1/8, que es </w:t>
+        <w:t xml:space="preserve"> creer que </w:t>
+      </w:r>
+      <m:oMath>
+        <m:sSup>
+          <m:e>
+            <m:r>
+              <m:t xml:space="preserve">2</m:t>
+            </m:r>
+          </m:e>
+          <m:sup>
+            <m:r>
+              <m:t xml:space="preserve">-</m:t>
+            </m:r>
+            <m:r>
+              <m:t xml:space="preserve">3</m:t>
+            </m:r>
+          </m:sup>
+        </m:sSup>
+        <m:r>
+          <m:t xml:space="preserve">=</m:t>
+        </m:r>
+        <m:r>
+          <m:t xml:space="preserve">-</m:t>
+        </m:r>
+        <m:r>
+          <m:t xml:space="preserve">8</m:t>
+        </m:r>
+      </m:oMath>
+      <w:r>
+        <w:rPr>
+          <w:b w:val="0"/>
+        </w:rPr>
+        <w:t xml:space="preserve">. Falso: </w:t>
+      </w:r>
+      <m:oMath>
+        <m:sSup>
+          <m:e>
+            <m:r>
+              <m:t xml:space="preserve">2</m:t>
+            </m:r>
+          </m:e>
+          <m:sup>
+            <m:r>
+              <m:t xml:space="preserve">-</m:t>
+            </m:r>
+            <m:r>
+              <m:t xml:space="preserve">3</m:t>
+            </m:r>
+          </m:sup>
+        </m:sSup>
+        <m:r>
+          <m:t xml:space="preserve">=</m:t>
+        </m:r>
+        <m:f>
+          <m:fPr>
+            <m:ctrlPr/>
+          </m:fPr>
+          <m:num>
+            <m:r>
+              <m:t xml:space="preserve">1</m:t>
+            </m:r>
+          </m:num>
+          <m:den>
+            <m:r>
+              <m:t xml:space="preserve">8</m:t>
+            </m:r>
+          </m:den>
+        </m:f>
+      </m:oMath>
+      <w:r>
+        <w:rPr>
+          <w:b w:val="0"/>
+        </w:rPr>
+        <w:t xml:space="preserve">, que es </w:t>
       </w:r>
       <w:r>
         <w:rPr>
@@ -577,16 +1420,63 @@
         <w:rPr>
           <w:b/>
         </w:rPr>
-        <w:t>Mismo base, se multiplican → se suman los exponentes</w:t>
+        <w:t>Misma base, se multiplican → se suman los exponentes</w:t>
       </w:r>
     </w:p>
     <w:p>
-      <w:r>
-        <w:rPr>
-          <w:b w:val="0"/>
-        </w:rPr>
-        <w:t>4³ × 4⁵ = 4⁸</w:t>
-      </w:r>
+      <m:oMath>
+        <m:sSup>
+          <m:e>
+            <m:r>
+              <m:t xml:space="preserve">4</m:t>
+            </m:r>
+          </m:e>
+          <m:sup>
+            <m:r>
+              <m:t xml:space="preserve">3</m:t>
+            </m:r>
+          </m:sup>
+        </m:sSup>
+        <m:r>
+          <m:rPr>
+            <m:nor/>
+          </m:rPr>
+          <m:t xml:space="preserve">×</m:t>
+        </m:r>
+        <m:r>
+          <m:rPr>
+            <m:nor/>
+          </m:rPr>
+          <m:t xml:space="preserve"> </m:t>
+        </m:r>
+        <m:sSup>
+          <m:e>
+            <m:r>
+              <m:t xml:space="preserve">4</m:t>
+            </m:r>
+          </m:e>
+          <m:sup>
+            <m:r>
+              <m:t xml:space="preserve">5</m:t>
+            </m:r>
+          </m:sup>
+        </m:sSup>
+        <m:r>
+          <m:t xml:space="preserve">=</m:t>
+        </m:r>
+        <m:sSup>
+          <m:e>
+            <m:r>
+              <m:t xml:space="preserve">4</m:t>
+            </m:r>
+          </m:e>
+          <m:sup>
+            <m:r>
+              <m:t xml:space="preserve">8</m:t>
+            </m:r>
+          </m:sup>
+        </m:sSup>
+      </m:oMath>
     </w:p>
     <w:p>
       <w:r>
@@ -605,12 +1495,65 @@
       </w:r>
     </w:p>
     <w:p>
-      <w:r>
-        <w:rPr>
-          <w:b w:val="0"/>
-        </w:rPr>
-        <w:t>7⁹ ÷ 7⁶ = 7³ = 343</w:t>
-      </w:r>
+      <m:oMath>
+        <m:sSup>
+          <m:e>
+            <m:r>
+              <m:t xml:space="preserve">7</m:t>
+            </m:r>
+          </m:e>
+          <m:sup>
+            <m:r>
+              <m:t xml:space="preserve">9</m:t>
+            </m:r>
+          </m:sup>
+        </m:sSup>
+        <m:r>
+          <m:rPr>
+            <m:nor/>
+          </m:rPr>
+          <m:t xml:space="preserve">÷</m:t>
+        </m:r>
+        <m:r>
+          <m:rPr>
+            <m:nor/>
+          </m:rPr>
+          <m:t xml:space="preserve"> </m:t>
+        </m:r>
+        <m:sSup>
+          <m:e>
+            <m:r>
+              <m:t xml:space="preserve">7</m:t>
+            </m:r>
+          </m:e>
+          <m:sup>
+            <m:r>
+              <m:t xml:space="preserve">6</m:t>
+            </m:r>
+          </m:sup>
+        </m:sSup>
+        <m:r>
+          <m:t xml:space="preserve">=</m:t>
+        </m:r>
+        <m:sSup>
+          <m:e>
+            <m:r>
+              <m:t xml:space="preserve">7</m:t>
+            </m:r>
+          </m:e>
+          <m:sup>
+            <m:r>
+              <m:t xml:space="preserve">3</m:t>
+            </m:r>
+          </m:sup>
+        </m:sSup>
+        <m:r>
+          <m:t xml:space="preserve">=</m:t>
+        </m:r>
+        <m:r>
+          <m:t xml:space="preserve">343</m:t>
+        </m:r>
+      </m:oMath>
     </w:p>
     <w:p>
       <w:r>
@@ -621,12 +1564,53 @@
       </w:r>
     </w:p>
     <w:p>
-      <w:r>
-        <w:rPr>
-          <w:b w:val="0"/>
-        </w:rPr>
-        <w:t>(5³)² = 5⁶</w:t>
-      </w:r>
+      <m:oMath>
+        <m:sSup>
+          <m:e>
+            <m:d>
+              <m:dPr>
+                <m:begChr m:val="("/>
+                <m:endChr m:val=")"/>
+                <m:ctrlPr/>
+              </m:dPr>
+              <m:e>
+                <m:sSup>
+                  <m:e>
+                    <m:r>
+                      <m:t xml:space="preserve">5</m:t>
+                    </m:r>
+                  </m:e>
+                  <m:sup>
+                    <m:r>
+                      <m:t xml:space="preserve">3</m:t>
+                    </m:r>
+                  </m:sup>
+                </m:sSup>
+              </m:e>
+            </m:d>
+          </m:e>
+          <m:sup>
+            <m:r>
+              <m:t xml:space="preserve">2</m:t>
+            </m:r>
+          </m:sup>
+        </m:sSup>
+        <m:r>
+          <m:t xml:space="preserve">=</m:t>
+        </m:r>
+        <m:sSup>
+          <m:e>
+            <m:r>
+              <m:t xml:space="preserve">5</m:t>
+            </m:r>
+          </m:e>
+          <m:sup>
+            <m:r>
+              <m:t xml:space="preserve">6</m:t>
+            </m:r>
+          </m:sup>
+        </m:sSup>
+      </m:oMath>
     </w:p>
     <w:p>
       <w:r>
@@ -637,12 +1621,74 @@
       </w:r>
     </w:p>
     <w:p>
-      <w:r>
-        <w:rPr>
-          <w:b w:val="0"/>
-        </w:rPr>
-        <w:t>(2y)³ = 2³ · y³ = 8y³</w:t>
-      </w:r>
+      <m:oMath>
+        <m:r>
+          <m:t xml:space="preserve">(</m:t>
+        </m:r>
+        <m:r>
+          <m:t xml:space="preserve">2</m:t>
+        </m:r>
+        <m:r>
+          <m:t xml:space="preserve">y</m:t>
+        </m:r>
+        <m:sSup>
+          <m:e>
+            <m:r>
+              <m:t xml:space="preserve">)</m:t>
+            </m:r>
+          </m:e>
+          <m:sup>
+            <m:r>
+              <m:t xml:space="preserve">3</m:t>
+            </m:r>
+          </m:sup>
+        </m:sSup>
+        <m:r>
+          <m:t xml:space="preserve">=</m:t>
+        </m:r>
+        <m:sSup>
+          <m:e>
+            <m:r>
+              <m:t xml:space="preserve">2</m:t>
+            </m:r>
+          </m:e>
+          <m:sup>
+            <m:r>
+              <m:t xml:space="preserve">3</m:t>
+            </m:r>
+          </m:sup>
+        </m:sSup>
+        <m:sSup>
+          <m:e>
+            <m:r>
+              <m:t xml:space="preserve">y</m:t>
+            </m:r>
+          </m:e>
+          <m:sup>
+            <m:r>
+              <m:t xml:space="preserve">3</m:t>
+            </m:r>
+          </m:sup>
+        </m:sSup>
+        <m:r>
+          <m:t xml:space="preserve">=</m:t>
+        </m:r>
+        <m:r>
+          <m:t xml:space="preserve">8</m:t>
+        </m:r>
+        <m:sSup>
+          <m:e>
+            <m:r>
+              <m:t xml:space="preserve">y</m:t>
+            </m:r>
+          </m:e>
+          <m:sup>
+            <m:r>
+              <m:t xml:space="preserve">3</m:t>
+            </m:r>
+          </m:sup>
+        </m:sSup>
+      </m:oMath>
     </w:p>
     <w:p>
       <w:r>
@@ -671,11 +1717,37 @@
       </w:r>
     </w:p>
     <w:p>
+      <m:oMath>
+        <m:r>
+          <m:t xml:space="preserve">(</m:t>
+        </m:r>
+        <m:r>
+          <m:t xml:space="preserve">3</m:t>
+        </m:r>
+        <m:r>
+          <m:t xml:space="preserve">+</m:t>
+        </m:r>
+        <m:r>
+          <m:t xml:space="preserve">4</m:t>
+        </m:r>
+        <m:sSup>
+          <m:e>
+            <m:r>
+              <m:t xml:space="preserve">)</m:t>
+            </m:r>
+          </m:e>
+          <m:sup>
+            <m:r>
+              <m:t xml:space="preserve">2</m:t>
+            </m:r>
+          </m:sup>
+        </m:sSup>
+      </m:oMath>
       <w:r>
         <w:rPr>
           <w:b w:val="0"/>
         </w:rPr>
-        <w:t xml:space="preserve">(3 + 4)² </w:t>
+        <w:t xml:space="preserve"> </w:t>
       </w:r>
       <w:r>
         <w:rPr>
@@ -687,7 +1759,103 @@
         <w:rPr>
           <w:b w:val="0"/>
         </w:rPr>
-        <w:t xml:space="preserve"> es 3² + 4². Comprueba: (3+4)² = 49, mientras que 9 + 16 = 25.</w:t>
+        <w:t xml:space="preserve"> es </w:t>
+      </w:r>
+      <m:oMath>
+        <m:sSup>
+          <m:e>
+            <m:r>
+              <m:t xml:space="preserve">3</m:t>
+            </m:r>
+          </m:e>
+          <m:sup>
+            <m:r>
+              <m:t xml:space="preserve">2</m:t>
+            </m:r>
+          </m:sup>
+        </m:sSup>
+        <m:r>
+          <m:t xml:space="preserve">+</m:t>
+        </m:r>
+        <m:sSup>
+          <m:e>
+            <m:r>
+              <m:t xml:space="preserve">4</m:t>
+            </m:r>
+          </m:e>
+          <m:sup>
+            <m:r>
+              <m:t xml:space="preserve">2</m:t>
+            </m:r>
+          </m:sup>
+        </m:sSup>
+      </m:oMath>
+      <w:r>
+        <w:rPr>
+          <w:b w:val="0"/>
+        </w:rPr>
+        <w:t xml:space="preserve">. Comprueba: </w:t>
+      </w:r>
+      <m:oMath>
+        <m:r>
+          <m:t xml:space="preserve">(</m:t>
+        </m:r>
+        <m:r>
+          <m:t xml:space="preserve">3</m:t>
+        </m:r>
+        <m:r>
+          <m:t xml:space="preserve">+</m:t>
+        </m:r>
+        <m:r>
+          <m:t xml:space="preserve">4</m:t>
+        </m:r>
+        <m:sSup>
+          <m:e>
+            <m:r>
+              <m:t xml:space="preserve">)</m:t>
+            </m:r>
+          </m:e>
+          <m:sup>
+            <m:r>
+              <m:t xml:space="preserve">2</m:t>
+            </m:r>
+          </m:sup>
+        </m:sSup>
+        <m:r>
+          <m:t xml:space="preserve">=</m:t>
+        </m:r>
+        <m:r>
+          <m:t xml:space="preserve">49</m:t>
+        </m:r>
+      </m:oMath>
+      <w:r>
+        <w:rPr>
+          <w:b w:val="0"/>
+        </w:rPr>
+        <w:t xml:space="preserve">, mientras que </w:t>
+      </w:r>
+      <m:oMath>
+        <m:r>
+          <m:t xml:space="preserve">9</m:t>
+        </m:r>
+        <m:r>
+          <m:t xml:space="preserve">+</m:t>
+        </m:r>
+        <m:r>
+          <m:t xml:space="preserve">16</m:t>
+        </m:r>
+        <m:r>
+          <m:t xml:space="preserve">=</m:t>
+        </m:r>
+        <m:r>
+          <m:t xml:space="preserve">25</m:t>
+        </m:r>
+      </m:oMath>
+      <w:r>
+        <w:rPr>
+          <w:b w:val="0"/>
+        </w:rPr>
+        <w:t>.</w:t>
       </w:r>
     </w:p>
     <w:p>
@@ -701,8 +1869,102 @@
         <w:rPr>
           <w:b w:val="0"/>
         </w:rPr>
-        <w:t xml:space="preserve"> simplifica 2⁴ × 2⁻⁶ sin calculadora. (2⁻², o sea 1/4.)</w:t>
-      </w:r>
+        <w:t xml:space="preserve"> simplifica </w:t>
+      </w:r>
+      <m:oMath>
+        <m:sSup>
+          <m:e>
+            <m:r>
+              <m:t xml:space="preserve">2</m:t>
+            </m:r>
+          </m:e>
+          <m:sup>
+            <m:r>
+              <m:t xml:space="preserve">4</m:t>
+            </m:r>
+          </m:sup>
+        </m:sSup>
+        <m:r>
+          <m:rPr>
+            <m:nor/>
+          </m:rPr>
+          <m:t xml:space="preserve">×</m:t>
+        </m:r>
+        <m:r>
+          <m:rPr>
+            <m:nor/>
+          </m:rPr>
+          <m:t xml:space="preserve"> </m:t>
+        </m:r>
+        <m:sSup>
+          <m:e>
+            <m:r>
+              <m:t xml:space="preserve">2</m:t>
+            </m:r>
+          </m:e>
+          <m:sup>
+            <m:r>
+              <m:t xml:space="preserve">-</m:t>
+            </m:r>
+            <m:r>
+              <m:t xml:space="preserve">6</m:t>
+            </m:r>
+          </m:sup>
+        </m:sSup>
+      </m:oMath>
+      <w:r>
+        <w:rPr>
+          <w:b w:val="0"/>
+        </w:rPr>
+        <w:t xml:space="preserve"> sin calculadora. </w:t>
+      </w:r>
+      <m:oMath>
+        <m:d>
+          <m:dPr>
+            <m:begChr m:val="("/>
+            <m:endChr m:val=")"/>
+            <m:ctrlPr/>
+          </m:dPr>
+          <m:e>
+            <m:sSup>
+              <m:e>
+                <m:r>
+                  <m:t xml:space="preserve">2</m:t>
+                </m:r>
+              </m:e>
+              <m:sup>
+                <m:r>
+                  <m:t xml:space="preserve">-</m:t>
+                </m:r>
+                <m:r>
+                  <m:t xml:space="preserve">2</m:t>
+                </m:r>
+              </m:sup>
+            </m:sSup>
+            <m:r>
+              <m:rPr>
+                <m:nor/>
+              </m:rPr>
+              <m:t xml:space="preserve">, o sea </m:t>
+            </m:r>
+            <m:f>
+              <m:fPr>
+                <m:ctrlPr/>
+              </m:fPr>
+              <m:num>
+                <m:r>
+                  <m:t xml:space="preserve">1</m:t>
+                </m:r>
+              </m:num>
+              <m:den>
+                <m:r>
+                  <m:t xml:space="preserve">4</m:t>
+                </m:r>
+              </m:den>
+            </m:f>
+          </m:e>
+        </m:d>
+      </m:oMath>
     </w:p>
     <w:p>
       <w:pPr>
@@ -747,18 +2009,41 @@
       <w:pPr>
         <w:pStyle w:val="ListBullet"/>
       </w:pPr>
-      <w:r>
-        <w:rPr>
-          <w:b w:val="0"/>
-        </w:rPr>
-        <w:t xml:space="preserve">45.000 = </w:t>
-      </w:r>
-      <w:r>
-        <w:rPr>
-          <w:b/>
-        </w:rPr>
-        <w:t>4,5 × 10⁴</w:t>
-      </w:r>
+      <m:oMath>
+        <m:r>
+          <m:t xml:space="preserve">45.000</m:t>
+        </m:r>
+        <m:r>
+          <m:t xml:space="preserve">=</m:t>
+        </m:r>
+        <m:r>
+          <m:t xml:space="preserve">4,5</m:t>
+        </m:r>
+        <m:r>
+          <m:rPr>
+            <m:nor/>
+          </m:rPr>
+          <m:t xml:space="preserve">×</m:t>
+        </m:r>
+        <m:r>
+          <m:rPr>
+            <m:nor/>
+          </m:rPr>
+          <m:t xml:space="preserve"> </m:t>
+        </m:r>
+        <m:sSup>
+          <m:e>
+            <m:r>
+              <m:t xml:space="preserve">10</m:t>
+            </m:r>
+          </m:e>
+          <m:sup>
+            <m:r>
+              <m:t xml:space="preserve">4</m:t>
+            </m:r>
+          </m:sup>
+        </m:sSup>
+      </m:oMath>
       <w:r>
         <w:rPr>
           <w:b w:val="0"/>
@@ -770,18 +2055,44 @@
       <w:pPr>
         <w:pStyle w:val="ListBullet"/>
       </w:pPr>
-      <w:r>
-        <w:rPr>
-          <w:b w:val="0"/>
-        </w:rPr>
-        <w:t xml:space="preserve">0,0007 = </w:t>
-      </w:r>
-      <w:r>
-        <w:rPr>
-          <w:b/>
-        </w:rPr>
-        <w:t>7 × 10⁻⁴</w:t>
-      </w:r>
+      <m:oMath>
+        <m:r>
+          <m:t xml:space="preserve">0,0007</m:t>
+        </m:r>
+        <m:r>
+          <m:t xml:space="preserve">=</m:t>
+        </m:r>
+        <m:r>
+          <m:t xml:space="preserve">7</m:t>
+        </m:r>
+        <m:r>
+          <m:rPr>
+            <m:nor/>
+          </m:rPr>
+          <m:t xml:space="preserve">×</m:t>
+        </m:r>
+        <m:r>
+          <m:rPr>
+            <m:nor/>
+          </m:rPr>
+          <m:t xml:space="preserve"> </m:t>
+        </m:r>
+        <m:sSup>
+          <m:e>
+            <m:r>
+              <m:t xml:space="preserve">10</m:t>
+            </m:r>
+          </m:e>
+          <m:sup>
+            <m:r>
+              <m:t xml:space="preserve">-</m:t>
+            </m:r>
+            <m:r>
+              <m:t xml:space="preserve">4</m:t>
+            </m:r>
+          </m:sup>
+        </m:sSup>
+      </m:oMath>
       <w:r>
         <w:rPr>
           <w:b w:val="0"/>
@@ -818,78 +2129,320 @@
       <w:pPr>
         <w:pStyle w:val="ListBullet"/>
       </w:pPr>
+      <m:oMath>
+        <m:sSup>
+          <m:e>
+            <m:r>
+              <m:t xml:space="preserve">3</m:t>
+            </m:r>
+          </m:e>
+          <m:sup>
+            <m:r>
+              <m:t xml:space="preserve">2</m:t>
+            </m:r>
+          </m:sup>
+        </m:sSup>
+        <m:r>
+          <m:t xml:space="preserve">=</m:t>
+        </m:r>
+        <m:r>
+          <m:t xml:space="preserve">6</m:t>
+        </m:r>
+      </m:oMath>
+      <w:r>
+        <w:rPr>
+          <w:b w:val="0"/>
+        </w:rPr>
+        <w:t>.</w:t>
+      </w:r>
       <w:r>
         <w:rPr>
           <w:b/>
         </w:rPr>
-        <w:t>3² = 6.</w:t>
-      </w:r>
+        <w:t xml:space="preserve"> No. No se multiplica base por exponente: </w:t>
+      </w:r>
+      <m:oMath>
+        <m:sSup>
+          <m:e>
+            <m:r>
+              <m:t xml:space="preserve">3</m:t>
+            </m:r>
+          </m:e>
+          <m:sup>
+            <m:r>
+              <m:t xml:space="preserve">2</m:t>
+            </m:r>
+          </m:sup>
+        </m:sSup>
+        <m:r>
+          <m:t xml:space="preserve">=</m:t>
+        </m:r>
+        <m:r>
+          <m:t xml:space="preserve">3</m:t>
+        </m:r>
+        <m:r>
+          <m:rPr>
+            <m:nor/>
+          </m:rPr>
+          <m:t xml:space="preserve">×</m:t>
+        </m:r>
+        <m:r>
+          <m:rPr>
+            <m:nor/>
+          </m:rPr>
+          <m:t xml:space="preserve"> </m:t>
+        </m:r>
+        <m:r>
+          <m:t xml:space="preserve">3</m:t>
+        </m:r>
+        <m:r>
+          <m:t xml:space="preserve">=</m:t>
+        </m:r>
+        <m:r>
+          <m:t xml:space="preserve">9</m:t>
+        </m:r>
+      </m:oMath>
       <w:r>
         <w:rPr>
           <w:b w:val="0"/>
         </w:rPr>
-        <w:t xml:space="preserve"> No. No se multiplica base por exponente: 3² = 3 × 3 = 9.</w:t>
+        <w:t>.</w:t>
       </w:r>
     </w:p>
     <w:p>
       <w:pPr>
         <w:pStyle w:val="ListBullet"/>
       </w:pPr>
+      <m:oMath>
+        <m:sSup>
+          <m:e>
+            <m:r>
+              <m:t xml:space="preserve">2</m:t>
+            </m:r>
+          </m:e>
+          <m:sup>
+            <m:r>
+              <m:t xml:space="preserve">3</m:t>
+            </m:r>
+          </m:sup>
+        </m:sSup>
+        <m:r>
+          <m:rPr>
+            <m:nor/>
+          </m:rPr>
+          <m:t xml:space="preserve">×</m:t>
+        </m:r>
+        <m:r>
+          <m:rPr>
+            <m:nor/>
+          </m:rPr>
+          <m:t xml:space="preserve"> </m:t>
+        </m:r>
+        <m:sSup>
+          <m:e>
+            <m:r>
+              <m:t xml:space="preserve">2</m:t>
+            </m:r>
+          </m:e>
+          <m:sup>
+            <m:r>
+              <m:t xml:space="preserve">2</m:t>
+            </m:r>
+          </m:sup>
+        </m:sSup>
+        <m:r>
+          <m:t xml:space="preserve">=</m:t>
+        </m:r>
+        <m:sSup>
+          <m:e>
+            <m:r>
+              <m:t xml:space="preserve">2</m:t>
+            </m:r>
+          </m:e>
+          <m:sup>
+            <m:r>
+              <m:t xml:space="preserve">6</m:t>
+            </m:r>
+          </m:sup>
+        </m:sSup>
+      </m:oMath>
+      <w:r>
+        <w:rPr>
+          <w:b w:val="0"/>
+        </w:rPr>
+        <w:t>.</w:t>
+      </w:r>
       <w:r>
         <w:rPr>
           <w:b/>
         </w:rPr>
-        <w:t>2³ × 2² = 2⁶.</w:t>
+        <w:t xml:space="preserve"> No: los exponentes se </w:t>
       </w:r>
       <w:r>
         <w:rPr>
           <w:b w:val="0"/>
         </w:rPr>
-        <w:t xml:space="preserve"> No: los exponentes se </w:t>
+        <w:t>suman</w:t>
       </w:r>
       <w:r>
         <w:rPr>
           <w:b/>
         </w:rPr>
-        <w:t>suman</w:t>
-      </w:r>
+        <w:t xml:space="preserve">, da </w:t>
+      </w:r>
+      <m:oMath>
+        <m:sSup>
+          <m:e>
+            <m:r>
+              <m:t xml:space="preserve">2</m:t>
+            </m:r>
+          </m:e>
+          <m:sup>
+            <m:r>
+              <m:t xml:space="preserve">5</m:t>
+            </m:r>
+          </m:sup>
+        </m:sSup>
+        <m:r>
+          <m:t xml:space="preserve">=</m:t>
+        </m:r>
+        <m:r>
+          <m:t xml:space="preserve">32</m:t>
+        </m:r>
+      </m:oMath>
       <w:r>
         <w:rPr>
           <w:b w:val="0"/>
         </w:rPr>
-        <w:t>, da 2⁵ = 32.</w:t>
+        <w:t>.</w:t>
       </w:r>
     </w:p>
     <w:p>
       <w:pPr>
         <w:pStyle w:val="ListBullet"/>
       </w:pPr>
+      <m:oMath>
+        <m:sSup>
+          <m:e>
+            <m:r>
+              <m:t xml:space="preserve">2</m:t>
+            </m:r>
+          </m:e>
+          <m:sup>
+            <m:r>
+              <m:t xml:space="preserve">-</m:t>
+            </m:r>
+            <m:r>
+              <m:t xml:space="preserve">3</m:t>
+            </m:r>
+          </m:sup>
+        </m:sSup>
+      </m:oMath>
+      <w:r>
+        <w:rPr>
+          <w:b w:val="0"/>
+        </w:rPr>
+        <w:t xml:space="preserve"> es negativo.</w:t>
+      </w:r>
       <w:r>
         <w:rPr>
           <w:b/>
         </w:rPr>
-        <w:t>2⁻³ es negativo.</w:t>
-      </w:r>
+        <w:t xml:space="preserve"> No: es </w:t>
+      </w:r>
+      <m:oMath>
+        <m:f>
+          <m:fPr>
+            <m:ctrlPr/>
+          </m:fPr>
+          <m:num>
+            <m:r>
+              <m:t xml:space="preserve">1</m:t>
+            </m:r>
+          </m:num>
+          <m:den>
+            <m:r>
+              <m:t xml:space="preserve">8</m:t>
+            </m:r>
+          </m:den>
+        </m:f>
+      </m:oMath>
       <w:r>
         <w:rPr>
           <w:b w:val="0"/>
         </w:rPr>
-        <w:t xml:space="preserve"> No: es 1/8, positivo.</w:t>
+        <w:t>, positivo.</w:t>
       </w:r>
     </w:p>
     <w:p>
       <w:pPr>
         <w:pStyle w:val="ListBullet"/>
       </w:pPr>
+      <m:oMath>
+        <m:r>
+          <m:t xml:space="preserve">(</m:t>
+        </m:r>
+        <m:r>
+          <m:t xml:space="preserve">3</m:t>
+        </m:r>
+        <m:r>
+          <m:t xml:space="preserve">+</m:t>
+        </m:r>
+        <m:r>
+          <m:t xml:space="preserve">4</m:t>
+        </m:r>
+        <m:sSup>
+          <m:e>
+            <m:r>
+              <m:t xml:space="preserve">)</m:t>
+            </m:r>
+          </m:e>
+          <m:sup>
+            <m:r>
+              <m:t xml:space="preserve">2</m:t>
+            </m:r>
+          </m:sup>
+        </m:sSup>
+        <m:r>
+          <m:t xml:space="preserve">=</m:t>
+        </m:r>
+        <m:sSup>
+          <m:e>
+            <m:r>
+              <m:t xml:space="preserve">3</m:t>
+            </m:r>
+          </m:e>
+          <m:sup>
+            <m:r>
+              <m:t xml:space="preserve">2</m:t>
+            </m:r>
+          </m:sup>
+        </m:sSup>
+        <m:r>
+          <m:t xml:space="preserve">+</m:t>
+        </m:r>
+        <m:sSup>
+          <m:e>
+            <m:r>
+              <m:t xml:space="preserve">4</m:t>
+            </m:r>
+          </m:e>
+          <m:sup>
+            <m:r>
+              <m:t xml:space="preserve">2</m:t>
+            </m:r>
+          </m:sup>
+        </m:sSup>
+      </m:oMath>
+      <w:r>
+        <w:rPr>
+          <w:b w:val="0"/>
+        </w:rPr>
+        <w:t>.</w:t>
+      </w:r>
       <w:r>
         <w:rPr>
           <w:b/>
-        </w:rPr>
-        <w:t>(3 + 4)² = 3² + 4².</w:t>
-      </w:r>
-      <w:r>
-        <w:rPr>
-          <w:b w:val="0"/>
         </w:rPr>
         <w:t xml:space="preserve"> No: primero se resuelve el paréntesis.</w:t>
       </w:r>
@@ -898,17 +2451,89 @@
       <w:pPr>
         <w:pStyle w:val="ListBullet"/>
       </w:pPr>
+      <m:oMath>
+        <m:r>
+          <m:t xml:space="preserve">-</m:t>
+        </m:r>
+        <m:sSup>
+          <m:e>
+            <m:r>
+              <m:t xml:space="preserve">5</m:t>
+            </m:r>
+          </m:e>
+          <m:sup>
+            <m:r>
+              <m:t xml:space="preserve">2</m:t>
+            </m:r>
+          </m:sup>
+        </m:sSup>
+        <m:r>
+          <m:t xml:space="preserve">=</m:t>
+        </m:r>
+        <m:r>
+          <m:t xml:space="preserve">25</m:t>
+        </m:r>
+      </m:oMath>
+      <w:r>
+        <w:rPr>
+          <w:b w:val="0"/>
+        </w:rPr>
+        <w:t>.</w:t>
+      </w:r>
       <w:r>
         <w:rPr>
           <w:b/>
         </w:rPr>
-        <w:t>−5² = 25.</w:t>
-      </w:r>
+        <w:t xml:space="preserve"> No: sin paréntesis, es </w:t>
+      </w:r>
+      <m:oMath>
+        <m:r>
+          <m:t xml:space="preserve">-</m:t>
+        </m:r>
+        <m:r>
+          <m:t xml:space="preserve">25</m:t>
+        </m:r>
+      </m:oMath>
       <w:r>
         <w:rPr>
           <w:b w:val="0"/>
         </w:rPr>
-        <w:t xml:space="preserve"> No: sin paréntesis, es −25. Con paréntesis, (−5)² = 25.</w:t>
+        <w:t xml:space="preserve">. Con paréntesis, </w:t>
+      </w:r>
+      <m:oMath>
+        <m:r>
+          <m:t xml:space="preserve">(</m:t>
+        </m:r>
+        <m:r>
+          <m:t xml:space="preserve">-</m:t>
+        </m:r>
+        <m:r>
+          <m:t xml:space="preserve">5</m:t>
+        </m:r>
+        <m:sSup>
+          <m:e>
+            <m:r>
+              <m:t xml:space="preserve">)</m:t>
+            </m:r>
+          </m:e>
+          <m:sup>
+            <m:r>
+              <m:t xml:space="preserve">2</m:t>
+            </m:r>
+          </m:sup>
+        </m:sSup>
+        <m:r>
+          <m:t xml:space="preserve">=</m:t>
+        </m:r>
+        <m:r>
+          <m:t xml:space="preserve">25</m:t>
+        </m:r>
+      </m:oMath>
+      <w:r>
+        <w:rPr>
+          <w:b w:val="0"/>
+        </w:rPr>
+        <w:t>.</w:t>
       </w:r>
     </w:p>
     <w:p>
@@ -944,8 +2569,126 @@
         <w:rPr>
           <w:b w:val="0"/>
         </w:rPr>
-        <w:t xml:space="preserve"> Calcula: a) (−2)⁵ b) (−2)⁴ c) −2⁴ d) 5⁰ e) 3⁻²</w:t>
-      </w:r>
+        <w:t xml:space="preserve"> Calcula: a) </w:t>
+      </w:r>
+      <m:oMath>
+        <m:r>
+          <m:t xml:space="preserve">(</m:t>
+        </m:r>
+        <m:r>
+          <m:t xml:space="preserve">-</m:t>
+        </m:r>
+        <m:r>
+          <m:t xml:space="preserve">2</m:t>
+        </m:r>
+        <m:sSup>
+          <m:e>
+            <m:r>
+              <m:t xml:space="preserve">)</m:t>
+            </m:r>
+          </m:e>
+          <m:sup>
+            <m:r>
+              <m:t xml:space="preserve">5</m:t>
+            </m:r>
+          </m:sup>
+        </m:sSup>
+      </m:oMath>
+      <w:r>
+        <w:rPr>
+          <w:b w:val="0"/>
+        </w:rPr>
+        <w:t xml:space="preserve"> b) </w:t>
+      </w:r>
+      <m:oMath>
+        <m:r>
+          <m:t xml:space="preserve">(</m:t>
+        </m:r>
+        <m:r>
+          <m:t xml:space="preserve">-</m:t>
+        </m:r>
+        <m:r>
+          <m:t xml:space="preserve">2</m:t>
+        </m:r>
+        <m:sSup>
+          <m:e>
+            <m:r>
+              <m:t xml:space="preserve">)</m:t>
+            </m:r>
+          </m:e>
+          <m:sup>
+            <m:r>
+              <m:t xml:space="preserve">4</m:t>
+            </m:r>
+          </m:sup>
+        </m:sSup>
+      </m:oMath>
+      <w:r>
+        <w:rPr>
+          <w:b w:val="0"/>
+        </w:rPr>
+        <w:t xml:space="preserve"> c) </w:t>
+      </w:r>
+      <m:oMath>
+        <m:r>
+          <m:t xml:space="preserve">-</m:t>
+        </m:r>
+        <m:sSup>
+          <m:e>
+            <m:r>
+              <m:t xml:space="preserve">2</m:t>
+            </m:r>
+          </m:e>
+          <m:sup>
+            <m:r>
+              <m:t xml:space="preserve">4</m:t>
+            </m:r>
+          </m:sup>
+        </m:sSup>
+      </m:oMath>
+      <w:r>
+        <w:rPr>
+          <w:b w:val="0"/>
+        </w:rPr>
+        <w:t xml:space="preserve"> d) </w:t>
+      </w:r>
+      <m:oMath>
+        <m:sSup>
+          <m:e>
+            <m:r>
+              <m:t xml:space="preserve">5</m:t>
+            </m:r>
+          </m:e>
+          <m:sup>
+            <m:r>
+              <m:t xml:space="preserve">0</m:t>
+            </m:r>
+          </m:sup>
+        </m:sSup>
+      </m:oMath>
+      <w:r>
+        <w:rPr>
+          <w:b w:val="0"/>
+        </w:rPr>
+        <w:t xml:space="preserve"> e) </w:t>
+      </w:r>
+      <m:oMath>
+        <m:sSup>
+          <m:e>
+            <m:r>
+              <m:t xml:space="preserve">3</m:t>
+            </m:r>
+          </m:e>
+          <m:sup>
+            <m:r>
+              <m:t xml:space="preserve">-</m:t>
+            </m:r>
+            <m:r>
+              <m:t xml:space="preserve">2</m:t>
+            </m:r>
+          </m:sup>
+        </m:sSup>
+      </m:oMath>
     </w:p>
     <w:p>
       <w:r>
@@ -965,24 +2708,69 @@
         </w:rPr>
         <w:t xml:space="preserve">1. </w:t>
       </w:r>
+      <m:oMath>
+        <m:r>
+          <m:t xml:space="preserve">(</m:t>
+        </m:r>
+        <m:r>
+          <m:t xml:space="preserve">-</m:t>
+        </m:r>
+        <m:r>
+          <m:t xml:space="preserve">2</m:t>
+        </m:r>
+        <m:sSup>
+          <m:e>
+            <m:r>
+              <m:t xml:space="preserve">)</m:t>
+            </m:r>
+          </m:e>
+          <m:sup>
+            <m:r>
+              <m:t xml:space="preserve">5</m:t>
+            </m:r>
+          </m:sup>
+        </m:sSup>
+      </m:oMath>
       <w:r>
         <w:rPr>
           <w:b/>
         </w:rPr>
-        <w:t>(−2)⁵</w:t>
-      </w:r>
+        <w:t xml:space="preserve">: la base negativa está dentro del paréntesis y el exponente es impar, así que el resultado es negativo. </w:t>
+      </w:r>
+      <m:oMath>
+        <m:sSup>
+          <m:e>
+            <m:r>
+              <m:t xml:space="preserve">2</m:t>
+            </m:r>
+          </m:e>
+          <m:sup>
+            <m:r>
+              <m:t xml:space="preserve">5</m:t>
+            </m:r>
+          </m:sup>
+        </m:sSup>
+        <m:r>
+          <m:t xml:space="preserve">=</m:t>
+        </m:r>
+        <m:r>
+          <m:t xml:space="preserve">32</m:t>
+        </m:r>
+      </m:oMath>
       <w:r>
         <w:rPr>
           <w:b w:val="0"/>
         </w:rPr>
-        <w:t xml:space="preserve">: la base negativa está dentro del paréntesis y el exponente es impar, así que el resultado es negativo. 2⁵ = 32, entonces da </w:t>
-      </w:r>
-      <w:r>
-        <w:rPr>
-          <w:b/>
-        </w:rPr>
-        <w:t>−32</w:t>
-      </w:r>
+        <w:t xml:space="preserve">, entonces da </w:t>
+      </w:r>
+      <m:oMath>
+        <m:r>
+          <m:t xml:space="preserve">-</m:t>
+        </m:r>
+        <m:r>
+          <m:t xml:space="preserve">32</m:t>
+        </m:r>
+      </m:oMath>
       <w:r>
         <w:rPr>
           <w:b w:val="0"/>
@@ -1000,24 +2788,66 @@
         </w:rPr>
         <w:t xml:space="preserve">2. </w:t>
       </w:r>
+      <m:oMath>
+        <m:r>
+          <m:t xml:space="preserve">(</m:t>
+        </m:r>
+        <m:r>
+          <m:t xml:space="preserve">-</m:t>
+        </m:r>
+        <m:r>
+          <m:t xml:space="preserve">2</m:t>
+        </m:r>
+        <m:sSup>
+          <m:e>
+            <m:r>
+              <m:t xml:space="preserve">)</m:t>
+            </m:r>
+          </m:e>
+          <m:sup>
+            <m:r>
+              <m:t xml:space="preserve">4</m:t>
+            </m:r>
+          </m:sup>
+        </m:sSup>
+      </m:oMath>
       <w:r>
         <w:rPr>
           <w:b/>
         </w:rPr>
-        <w:t>(−2)⁴</w:t>
-      </w:r>
+        <w:t xml:space="preserve">: base negativa, exponente par → positivo. </w:t>
+      </w:r>
+      <m:oMath>
+        <m:sSup>
+          <m:e>
+            <m:r>
+              <m:t xml:space="preserve">2</m:t>
+            </m:r>
+          </m:e>
+          <m:sup>
+            <m:r>
+              <m:t xml:space="preserve">4</m:t>
+            </m:r>
+          </m:sup>
+        </m:sSup>
+        <m:r>
+          <m:t xml:space="preserve">=</m:t>
+        </m:r>
+        <m:r>
+          <m:t xml:space="preserve">16</m:t>
+        </m:r>
+      </m:oMath>
       <w:r>
         <w:rPr>
           <w:b w:val="0"/>
         </w:rPr>
-        <w:t xml:space="preserve">: base negativa, exponente par → positivo. 2⁴ = 16, da </w:t>
-      </w:r>
-      <w:r>
-        <w:rPr>
-          <w:b/>
-        </w:rPr>
-        <w:t>16</w:t>
-      </w:r>
+        <w:t xml:space="preserve">, da </w:t>
+      </w:r>
+      <m:oMath>
+        <m:r>
+          <m:t xml:space="preserve">16</m:t>
+        </m:r>
+      </m:oMath>
       <w:r>
         <w:rPr>
           <w:b w:val="0"/>
@@ -1035,24 +2865,63 @@
         </w:rPr>
         <w:t xml:space="preserve">3. </w:t>
       </w:r>
+      <m:oMath>
+        <m:r>
+          <m:t xml:space="preserve">-</m:t>
+        </m:r>
+        <m:sSup>
+          <m:e>
+            <m:r>
+              <m:t xml:space="preserve">2</m:t>
+            </m:r>
+          </m:e>
+          <m:sup>
+            <m:r>
+              <m:t xml:space="preserve">4</m:t>
+            </m:r>
+          </m:sup>
+        </m:sSup>
+      </m:oMath>
       <w:r>
         <w:rPr>
           <w:b/>
         </w:rPr>
-        <w:t>−2⁴</w:t>
-      </w:r>
+        <w:t xml:space="preserve">: aquí no hay paréntesis, así que el signo no se eleva. Se calcula </w:t>
+      </w:r>
+      <m:oMath>
+        <m:sSup>
+          <m:e>
+            <m:r>
+              <m:t xml:space="preserve">2</m:t>
+            </m:r>
+          </m:e>
+          <m:sup>
+            <m:r>
+              <m:t xml:space="preserve">4</m:t>
+            </m:r>
+          </m:sup>
+        </m:sSup>
+        <m:r>
+          <m:t xml:space="preserve">=</m:t>
+        </m:r>
+        <m:r>
+          <m:t xml:space="preserve">16</m:t>
+        </m:r>
+      </m:oMath>
       <w:r>
         <w:rPr>
           <w:b w:val="0"/>
         </w:rPr>
-        <w:t xml:space="preserve">: aquí no hay paréntesis, así que el signo no se eleva. Se calcula 2⁴ = 16 y se le pone el menos: </w:t>
-      </w:r>
-      <w:r>
-        <w:rPr>
-          <w:b/>
-        </w:rPr>
-        <w:t>−16</w:t>
-      </w:r>
+        <w:t xml:space="preserve"> y se le pone el menos: </w:t>
+      </w:r>
+      <m:oMath>
+        <m:r>
+          <m:t xml:space="preserve">-</m:t>
+        </m:r>
+        <m:r>
+          <m:t xml:space="preserve">16</m:t>
+        </m:r>
+      </m:oMath>
       <w:r>
         <w:rPr>
           <w:b w:val="0"/>
@@ -1070,24 +2939,31 @@
         </w:rPr>
         <w:t xml:space="preserve">4. </w:t>
       </w:r>
+      <m:oMath>
+        <m:sSup>
+          <m:e>
+            <m:r>
+              <m:t xml:space="preserve">5</m:t>
+            </m:r>
+          </m:e>
+          <m:sup>
+            <m:r>
+              <m:t xml:space="preserve">0</m:t>
+            </m:r>
+          </m:sup>
+        </m:sSup>
+      </m:oMath>
       <w:r>
         <w:rPr>
           <w:b/>
         </w:rPr>
-        <w:t>5⁰</w:t>
-      </w:r>
-      <w:r>
-        <w:rPr>
-          <w:b w:val="0"/>
-        </w:rPr>
         <w:t xml:space="preserve">: todo número distinto de cero elevado a 0 da </w:t>
       </w:r>
-      <w:r>
-        <w:rPr>
-          <w:b/>
-        </w:rPr>
-        <w:t>1</w:t>
-      </w:r>
+      <m:oMath>
+        <m:r>
+          <m:t xml:space="preserve">1</m:t>
+        </m:r>
+      </m:oMath>
       <w:r>
         <w:rPr>
           <w:b w:val="0"/>
@@ -1105,24 +2981,91 @@
         </w:rPr>
         <w:t xml:space="preserve">5. </w:t>
       </w:r>
+      <m:oMath>
+        <m:sSup>
+          <m:e>
+            <m:r>
+              <m:t xml:space="preserve">3</m:t>
+            </m:r>
+          </m:e>
+          <m:sup>
+            <m:r>
+              <m:t xml:space="preserve">-</m:t>
+            </m:r>
+            <m:r>
+              <m:t xml:space="preserve">2</m:t>
+            </m:r>
+          </m:sup>
+        </m:sSup>
+      </m:oMath>
       <w:r>
         <w:rPr>
           <w:b/>
         </w:rPr>
-        <w:t>3⁻²</w:t>
-      </w:r>
-      <w:r>
-        <w:rPr>
-          <w:b w:val="0"/>
-        </w:rPr>
-        <w:t xml:space="preserve">: el exponente negativo invierte: 3⁻² = 1/3² = </w:t>
-      </w:r>
-      <w:r>
-        <w:rPr>
-          <w:b/>
-        </w:rPr>
-        <w:t>1/9</w:t>
-      </w:r>
+        <w:t xml:space="preserve">: el exponente negativo invierte: </w:t>
+      </w:r>
+      <m:oMath>
+        <m:sSup>
+          <m:e>
+            <m:r>
+              <m:t xml:space="preserve">3</m:t>
+            </m:r>
+          </m:e>
+          <m:sup>
+            <m:r>
+              <m:t xml:space="preserve">-</m:t>
+            </m:r>
+            <m:r>
+              <m:t xml:space="preserve">2</m:t>
+            </m:r>
+          </m:sup>
+        </m:sSup>
+        <m:r>
+          <m:t xml:space="preserve">=</m:t>
+        </m:r>
+        <m:f>
+          <m:fPr>
+            <m:ctrlPr/>
+          </m:fPr>
+          <m:num>
+            <m:r>
+              <m:t xml:space="preserve">1</m:t>
+            </m:r>
+          </m:num>
+          <m:den>
+            <m:sSup>
+              <m:e>
+                <m:r>
+                  <m:t xml:space="preserve">3</m:t>
+                </m:r>
+              </m:e>
+              <m:sup>
+                <m:r>
+                  <m:t xml:space="preserve">2</m:t>
+                </m:r>
+              </m:sup>
+            </m:sSup>
+          </m:den>
+        </m:f>
+        <m:r>
+          <m:t xml:space="preserve">=</m:t>
+        </m:r>
+        <m:f>
+          <m:fPr>
+            <m:ctrlPr/>
+          </m:fPr>
+          <m:num>
+            <m:r>
+              <m:t xml:space="preserve">1</m:t>
+            </m:r>
+          </m:num>
+          <m:den>
+            <m:r>
+              <m:t xml:space="preserve">9</m:t>
+            </m:r>
+          </m:den>
+        </m:f>
+      </m:oMath>
       <w:r>
         <w:rPr>
           <w:b w:val="0"/>
@@ -1141,8 +3084,75 @@
         <w:rPr>
           <w:b w:val="0"/>
         </w:rPr>
-        <w:t xml:space="preserve"> −32; 16; −16; 1; 1/9</w:t>
-      </w:r>
+        <w:t xml:space="preserve"> </w:t>
+      </w:r>
+      <m:oMath>
+        <m:r>
+          <m:t xml:space="preserve">-</m:t>
+        </m:r>
+        <m:r>
+          <m:t xml:space="preserve">32</m:t>
+        </m:r>
+      </m:oMath>
+      <w:r>
+        <w:rPr>
+          <w:b w:val="0"/>
+        </w:rPr>
+        <w:t xml:space="preserve">; </w:t>
+      </w:r>
+      <m:oMath>
+        <m:r>
+          <m:t xml:space="preserve">16</m:t>
+        </m:r>
+      </m:oMath>
+      <w:r>
+        <w:rPr>
+          <w:b w:val="0"/>
+        </w:rPr>
+        <w:t xml:space="preserve">; </w:t>
+      </w:r>
+      <m:oMath>
+        <m:r>
+          <m:t xml:space="preserve">-</m:t>
+        </m:r>
+        <m:r>
+          <m:t xml:space="preserve">16</m:t>
+        </m:r>
+      </m:oMath>
+      <w:r>
+        <w:rPr>
+          <w:b w:val="0"/>
+        </w:rPr>
+        <w:t xml:space="preserve">; </w:t>
+      </w:r>
+      <m:oMath>
+        <m:r>
+          <m:t xml:space="preserve">1</m:t>
+        </m:r>
+      </m:oMath>
+      <w:r>
+        <w:rPr>
+          <w:b w:val="0"/>
+        </w:rPr>
+        <w:t xml:space="preserve">; </w:t>
+      </w:r>
+      <m:oMath>
+        <m:f>
+          <m:fPr>
+            <m:ctrlPr/>
+          </m:fPr>
+          <m:num>
+            <m:r>
+              <m:t xml:space="preserve">1</m:t>
+            </m:r>
+          </m:num>
+          <m:den>
+            <m:r>
+              <m:t xml:space="preserve">9</m:t>
+            </m:r>
+          </m:den>
+        </m:f>
+      </m:oMath>
     </w:p>
     <w:p>
       <w:pPr>
@@ -1166,8 +3176,82 @@
         <w:rPr>
           <w:b w:val="0"/>
         </w:rPr>
-        <w:t xml:space="preserve"> Simplifica y calcula: (3²)³ ÷ (3⁴ × 3)</w:t>
-      </w:r>
+        <w:t xml:space="preserve"> Simplifica y calcula: </w:t>
+      </w:r>
+      <m:oMath>
+        <m:sSup>
+          <m:e>
+            <m:d>
+              <m:dPr>
+                <m:begChr m:val="("/>
+                <m:endChr m:val=")"/>
+                <m:ctrlPr/>
+              </m:dPr>
+              <m:e>
+                <m:sSup>
+                  <m:e>
+                    <m:r>
+                      <m:t xml:space="preserve">3</m:t>
+                    </m:r>
+                  </m:e>
+                  <m:sup>
+                    <m:r>
+                      <m:t xml:space="preserve">2</m:t>
+                    </m:r>
+                  </m:sup>
+                </m:sSup>
+              </m:e>
+            </m:d>
+          </m:e>
+          <m:sup>
+            <m:r>
+              <m:t xml:space="preserve">3</m:t>
+            </m:r>
+          </m:sup>
+        </m:sSup>
+        <m:r>
+          <m:rPr>
+            <m:nor/>
+          </m:rPr>
+          <m:t xml:space="preserve">÷</m:t>
+        </m:r>
+        <m:d>
+          <m:dPr>
+            <m:begChr m:val="("/>
+            <m:endChr m:val=")"/>
+            <m:ctrlPr/>
+          </m:dPr>
+          <m:e>
+            <m:sSup>
+              <m:e>
+                <m:r>
+                  <m:t xml:space="preserve">3</m:t>
+                </m:r>
+              </m:e>
+              <m:sup>
+                <m:r>
+                  <m:t xml:space="preserve">4</m:t>
+                </m:r>
+              </m:sup>
+            </m:sSup>
+            <m:r>
+              <m:rPr>
+                <m:nor/>
+              </m:rPr>
+              <m:t xml:space="preserve">×</m:t>
+            </m:r>
+            <m:r>
+              <m:rPr>
+                <m:nor/>
+              </m:rPr>
+              <m:t xml:space="preserve"> </m:t>
+            </m:r>
+            <m:r>
+              <m:t xml:space="preserve">3</m:t>
+            </m:r>
+          </m:e>
+        </m:d>
+      </m:oMath>
     </w:p>
     <w:p>
       <w:r>
@@ -1185,7 +3269,60 @@
         <w:rPr>
           <w:b w:val="0"/>
         </w:rPr>
-        <w:t>1. Empezamos por el paréntesis de la izquierda. Potencia de una potencia: se multiplican los exponentes. (3²)³ = 3⁶.</w:t>
+        <w:t xml:space="preserve">1. Empezamos por el paréntesis de la izquierda. Potencia de una potencia: se multiplican los exponentes. </w:t>
+      </w:r>
+      <m:oMath>
+        <m:sSup>
+          <m:e>
+            <m:d>
+              <m:dPr>
+                <m:begChr m:val="("/>
+                <m:endChr m:val=")"/>
+                <m:ctrlPr/>
+              </m:dPr>
+              <m:e>
+                <m:sSup>
+                  <m:e>
+                    <m:r>
+                      <m:t xml:space="preserve">3</m:t>
+                    </m:r>
+                  </m:e>
+                  <m:sup>
+                    <m:r>
+                      <m:t xml:space="preserve">2</m:t>
+                    </m:r>
+                  </m:sup>
+                </m:sSup>
+              </m:e>
+            </m:d>
+          </m:e>
+          <m:sup>
+            <m:r>
+              <m:t xml:space="preserve">3</m:t>
+            </m:r>
+          </m:sup>
+        </m:sSup>
+        <m:r>
+          <m:t xml:space="preserve">=</m:t>
+        </m:r>
+        <m:sSup>
+          <m:e>
+            <m:r>
+              <m:t xml:space="preserve">3</m:t>
+            </m:r>
+          </m:e>
+          <m:sup>
+            <m:r>
+              <m:t xml:space="preserve">6</m:t>
+            </m:r>
+          </m:sup>
+        </m:sSup>
+      </m:oMath>
+      <w:r>
+        <w:rPr>
+          <w:b w:val="0"/>
+        </w:rPr>
+        <w:t>.</w:t>
       </w:r>
     </w:p>
     <w:p>
@@ -1196,7 +3333,86 @@
         <w:rPr>
           <w:b w:val="0"/>
         </w:rPr>
-        <w:t>2. En el paréntesis de la derecha hay dos potencias de la misma base multiplicándose, así que se suman los exponentes. Recuerda que 3 es 3¹: 3⁴ × 3¹ = 3⁵.</w:t>
+        <w:t xml:space="preserve">2. En el paréntesis de la derecha hay dos potencias de la misma base multiplicándose, así que se suman los exponentes. Recuerda que 3 es </w:t>
+      </w:r>
+      <m:oMath>
+        <m:sSup>
+          <m:e>
+            <m:r>
+              <m:t xml:space="preserve">3</m:t>
+            </m:r>
+          </m:e>
+          <m:sup>
+            <m:r>
+              <m:t xml:space="preserve">1</m:t>
+            </m:r>
+          </m:sup>
+        </m:sSup>
+      </m:oMath>
+      <w:r>
+        <w:rPr>
+          <w:b w:val="0"/>
+        </w:rPr>
+        <w:t xml:space="preserve">: </w:t>
+      </w:r>
+      <m:oMath>
+        <m:sSup>
+          <m:e>
+            <m:r>
+              <m:t xml:space="preserve">3</m:t>
+            </m:r>
+          </m:e>
+          <m:sup>
+            <m:r>
+              <m:t xml:space="preserve">4</m:t>
+            </m:r>
+          </m:sup>
+        </m:sSup>
+        <m:r>
+          <m:rPr>
+            <m:nor/>
+          </m:rPr>
+          <m:t xml:space="preserve">×</m:t>
+        </m:r>
+        <m:r>
+          <m:rPr>
+            <m:nor/>
+          </m:rPr>
+          <m:t xml:space="preserve"> </m:t>
+        </m:r>
+        <m:sSup>
+          <m:e>
+            <m:r>
+              <m:t xml:space="preserve">3</m:t>
+            </m:r>
+          </m:e>
+          <m:sup>
+            <m:r>
+              <m:t xml:space="preserve">1</m:t>
+            </m:r>
+          </m:sup>
+        </m:sSup>
+        <m:r>
+          <m:t xml:space="preserve">=</m:t>
+        </m:r>
+        <m:sSup>
+          <m:e>
+            <m:r>
+              <m:t xml:space="preserve">3</m:t>
+            </m:r>
+          </m:e>
+          <m:sup>
+            <m:r>
+              <m:t xml:space="preserve">5</m:t>
+            </m:r>
+          </m:sup>
+        </m:sSup>
+      </m:oMath>
+      <w:r>
+        <w:rPr>
+          <w:b w:val="0"/>
+        </w:rPr>
+        <w:t>.</w:t>
       </w:r>
     </w:p>
     <w:p>
@@ -1207,7 +3423,92 @@
         <w:rPr>
           <w:b w:val="0"/>
         </w:rPr>
-        <w:t>3. Ahora tenemos 3⁶ ÷ 3⁵. Misma base dividiéndose: se restan los exponentes. 3⁶⁻⁵ = 3¹.</w:t>
+        <w:t xml:space="preserve">3. Ahora tenemos </w:t>
+      </w:r>
+      <m:oMath>
+        <m:sSup>
+          <m:e>
+            <m:r>
+              <m:t xml:space="preserve">3</m:t>
+            </m:r>
+          </m:e>
+          <m:sup>
+            <m:r>
+              <m:t xml:space="preserve">6</m:t>
+            </m:r>
+          </m:sup>
+        </m:sSup>
+        <m:r>
+          <m:rPr>
+            <m:nor/>
+          </m:rPr>
+          <m:t xml:space="preserve">÷</m:t>
+        </m:r>
+        <m:r>
+          <m:rPr>
+            <m:nor/>
+          </m:rPr>
+          <m:t xml:space="preserve"> </m:t>
+        </m:r>
+        <m:sSup>
+          <m:e>
+            <m:r>
+              <m:t xml:space="preserve">3</m:t>
+            </m:r>
+          </m:e>
+          <m:sup>
+            <m:r>
+              <m:t xml:space="preserve">5</m:t>
+            </m:r>
+          </m:sup>
+        </m:sSup>
+      </m:oMath>
+      <w:r>
+        <w:rPr>
+          <w:b w:val="0"/>
+        </w:rPr>
+        <w:t xml:space="preserve">. Misma base dividiéndose: se restan los exponentes. </w:t>
+      </w:r>
+      <m:oMath>
+        <m:sSup>
+          <m:e>
+            <m:r>
+              <m:t xml:space="preserve">3</m:t>
+            </m:r>
+          </m:e>
+          <m:sup>
+            <m:r>
+              <m:t xml:space="preserve">6</m:t>
+            </m:r>
+            <m:r>
+              <m:t xml:space="preserve">-</m:t>
+            </m:r>
+            <m:r>
+              <m:t xml:space="preserve">5</m:t>
+            </m:r>
+          </m:sup>
+        </m:sSup>
+        <m:r>
+          <m:t xml:space="preserve">=</m:t>
+        </m:r>
+        <m:sSup>
+          <m:e>
+            <m:r>
+              <m:t xml:space="preserve">3</m:t>
+            </m:r>
+          </m:e>
+          <m:sup>
+            <m:r>
+              <m:t xml:space="preserve">1</m:t>
+            </m:r>
+          </m:sup>
+        </m:sSup>
+      </m:oMath>
+      <w:r>
+        <w:rPr>
+          <w:b w:val="0"/>
+        </w:rPr>
+        <w:t>.</w:t>
       </w:r>
     </w:p>
     <w:p>
@@ -1218,7 +3519,33 @@
         <w:rPr>
           <w:b w:val="0"/>
         </w:rPr>
-        <w:t>4. 3¹ = 3.</w:t>
+        <w:t xml:space="preserve">4. </w:t>
+      </w:r>
+      <m:oMath>
+        <m:sSup>
+          <m:e>
+            <m:r>
+              <m:t xml:space="preserve">3</m:t>
+            </m:r>
+          </m:e>
+          <m:sup>
+            <m:r>
+              <m:t xml:space="preserve">1</m:t>
+            </m:r>
+          </m:sup>
+        </m:sSup>
+        <m:r>
+          <m:t xml:space="preserve">=</m:t>
+        </m:r>
+        <m:r>
+          <m:t xml:space="preserve">3</m:t>
+        </m:r>
+      </m:oMath>
+      <w:r>
+        <w:rPr>
+          <w:b w:val="0"/>
+        </w:rPr>
+        <w:t>.</w:t>
       </w:r>
     </w:p>
     <w:p>
@@ -1234,17 +3561,42 @@
         </w:rPr>
         <w:t xml:space="preserve"> </w:t>
       </w:r>
-      <w:r>
-        <w:rPr>
-          <w:b/>
-        </w:rPr>
-        <w:t>3</w:t>
-      </w:r>
+      <m:oMath>
+        <m:r>
+          <m:t xml:space="preserve">3</m:t>
+        </m:r>
+      </m:oMath>
       <w:r>
         <w:rPr>
           <w:b w:val="0"/>
         </w:rPr>
-        <w:t>. Sin propiedades habríamos tenido que calcular 729 ÷ 243; con ellas fueron tres restas mentales.</w:t>
+        <w:t xml:space="preserve">. Sin propiedades habríamos tenido que calcular </w:t>
+      </w:r>
+      <m:oMath>
+        <m:r>
+          <m:t xml:space="preserve">729</m:t>
+        </m:r>
+        <m:r>
+          <m:rPr>
+            <m:nor/>
+          </m:rPr>
+          <m:t xml:space="preserve">÷</m:t>
+        </m:r>
+        <m:r>
+          <m:rPr>
+            <m:nor/>
+          </m:rPr>
+          <m:t xml:space="preserve"> </m:t>
+        </m:r>
+        <m:r>
+          <m:t xml:space="preserve">243</m:t>
+        </m:r>
+      </m:oMath>
+      <w:r>
+        <w:rPr>
+          <w:b w:val="0"/>
+        </w:rPr>
+        <w:t>; con ellas fueron tres restas mentales.</w:t>
       </w:r>
     </w:p>
     <w:p>
@@ -1323,7 +3675,27 @@
         <w:rPr>
           <w:b w:val="0"/>
         </w:rPr>
-        <w:t>2. Duplicar cinco veces es multiplicar por 2 cinco veces, o sea por 2⁵.</w:t>
+        <w:t xml:space="preserve">2. Duplicar cinco veces es multiplicar por 2 cinco veces, o sea por </w:t>
+      </w:r>
+      <m:oMath>
+        <m:sSup>
+          <m:e>
+            <m:r>
+              <m:t xml:space="preserve">2</m:t>
+            </m:r>
+          </m:e>
+          <m:sup>
+            <m:r>
+              <m:t xml:space="preserve">5</m:t>
+            </m:r>
+          </m:sup>
+        </m:sSup>
+      </m:oMath>
+      <w:r>
+        <w:rPr>
+          <w:b w:val="0"/>
+        </w:rPr>
+        <w:t>.</w:t>
       </w:r>
     </w:p>
     <w:p>
@@ -1334,7 +3706,33 @@
         <w:rPr>
           <w:b w:val="0"/>
         </w:rPr>
-        <w:t>3. 2⁵ = 32.</w:t>
+        <w:t xml:space="preserve">3. </w:t>
+      </w:r>
+      <m:oMath>
+        <m:sSup>
+          <m:e>
+            <m:r>
+              <m:t xml:space="preserve">2</m:t>
+            </m:r>
+          </m:e>
+          <m:sup>
+            <m:r>
+              <m:t xml:space="preserve">5</m:t>
+            </m:r>
+          </m:sup>
+        </m:sSup>
+        <m:r>
+          <m:t xml:space="preserve">=</m:t>
+        </m:r>
+        <m:r>
+          <m:t xml:space="preserve">32</m:t>
+        </m:r>
+      </m:oMath>
+      <w:r>
+        <w:rPr>
+          <w:b w:val="0"/>
+        </w:rPr>
+        <w:t>.</w:t>
       </w:r>
     </w:p>
     <w:p>
@@ -1345,19 +3743,39 @@
         <w:rPr>
           <w:b w:val="0"/>
         </w:rPr>
-        <w:t xml:space="preserve">4. Ventas de junio: 50 × 32 = </w:t>
-      </w:r>
-      <w:r>
-        <w:rPr>
-          <w:b/>
-        </w:rPr>
-        <w:t>1.600 stickers</w:t>
-      </w:r>
+        <w:t xml:space="preserve">4. Ventas de junio: </w:t>
+      </w:r>
+      <m:oMath>
+        <m:r>
+          <m:t xml:space="preserve">50</m:t>
+        </m:r>
+        <m:r>
+          <m:rPr>
+            <m:nor/>
+          </m:rPr>
+          <m:t xml:space="preserve">×</m:t>
+        </m:r>
+        <m:r>
+          <m:rPr>
+            <m:nor/>
+          </m:rPr>
+          <m:t xml:space="preserve"> </m:t>
+        </m:r>
+        <m:r>
+          <m:t xml:space="preserve">32</m:t>
+        </m:r>
+        <m:r>
+          <m:t xml:space="preserve">=</m:t>
+        </m:r>
+        <m:r>
+          <m:t xml:space="preserve">1.600</m:t>
+        </m:r>
+      </m:oMath>
       <w:r>
         <w:rPr>
           <w:b w:val="0"/>
         </w:rPr>
-        <w:t>.</w:t>
+        <w:t xml:space="preserve"> stickers.</w:t>
       </w:r>
     </w:p>
     <w:p>
@@ -1368,7 +3786,36 @@
         <w:rPr>
           <w:b w:val="0"/>
         </w:rPr>
-        <w:t>5. Facturación: 1.600 × 1.500 = $2.400.000.</w:t>
+        <w:t xml:space="preserve">5. Facturación: </w:t>
+      </w:r>
+      <m:oMath>
+        <m:r>
+          <m:t xml:space="preserve">1.600</m:t>
+        </m:r>
+        <m:r>
+          <m:rPr>
+            <m:nor/>
+          </m:rPr>
+          <m:t xml:space="preserve">×</m:t>
+        </m:r>
+        <m:r>
+          <m:rPr>
+            <m:nor/>
+          </m:rPr>
+          <m:t xml:space="preserve"> </m:t>
+        </m:r>
+        <m:r>
+          <m:t xml:space="preserve">1.500</m:t>
+        </m:r>
+        <m:r>
+          <m:t xml:space="preserve">=</m:t>
+        </m:r>
+      </m:oMath>
+      <w:r>
+        <w:rPr>
+          <w:b w:val="0"/>
+        </w:rPr>
+        <w:t xml:space="preserve"> $2.400.000.</w:t>
       </w:r>
     </w:p>
     <w:p>
@@ -1444,8 +3891,211 @@
         <w:rPr>
           <w:b w:val="0"/>
         </w:rPr>
-        <w:t>1. Escribe como potencia y calcula: a) 3 × 3 × 3 × 3 b) 5 × 5 c) 2 × 2 × 2 × 2 × 2 × 2 d) 10 × 10 × 10</w:t>
-      </w:r>
+        <w:t xml:space="preserve">1. Escribe como potencia y calcula: a) </w:t>
+      </w:r>
+      <m:oMath>
+        <m:r>
+          <m:t xml:space="preserve">3</m:t>
+        </m:r>
+        <m:r>
+          <m:rPr>
+            <m:nor/>
+          </m:rPr>
+          <m:t xml:space="preserve">×</m:t>
+        </m:r>
+        <m:r>
+          <m:rPr>
+            <m:nor/>
+          </m:rPr>
+          <m:t xml:space="preserve"> </m:t>
+        </m:r>
+        <m:r>
+          <m:t xml:space="preserve">3</m:t>
+        </m:r>
+        <m:r>
+          <m:rPr>
+            <m:nor/>
+          </m:rPr>
+          <m:t xml:space="preserve">×</m:t>
+        </m:r>
+        <m:r>
+          <m:rPr>
+            <m:nor/>
+          </m:rPr>
+          <m:t xml:space="preserve"> </m:t>
+        </m:r>
+        <m:r>
+          <m:t xml:space="preserve">3</m:t>
+        </m:r>
+        <m:r>
+          <m:rPr>
+            <m:nor/>
+          </m:rPr>
+          <m:t xml:space="preserve">×</m:t>
+        </m:r>
+        <m:r>
+          <m:rPr>
+            <m:nor/>
+          </m:rPr>
+          <m:t xml:space="preserve"> </m:t>
+        </m:r>
+        <m:r>
+          <m:t xml:space="preserve">3</m:t>
+        </m:r>
+      </m:oMath>
+      <w:r>
+        <w:rPr>
+          <w:b w:val="0"/>
+        </w:rPr>
+        <w:t xml:space="preserve"> b) </w:t>
+      </w:r>
+      <m:oMath>
+        <m:r>
+          <m:t xml:space="preserve">5</m:t>
+        </m:r>
+        <m:r>
+          <m:rPr>
+            <m:nor/>
+          </m:rPr>
+          <m:t xml:space="preserve">×</m:t>
+        </m:r>
+        <m:r>
+          <m:rPr>
+            <m:nor/>
+          </m:rPr>
+          <m:t xml:space="preserve"> </m:t>
+        </m:r>
+        <m:r>
+          <m:t xml:space="preserve">5</m:t>
+        </m:r>
+      </m:oMath>
+      <w:r>
+        <w:rPr>
+          <w:b w:val="0"/>
+        </w:rPr>
+        <w:t xml:space="preserve"> c) </w:t>
+      </w:r>
+      <m:oMath>
+        <m:r>
+          <m:t xml:space="preserve">2</m:t>
+        </m:r>
+        <m:r>
+          <m:rPr>
+            <m:nor/>
+          </m:rPr>
+          <m:t xml:space="preserve">×</m:t>
+        </m:r>
+        <m:r>
+          <m:rPr>
+            <m:nor/>
+          </m:rPr>
+          <m:t xml:space="preserve"> </m:t>
+        </m:r>
+        <m:r>
+          <m:t xml:space="preserve">2</m:t>
+        </m:r>
+        <m:r>
+          <m:rPr>
+            <m:nor/>
+          </m:rPr>
+          <m:t xml:space="preserve">×</m:t>
+        </m:r>
+        <m:r>
+          <m:rPr>
+            <m:nor/>
+          </m:rPr>
+          <m:t xml:space="preserve"> </m:t>
+        </m:r>
+        <m:r>
+          <m:t xml:space="preserve">2</m:t>
+        </m:r>
+        <m:r>
+          <m:rPr>
+            <m:nor/>
+          </m:rPr>
+          <m:t xml:space="preserve">×</m:t>
+        </m:r>
+        <m:r>
+          <m:rPr>
+            <m:nor/>
+          </m:rPr>
+          <m:t xml:space="preserve"> </m:t>
+        </m:r>
+        <m:r>
+          <m:t xml:space="preserve">2</m:t>
+        </m:r>
+        <m:r>
+          <m:rPr>
+            <m:nor/>
+          </m:rPr>
+          <m:t xml:space="preserve">×</m:t>
+        </m:r>
+        <m:r>
+          <m:rPr>
+            <m:nor/>
+          </m:rPr>
+          <m:t xml:space="preserve"> </m:t>
+        </m:r>
+        <m:r>
+          <m:t xml:space="preserve">2</m:t>
+        </m:r>
+        <m:r>
+          <m:rPr>
+            <m:nor/>
+          </m:rPr>
+          <m:t xml:space="preserve">×</m:t>
+        </m:r>
+        <m:r>
+          <m:rPr>
+            <m:nor/>
+          </m:rPr>
+          <m:t xml:space="preserve"> </m:t>
+        </m:r>
+        <m:r>
+          <m:t xml:space="preserve">2</m:t>
+        </m:r>
+      </m:oMath>
+      <w:r>
+        <w:rPr>
+          <w:b w:val="0"/>
+        </w:rPr>
+        <w:t xml:space="preserve"> d) </w:t>
+      </w:r>
+      <m:oMath>
+        <m:r>
+          <m:t xml:space="preserve">10</m:t>
+        </m:r>
+        <m:r>
+          <m:rPr>
+            <m:nor/>
+          </m:rPr>
+          <m:t xml:space="preserve">×</m:t>
+        </m:r>
+        <m:r>
+          <m:rPr>
+            <m:nor/>
+          </m:rPr>
+          <m:t xml:space="preserve"> </m:t>
+        </m:r>
+        <m:r>
+          <m:t xml:space="preserve">10</m:t>
+        </m:r>
+        <m:r>
+          <m:rPr>
+            <m:nor/>
+          </m:rPr>
+          <m:t xml:space="preserve">×</m:t>
+        </m:r>
+        <m:r>
+          <m:rPr>
+            <m:nor/>
+          </m:rPr>
+          <m:t xml:space="preserve"> </m:t>
+        </m:r>
+        <m:r>
+          <m:t xml:space="preserve">10</m:t>
+        </m:r>
+      </m:oMath>
     </w:p>
     <w:p>
       <w:pPr>
@@ -1455,8 +4105,135 @@
         <w:rPr>
           <w:b w:val="0"/>
         </w:rPr>
-        <w:t>2. Calcula: a) (−2)³ b) (−2)⁴ c) −2⁴ d) (−5)² e) −5²</w:t>
-      </w:r>
+        <w:t xml:space="preserve">2. Calcula: a) </w:t>
+      </w:r>
+      <m:oMath>
+        <m:r>
+          <m:t xml:space="preserve">(</m:t>
+        </m:r>
+        <m:r>
+          <m:t xml:space="preserve">-</m:t>
+        </m:r>
+        <m:r>
+          <m:t xml:space="preserve">2</m:t>
+        </m:r>
+        <m:sSup>
+          <m:e>
+            <m:r>
+              <m:t xml:space="preserve">)</m:t>
+            </m:r>
+          </m:e>
+          <m:sup>
+            <m:r>
+              <m:t xml:space="preserve">3</m:t>
+            </m:r>
+          </m:sup>
+        </m:sSup>
+      </m:oMath>
+      <w:r>
+        <w:rPr>
+          <w:b w:val="0"/>
+        </w:rPr>
+        <w:t xml:space="preserve"> b) </w:t>
+      </w:r>
+      <m:oMath>
+        <m:r>
+          <m:t xml:space="preserve">(</m:t>
+        </m:r>
+        <m:r>
+          <m:t xml:space="preserve">-</m:t>
+        </m:r>
+        <m:r>
+          <m:t xml:space="preserve">2</m:t>
+        </m:r>
+        <m:sSup>
+          <m:e>
+            <m:r>
+              <m:t xml:space="preserve">)</m:t>
+            </m:r>
+          </m:e>
+          <m:sup>
+            <m:r>
+              <m:t xml:space="preserve">4</m:t>
+            </m:r>
+          </m:sup>
+        </m:sSup>
+      </m:oMath>
+      <w:r>
+        <w:rPr>
+          <w:b w:val="0"/>
+        </w:rPr>
+        <w:t xml:space="preserve"> c) </w:t>
+      </w:r>
+      <m:oMath>
+        <m:r>
+          <m:t xml:space="preserve">-</m:t>
+        </m:r>
+        <m:sSup>
+          <m:e>
+            <m:r>
+              <m:t xml:space="preserve">2</m:t>
+            </m:r>
+          </m:e>
+          <m:sup>
+            <m:r>
+              <m:t xml:space="preserve">4</m:t>
+            </m:r>
+          </m:sup>
+        </m:sSup>
+      </m:oMath>
+      <w:r>
+        <w:rPr>
+          <w:b w:val="0"/>
+        </w:rPr>
+        <w:t xml:space="preserve"> d) </w:t>
+      </w:r>
+      <m:oMath>
+        <m:r>
+          <m:t xml:space="preserve">(</m:t>
+        </m:r>
+        <m:r>
+          <m:t xml:space="preserve">-</m:t>
+        </m:r>
+        <m:r>
+          <m:t xml:space="preserve">5</m:t>
+        </m:r>
+        <m:sSup>
+          <m:e>
+            <m:r>
+              <m:t xml:space="preserve">)</m:t>
+            </m:r>
+          </m:e>
+          <m:sup>
+            <m:r>
+              <m:t xml:space="preserve">2</m:t>
+            </m:r>
+          </m:sup>
+        </m:sSup>
+      </m:oMath>
+      <w:r>
+        <w:rPr>
+          <w:b w:val="0"/>
+        </w:rPr>
+        <w:t xml:space="preserve"> e) </w:t>
+      </w:r>
+      <m:oMath>
+        <m:r>
+          <m:t xml:space="preserve">-</m:t>
+        </m:r>
+        <m:sSup>
+          <m:e>
+            <m:r>
+              <m:t xml:space="preserve">5</m:t>
+            </m:r>
+          </m:e>
+          <m:sup>
+            <m:r>
+              <m:t xml:space="preserve">2</m:t>
+            </m:r>
+          </m:sup>
+        </m:sSup>
+      </m:oMath>
     </w:p>
     <w:p>
       <w:pPr>
@@ -1466,8 +4243,111 @@
         <w:rPr>
           <w:b w:val="0"/>
         </w:rPr>
-        <w:t>3. Calcula: a) 7⁰ b) 7¹ c) 1⁹ d) 0⁵ e) (−1)¹⁰⁰</w:t>
-      </w:r>
+        <w:t xml:space="preserve">3. Calcula: a) </w:t>
+      </w:r>
+      <m:oMath>
+        <m:sSup>
+          <m:e>
+            <m:r>
+              <m:t xml:space="preserve">7</m:t>
+            </m:r>
+          </m:e>
+          <m:sup>
+            <m:r>
+              <m:t xml:space="preserve">0</m:t>
+            </m:r>
+          </m:sup>
+        </m:sSup>
+      </m:oMath>
+      <w:r>
+        <w:rPr>
+          <w:b w:val="0"/>
+        </w:rPr>
+        <w:t xml:space="preserve"> b) </w:t>
+      </w:r>
+      <m:oMath>
+        <m:sSup>
+          <m:e>
+            <m:r>
+              <m:t xml:space="preserve">7</m:t>
+            </m:r>
+          </m:e>
+          <m:sup>
+            <m:r>
+              <m:t xml:space="preserve">1</m:t>
+            </m:r>
+          </m:sup>
+        </m:sSup>
+      </m:oMath>
+      <w:r>
+        <w:rPr>
+          <w:b w:val="0"/>
+        </w:rPr>
+        <w:t xml:space="preserve"> c) </w:t>
+      </w:r>
+      <m:oMath>
+        <m:sSup>
+          <m:e>
+            <m:r>
+              <m:t xml:space="preserve">1</m:t>
+            </m:r>
+          </m:e>
+          <m:sup>
+            <m:r>
+              <m:t xml:space="preserve">9</m:t>
+            </m:r>
+          </m:sup>
+        </m:sSup>
+      </m:oMath>
+      <w:r>
+        <w:rPr>
+          <w:b w:val="0"/>
+        </w:rPr>
+        <w:t xml:space="preserve"> d) </w:t>
+      </w:r>
+      <m:oMath>
+        <m:sSup>
+          <m:e>
+            <m:r>
+              <m:t xml:space="preserve">0</m:t>
+            </m:r>
+          </m:e>
+          <m:sup>
+            <m:r>
+              <m:t xml:space="preserve">5</m:t>
+            </m:r>
+          </m:sup>
+        </m:sSup>
+      </m:oMath>
+      <w:r>
+        <w:rPr>
+          <w:b w:val="0"/>
+        </w:rPr>
+        <w:t xml:space="preserve"> e) </w:t>
+      </w:r>
+      <m:oMath>
+        <m:r>
+          <m:t xml:space="preserve">(</m:t>
+        </m:r>
+        <m:r>
+          <m:t xml:space="preserve">-</m:t>
+        </m:r>
+        <m:r>
+          <m:t xml:space="preserve">1</m:t>
+        </m:r>
+        <m:sSup>
+          <m:e>
+            <m:r>
+              <m:t xml:space="preserve">)</m:t>
+            </m:r>
+          </m:e>
+          <m:sup>
+            <m:r>
+              <m:t xml:space="preserve">100</m:t>
+            </m:r>
+          </m:sup>
+        </m:sSup>
+      </m:oMath>
     </w:p>
     <w:p>
       <w:pPr>
@@ -1477,8 +4357,115 @@
         <w:rPr>
           <w:b w:val="0"/>
         </w:rPr>
-        <w:t>4. Escribe sin exponente negativo y calcula: a) 2⁻³ b) 5⁻² c) 10⁻¹ d) (1/3)⁻²</w:t>
-      </w:r>
+        <w:t xml:space="preserve">4. Escribe sin exponente negativo y calcula: a) </w:t>
+      </w:r>
+      <m:oMath>
+        <m:sSup>
+          <m:e>
+            <m:r>
+              <m:t xml:space="preserve">2</m:t>
+            </m:r>
+          </m:e>
+          <m:sup>
+            <m:r>
+              <m:t xml:space="preserve">-</m:t>
+            </m:r>
+            <m:r>
+              <m:t xml:space="preserve">3</m:t>
+            </m:r>
+          </m:sup>
+        </m:sSup>
+      </m:oMath>
+      <w:r>
+        <w:rPr>
+          <w:b w:val="0"/>
+        </w:rPr>
+        <w:t xml:space="preserve"> b) </w:t>
+      </w:r>
+      <m:oMath>
+        <m:sSup>
+          <m:e>
+            <m:r>
+              <m:t xml:space="preserve">5</m:t>
+            </m:r>
+          </m:e>
+          <m:sup>
+            <m:r>
+              <m:t xml:space="preserve">-</m:t>
+            </m:r>
+            <m:r>
+              <m:t xml:space="preserve">2</m:t>
+            </m:r>
+          </m:sup>
+        </m:sSup>
+      </m:oMath>
+      <w:r>
+        <w:rPr>
+          <w:b w:val="0"/>
+        </w:rPr>
+        <w:t xml:space="preserve"> c) </w:t>
+      </w:r>
+      <m:oMath>
+        <m:sSup>
+          <m:e>
+            <m:r>
+              <m:t xml:space="preserve">10</m:t>
+            </m:r>
+          </m:e>
+          <m:sup>
+            <m:r>
+              <m:t xml:space="preserve">-</m:t>
+            </m:r>
+            <m:r>
+              <m:t xml:space="preserve">1</m:t>
+            </m:r>
+          </m:sup>
+        </m:sSup>
+      </m:oMath>
+      <w:r>
+        <w:rPr>
+          <w:b w:val="0"/>
+        </w:rPr>
+        <w:t xml:space="preserve"> d) </w:t>
+      </w:r>
+      <m:oMath>
+        <m:sSup>
+          <m:e>
+            <m:d>
+              <m:dPr>
+                <m:begChr m:val="("/>
+                <m:endChr m:val=")"/>
+                <m:ctrlPr/>
+              </m:dPr>
+              <m:e>
+                <m:f>
+                  <m:fPr>
+                    <m:ctrlPr/>
+                  </m:fPr>
+                  <m:num>
+                    <m:r>
+                      <m:t xml:space="preserve">1</m:t>
+                    </m:r>
+                  </m:num>
+                  <m:den>
+                    <m:r>
+                      <m:t xml:space="preserve">3</m:t>
+                    </m:r>
+                  </m:den>
+                </m:f>
+              </m:e>
+            </m:d>
+          </m:e>
+          <m:sup>
+            <m:r>
+              <m:t xml:space="preserve">-</m:t>
+            </m:r>
+            <m:r>
+              <m:t xml:space="preserve">2</m:t>
+            </m:r>
+          </m:sup>
+        </m:sSup>
+      </m:oMath>
     </w:p>
     <w:p>
       <w:pPr>
@@ -1512,8 +4499,201 @@
         <w:rPr>
           <w:b w:val="0"/>
         </w:rPr>
-        <w:t xml:space="preserve"> y corrige lo falso: a) 3² = 6 b) (−4)² = 16 c) 2³ × 2² = 2⁶ d) 5⁰ = 0 e) (3²)³ = 3⁶</w:t>
-      </w:r>
+        <w:t xml:space="preserve"> y corrige lo falso: a) </w:t>
+      </w:r>
+      <m:oMath>
+        <m:sSup>
+          <m:e>
+            <m:r>
+              <m:t xml:space="preserve">3</m:t>
+            </m:r>
+          </m:e>
+          <m:sup>
+            <m:r>
+              <m:t xml:space="preserve">2</m:t>
+            </m:r>
+          </m:sup>
+        </m:sSup>
+        <m:r>
+          <m:t xml:space="preserve">=</m:t>
+        </m:r>
+        <m:r>
+          <m:t xml:space="preserve">6</m:t>
+        </m:r>
+      </m:oMath>
+      <w:r>
+        <w:rPr>
+          <w:b w:val="0"/>
+        </w:rPr>
+        <w:t xml:space="preserve"> b) </w:t>
+      </w:r>
+      <m:oMath>
+        <m:r>
+          <m:t xml:space="preserve">(</m:t>
+        </m:r>
+        <m:r>
+          <m:t xml:space="preserve">-</m:t>
+        </m:r>
+        <m:r>
+          <m:t xml:space="preserve">4</m:t>
+        </m:r>
+        <m:sSup>
+          <m:e>
+            <m:r>
+              <m:t xml:space="preserve">)</m:t>
+            </m:r>
+          </m:e>
+          <m:sup>
+            <m:r>
+              <m:t xml:space="preserve">2</m:t>
+            </m:r>
+          </m:sup>
+        </m:sSup>
+        <m:r>
+          <m:t xml:space="preserve">=</m:t>
+        </m:r>
+        <m:r>
+          <m:t xml:space="preserve">16</m:t>
+        </m:r>
+      </m:oMath>
+      <w:r>
+        <w:rPr>
+          <w:b w:val="0"/>
+        </w:rPr>
+        <w:t xml:space="preserve"> c) </w:t>
+      </w:r>
+      <m:oMath>
+        <m:sSup>
+          <m:e>
+            <m:r>
+              <m:t xml:space="preserve">2</m:t>
+            </m:r>
+          </m:e>
+          <m:sup>
+            <m:r>
+              <m:t xml:space="preserve">3</m:t>
+            </m:r>
+          </m:sup>
+        </m:sSup>
+        <m:r>
+          <m:rPr>
+            <m:nor/>
+          </m:rPr>
+          <m:t xml:space="preserve">×</m:t>
+        </m:r>
+        <m:r>
+          <m:rPr>
+            <m:nor/>
+          </m:rPr>
+          <m:t xml:space="preserve"> </m:t>
+        </m:r>
+        <m:sSup>
+          <m:e>
+            <m:r>
+              <m:t xml:space="preserve">2</m:t>
+            </m:r>
+          </m:e>
+          <m:sup>
+            <m:r>
+              <m:t xml:space="preserve">2</m:t>
+            </m:r>
+          </m:sup>
+        </m:sSup>
+        <m:r>
+          <m:t xml:space="preserve">=</m:t>
+        </m:r>
+        <m:sSup>
+          <m:e>
+            <m:r>
+              <m:t xml:space="preserve">2</m:t>
+            </m:r>
+          </m:e>
+          <m:sup>
+            <m:r>
+              <m:t xml:space="preserve">6</m:t>
+            </m:r>
+          </m:sup>
+        </m:sSup>
+      </m:oMath>
+      <w:r>
+        <w:rPr>
+          <w:b w:val="0"/>
+        </w:rPr>
+        <w:t xml:space="preserve"> d) </w:t>
+      </w:r>
+      <m:oMath>
+        <m:sSup>
+          <m:e>
+            <m:r>
+              <m:t xml:space="preserve">5</m:t>
+            </m:r>
+          </m:e>
+          <m:sup>
+            <m:r>
+              <m:t xml:space="preserve">0</m:t>
+            </m:r>
+          </m:sup>
+        </m:sSup>
+        <m:r>
+          <m:t xml:space="preserve">=</m:t>
+        </m:r>
+        <m:r>
+          <m:t xml:space="preserve">0</m:t>
+        </m:r>
+      </m:oMath>
+      <w:r>
+        <w:rPr>
+          <w:b w:val="0"/>
+        </w:rPr>
+        <w:t xml:space="preserve"> e) </w:t>
+      </w:r>
+      <m:oMath>
+        <m:sSup>
+          <m:e>
+            <m:d>
+              <m:dPr>
+                <m:begChr m:val="("/>
+                <m:endChr m:val=")"/>
+                <m:ctrlPr/>
+              </m:dPr>
+              <m:e>
+                <m:sSup>
+                  <m:e>
+                    <m:r>
+                      <m:t xml:space="preserve">3</m:t>
+                    </m:r>
+                  </m:e>
+                  <m:sup>
+                    <m:r>
+                      <m:t xml:space="preserve">2</m:t>
+                    </m:r>
+                  </m:sup>
+                </m:sSup>
+              </m:e>
+            </m:d>
+          </m:e>
+          <m:sup>
+            <m:r>
+              <m:t xml:space="preserve">3</m:t>
+            </m:r>
+          </m:sup>
+        </m:sSup>
+        <m:r>
+          <m:t xml:space="preserve">=</m:t>
+        </m:r>
+        <m:sSup>
+          <m:e>
+            <m:r>
+              <m:t xml:space="preserve">3</m:t>
+            </m:r>
+          </m:e>
+          <m:sup>
+            <m:r>
+              <m:t xml:space="preserve">6</m:t>
+            </m:r>
+          </m:sup>
+        </m:sSup>
+      </m:oMath>
     </w:p>
     <w:p>
       <w:r>
@@ -1531,8 +4711,175 @@
         <w:rPr>
           <w:b w:val="0"/>
         </w:rPr>
-        <w:t>6. Aplica las propiedades y deja una sola potencia: a) 4³ × 4⁵ b) 7⁹ ÷ 7⁶ c) (5³)² d) 2⁴ × 2⁻⁶</w:t>
-      </w:r>
+        <w:t xml:space="preserve">6. Aplica las propiedades y deja una sola potencia: a) </w:t>
+      </w:r>
+      <m:oMath>
+        <m:sSup>
+          <m:e>
+            <m:r>
+              <m:t xml:space="preserve">4</m:t>
+            </m:r>
+          </m:e>
+          <m:sup>
+            <m:r>
+              <m:t xml:space="preserve">3</m:t>
+            </m:r>
+          </m:sup>
+        </m:sSup>
+        <m:r>
+          <m:rPr>
+            <m:nor/>
+          </m:rPr>
+          <m:t xml:space="preserve">×</m:t>
+        </m:r>
+        <m:r>
+          <m:rPr>
+            <m:nor/>
+          </m:rPr>
+          <m:t xml:space="preserve"> </m:t>
+        </m:r>
+        <m:sSup>
+          <m:e>
+            <m:r>
+              <m:t xml:space="preserve">4</m:t>
+            </m:r>
+          </m:e>
+          <m:sup>
+            <m:r>
+              <m:t xml:space="preserve">5</m:t>
+            </m:r>
+          </m:sup>
+        </m:sSup>
+      </m:oMath>
+      <w:r>
+        <w:rPr>
+          <w:b w:val="0"/>
+        </w:rPr>
+        <w:t xml:space="preserve"> b) </w:t>
+      </w:r>
+      <m:oMath>
+        <m:sSup>
+          <m:e>
+            <m:r>
+              <m:t xml:space="preserve">7</m:t>
+            </m:r>
+          </m:e>
+          <m:sup>
+            <m:r>
+              <m:t xml:space="preserve">9</m:t>
+            </m:r>
+          </m:sup>
+        </m:sSup>
+        <m:r>
+          <m:rPr>
+            <m:nor/>
+          </m:rPr>
+          <m:t xml:space="preserve">÷</m:t>
+        </m:r>
+        <m:r>
+          <m:rPr>
+            <m:nor/>
+          </m:rPr>
+          <m:t xml:space="preserve"> </m:t>
+        </m:r>
+        <m:sSup>
+          <m:e>
+            <m:r>
+              <m:t xml:space="preserve">7</m:t>
+            </m:r>
+          </m:e>
+          <m:sup>
+            <m:r>
+              <m:t xml:space="preserve">6</m:t>
+            </m:r>
+          </m:sup>
+        </m:sSup>
+      </m:oMath>
+      <w:r>
+        <w:rPr>
+          <w:b w:val="0"/>
+        </w:rPr>
+        <w:t xml:space="preserve"> c) </w:t>
+      </w:r>
+      <m:oMath>
+        <m:sSup>
+          <m:e>
+            <m:d>
+              <m:dPr>
+                <m:begChr m:val="("/>
+                <m:endChr m:val=")"/>
+                <m:ctrlPr/>
+              </m:dPr>
+              <m:e>
+                <m:sSup>
+                  <m:e>
+                    <m:r>
+                      <m:t xml:space="preserve">5</m:t>
+                    </m:r>
+                  </m:e>
+                  <m:sup>
+                    <m:r>
+                      <m:t xml:space="preserve">3</m:t>
+                    </m:r>
+                  </m:sup>
+                </m:sSup>
+              </m:e>
+            </m:d>
+          </m:e>
+          <m:sup>
+            <m:r>
+              <m:t xml:space="preserve">2</m:t>
+            </m:r>
+          </m:sup>
+        </m:sSup>
+      </m:oMath>
+      <w:r>
+        <w:rPr>
+          <w:b w:val="0"/>
+        </w:rPr>
+        <w:t xml:space="preserve"> d) </w:t>
+      </w:r>
+      <m:oMath>
+        <m:sSup>
+          <m:e>
+            <m:r>
+              <m:t xml:space="preserve">2</m:t>
+            </m:r>
+          </m:e>
+          <m:sup>
+            <m:r>
+              <m:t xml:space="preserve">4</m:t>
+            </m:r>
+          </m:sup>
+        </m:sSup>
+        <m:r>
+          <m:rPr>
+            <m:nor/>
+          </m:rPr>
+          <m:t xml:space="preserve">×</m:t>
+        </m:r>
+        <m:r>
+          <m:rPr>
+            <m:nor/>
+          </m:rPr>
+          <m:t xml:space="preserve"> </m:t>
+        </m:r>
+        <m:sSup>
+          <m:e>
+            <m:r>
+              <m:t xml:space="preserve">2</m:t>
+            </m:r>
+          </m:e>
+          <m:sup>
+            <m:r>
+              <m:t xml:space="preserve">-</m:t>
+            </m:r>
+            <m:r>
+              <m:t xml:space="preserve">6</m:t>
+            </m:r>
+          </m:sup>
+        </m:sSup>
+      </m:oMath>
     </w:p>
     <w:p>
       <w:pPr>
@@ -1542,8 +4889,190 @@
         <w:rPr>
           <w:b w:val="0"/>
         </w:rPr>
-        <w:t>7. Simplifica: a) (a³ · a⁴) ÷ a² b) (x²)⁵ c) (2y)³ d) m⁵ ÷ m⁵</w:t>
-      </w:r>
+        <w:t xml:space="preserve">7. Simplifica: a) </w:t>
+      </w:r>
+      <m:oMath>
+        <m:d>
+          <m:dPr>
+            <m:begChr m:val="("/>
+            <m:endChr m:val=")"/>
+            <m:ctrlPr/>
+          </m:dPr>
+          <m:e>
+            <m:sSup>
+              <m:e>
+                <m:r>
+                  <m:t xml:space="preserve">a</m:t>
+                </m:r>
+              </m:e>
+              <m:sup>
+                <m:r>
+                  <m:t xml:space="preserve">3</m:t>
+                </m:r>
+              </m:sup>
+            </m:sSup>
+            <m:r>
+              <m:rPr>
+                <m:nor/>
+              </m:rPr>
+              <m:t xml:space="preserve">·</m:t>
+            </m:r>
+            <m:r>
+              <m:rPr>
+                <m:nor/>
+              </m:rPr>
+              <m:t xml:space="preserve"> </m:t>
+            </m:r>
+            <m:sSup>
+              <m:e>
+                <m:r>
+                  <m:t xml:space="preserve">a</m:t>
+                </m:r>
+              </m:e>
+              <m:sup>
+                <m:r>
+                  <m:t xml:space="preserve">4</m:t>
+                </m:r>
+              </m:sup>
+            </m:sSup>
+          </m:e>
+        </m:d>
+        <m:r>
+          <m:rPr>
+            <m:nor/>
+          </m:rPr>
+          <m:t xml:space="preserve">÷</m:t>
+        </m:r>
+        <m:r>
+          <m:rPr>
+            <m:nor/>
+          </m:rPr>
+          <m:t xml:space="preserve"> </m:t>
+        </m:r>
+        <m:sSup>
+          <m:e>
+            <m:r>
+              <m:t xml:space="preserve">a</m:t>
+            </m:r>
+          </m:e>
+          <m:sup>
+            <m:r>
+              <m:t xml:space="preserve">2</m:t>
+            </m:r>
+          </m:sup>
+        </m:sSup>
+      </m:oMath>
+      <w:r>
+        <w:rPr>
+          <w:b w:val="0"/>
+        </w:rPr>
+        <w:t xml:space="preserve"> b) </w:t>
+      </w:r>
+      <m:oMath>
+        <m:sSup>
+          <m:e>
+            <m:d>
+              <m:dPr>
+                <m:begChr m:val="("/>
+                <m:endChr m:val=")"/>
+                <m:ctrlPr/>
+              </m:dPr>
+              <m:e>
+                <m:sSup>
+                  <m:e>
+                    <m:r>
+                      <m:t xml:space="preserve">x</m:t>
+                    </m:r>
+                  </m:e>
+                  <m:sup>
+                    <m:r>
+                      <m:t xml:space="preserve">2</m:t>
+                    </m:r>
+                  </m:sup>
+                </m:sSup>
+              </m:e>
+            </m:d>
+          </m:e>
+          <m:sup>
+            <m:r>
+              <m:t xml:space="preserve">5</m:t>
+            </m:r>
+          </m:sup>
+        </m:sSup>
+      </m:oMath>
+      <w:r>
+        <w:rPr>
+          <w:b w:val="0"/>
+        </w:rPr>
+        <w:t xml:space="preserve"> c) </w:t>
+      </w:r>
+      <m:oMath>
+        <m:r>
+          <m:t xml:space="preserve">(</m:t>
+        </m:r>
+        <m:r>
+          <m:t xml:space="preserve">2</m:t>
+        </m:r>
+        <m:r>
+          <m:t xml:space="preserve">y</m:t>
+        </m:r>
+        <m:sSup>
+          <m:e>
+            <m:r>
+              <m:t xml:space="preserve">)</m:t>
+            </m:r>
+          </m:e>
+          <m:sup>
+            <m:r>
+              <m:t xml:space="preserve">3</m:t>
+            </m:r>
+          </m:sup>
+        </m:sSup>
+      </m:oMath>
+      <w:r>
+        <w:rPr>
+          <w:b w:val="0"/>
+        </w:rPr>
+        <w:t xml:space="preserve"> d) </w:t>
+      </w:r>
+      <m:oMath>
+        <m:sSup>
+          <m:e>
+            <m:r>
+              <m:t xml:space="preserve">m</m:t>
+            </m:r>
+          </m:e>
+          <m:sup>
+            <m:r>
+              <m:t xml:space="preserve">5</m:t>
+            </m:r>
+          </m:sup>
+        </m:sSup>
+        <m:r>
+          <m:rPr>
+            <m:nor/>
+          </m:rPr>
+          <m:t xml:space="preserve">÷</m:t>
+        </m:r>
+        <m:r>
+          <m:rPr>
+            <m:nor/>
+          </m:rPr>
+          <m:t xml:space="preserve"> </m:t>
+        </m:r>
+        <m:sSup>
+          <m:e>
+            <m:r>
+              <m:t xml:space="preserve">m</m:t>
+            </m:r>
+          </m:e>
+          <m:sup>
+            <m:r>
+              <m:t xml:space="preserve">5</m:t>
+            </m:r>
+          </m:sup>
+        </m:sSup>
+      </m:oMath>
     </w:p>
     <w:p>
       <w:pPr>
@@ -1553,8 +5082,154 @@
         <w:rPr>
           <w:b w:val="0"/>
         </w:rPr>
-        <w:t>8. Calcula paso a paso y compara los resultados de cada pareja: a) 3² + 4² b) (3 + 4)² c) 2³ × 3² d) (2 × 3)²</w:t>
-      </w:r>
+        <w:t xml:space="preserve">8. Calcula paso a paso y compara los resultados de cada pareja: a) </w:t>
+      </w:r>
+      <m:oMath>
+        <m:sSup>
+          <m:e>
+            <m:r>
+              <m:t xml:space="preserve">3</m:t>
+            </m:r>
+          </m:e>
+          <m:sup>
+            <m:r>
+              <m:t xml:space="preserve">2</m:t>
+            </m:r>
+          </m:sup>
+        </m:sSup>
+        <m:r>
+          <m:t xml:space="preserve">+</m:t>
+        </m:r>
+        <m:sSup>
+          <m:e>
+            <m:r>
+              <m:t xml:space="preserve">4</m:t>
+            </m:r>
+          </m:e>
+          <m:sup>
+            <m:r>
+              <m:t xml:space="preserve">2</m:t>
+            </m:r>
+          </m:sup>
+        </m:sSup>
+      </m:oMath>
+      <w:r>
+        <w:rPr>
+          <w:b w:val="0"/>
+        </w:rPr>
+        <w:t xml:space="preserve"> b) </w:t>
+      </w:r>
+      <m:oMath>
+        <m:r>
+          <m:t xml:space="preserve">(</m:t>
+        </m:r>
+        <m:r>
+          <m:t xml:space="preserve">3</m:t>
+        </m:r>
+        <m:r>
+          <m:t xml:space="preserve">+</m:t>
+        </m:r>
+        <m:r>
+          <m:t xml:space="preserve">4</m:t>
+        </m:r>
+        <m:sSup>
+          <m:e>
+            <m:r>
+              <m:t xml:space="preserve">)</m:t>
+            </m:r>
+          </m:e>
+          <m:sup>
+            <m:r>
+              <m:t xml:space="preserve">2</m:t>
+            </m:r>
+          </m:sup>
+        </m:sSup>
+      </m:oMath>
+      <w:r>
+        <w:rPr>
+          <w:b w:val="0"/>
+        </w:rPr>
+        <w:t xml:space="preserve"> c) </w:t>
+      </w:r>
+      <m:oMath>
+        <m:sSup>
+          <m:e>
+            <m:r>
+              <m:t xml:space="preserve">2</m:t>
+            </m:r>
+          </m:e>
+          <m:sup>
+            <m:r>
+              <m:t xml:space="preserve">3</m:t>
+            </m:r>
+          </m:sup>
+        </m:sSup>
+        <m:r>
+          <m:rPr>
+            <m:nor/>
+          </m:rPr>
+          <m:t xml:space="preserve">×</m:t>
+        </m:r>
+        <m:r>
+          <m:rPr>
+            <m:nor/>
+          </m:rPr>
+          <m:t xml:space="preserve"> </m:t>
+        </m:r>
+        <m:sSup>
+          <m:e>
+            <m:r>
+              <m:t xml:space="preserve">3</m:t>
+            </m:r>
+          </m:e>
+          <m:sup>
+            <m:r>
+              <m:t xml:space="preserve">2</m:t>
+            </m:r>
+          </m:sup>
+        </m:sSup>
+      </m:oMath>
+      <w:r>
+        <w:rPr>
+          <w:b w:val="0"/>
+        </w:rPr>
+        <w:t xml:space="preserve"> d) </w:t>
+      </w:r>
+      <m:oMath>
+        <m:r>
+          <m:t xml:space="preserve">(</m:t>
+        </m:r>
+        <m:r>
+          <m:t xml:space="preserve">2</m:t>
+        </m:r>
+        <m:r>
+          <m:rPr>
+            <m:nor/>
+          </m:rPr>
+          <m:t xml:space="preserve">×</m:t>
+        </m:r>
+        <m:r>
+          <m:rPr>
+            <m:nor/>
+          </m:rPr>
+          <m:t xml:space="preserve"> </m:t>
+        </m:r>
+        <m:r>
+          <m:t xml:space="preserve">3</m:t>
+        </m:r>
+        <m:sSup>
+          <m:e>
+            <m:r>
+              <m:t xml:space="preserve">)</m:t>
+            </m:r>
+          </m:e>
+          <m:sup>
+            <m:r>
+              <m:t xml:space="preserve">2</m:t>
+            </m:r>
+          </m:sup>
+        </m:sSup>
+      </m:oMath>
     </w:p>
     <w:p>
       <w:pPr>
@@ -1564,8 +5239,46 @@
         <w:rPr>
           <w:b w:val="0"/>
         </w:rPr>
-        <w:t>9. Escribe en notación científica: a) 45.000 b) 0,0007 c) 3.200.000 d) 0,00012</w:t>
-      </w:r>
+        <w:t xml:space="preserve">9. Escribe en notación científica: a) </w:t>
+      </w:r>
+      <m:oMath>
+        <m:r>
+          <m:t xml:space="preserve">45.000</m:t>
+        </m:r>
+      </m:oMath>
+      <w:r>
+        <w:rPr>
+          <w:b w:val="0"/>
+        </w:rPr>
+        <w:t xml:space="preserve"> b) </w:t>
+      </w:r>
+      <m:oMath>
+        <m:r>
+          <m:t xml:space="preserve">0,0007</m:t>
+        </m:r>
+      </m:oMath>
+      <w:r>
+        <w:rPr>
+          <w:b w:val="0"/>
+        </w:rPr>
+        <w:t xml:space="preserve"> c) </w:t>
+      </w:r>
+      <m:oMath>
+        <m:r>
+          <m:t xml:space="preserve">3.200.000</m:t>
+        </m:r>
+      </m:oMath>
+      <w:r>
+        <w:rPr>
+          <w:b w:val="0"/>
+        </w:rPr>
+        <w:t xml:space="preserve"> d) </w:t>
+      </w:r>
+      <m:oMath>
+        <m:r>
+          <m:t xml:space="preserve">0,00012</m:t>
+        </m:r>
+      </m:oMath>
     </w:p>
     <w:p>
       <w:pPr>
@@ -1575,8 +5288,110 @@
         <w:rPr>
           <w:b w:val="0"/>
         </w:rPr>
-        <w:t>10. Escribe en notación decimal normal: a) 2,5 × 10³ b) 9 × 10⁻² c) 1,08 × 10⁶</w:t>
-      </w:r>
+        <w:t xml:space="preserve">10. Escribe en notación decimal normal: a) </w:t>
+      </w:r>
+      <m:oMath>
+        <m:r>
+          <m:t xml:space="preserve">2,5</m:t>
+        </m:r>
+        <m:r>
+          <m:rPr>
+            <m:nor/>
+          </m:rPr>
+          <m:t xml:space="preserve">×</m:t>
+        </m:r>
+        <m:r>
+          <m:rPr>
+            <m:nor/>
+          </m:rPr>
+          <m:t xml:space="preserve"> </m:t>
+        </m:r>
+        <m:sSup>
+          <m:e>
+            <m:r>
+              <m:t xml:space="preserve">10</m:t>
+            </m:r>
+          </m:e>
+          <m:sup>
+            <m:r>
+              <m:t xml:space="preserve">3</m:t>
+            </m:r>
+          </m:sup>
+        </m:sSup>
+      </m:oMath>
+      <w:r>
+        <w:rPr>
+          <w:b w:val="0"/>
+        </w:rPr>
+        <w:t xml:space="preserve"> b) </w:t>
+      </w:r>
+      <m:oMath>
+        <m:r>
+          <m:t xml:space="preserve">9</m:t>
+        </m:r>
+        <m:r>
+          <m:rPr>
+            <m:nor/>
+          </m:rPr>
+          <m:t xml:space="preserve">×</m:t>
+        </m:r>
+        <m:r>
+          <m:rPr>
+            <m:nor/>
+          </m:rPr>
+          <m:t xml:space="preserve"> </m:t>
+        </m:r>
+        <m:sSup>
+          <m:e>
+            <m:r>
+              <m:t xml:space="preserve">10</m:t>
+            </m:r>
+          </m:e>
+          <m:sup>
+            <m:r>
+              <m:t xml:space="preserve">-</m:t>
+            </m:r>
+            <m:r>
+              <m:t xml:space="preserve">2</m:t>
+            </m:r>
+          </m:sup>
+        </m:sSup>
+      </m:oMath>
+      <w:r>
+        <w:rPr>
+          <w:b w:val="0"/>
+        </w:rPr>
+        <w:t xml:space="preserve"> c) </w:t>
+      </w:r>
+      <m:oMath>
+        <m:r>
+          <m:t xml:space="preserve">1,08</m:t>
+        </m:r>
+        <m:r>
+          <m:rPr>
+            <m:nor/>
+          </m:rPr>
+          <m:t xml:space="preserve">×</m:t>
+        </m:r>
+        <m:r>
+          <m:rPr>
+            <m:nor/>
+          </m:rPr>
+          <m:t xml:space="preserve"> </m:t>
+        </m:r>
+        <m:sSup>
+          <m:e>
+            <m:r>
+              <m:t xml:space="preserve">10</m:t>
+            </m:r>
+          </m:e>
+          <m:sup>
+            <m:r>
+              <m:t xml:space="preserve">6</m:t>
+            </m:r>
+          </m:sup>
+        </m:sSup>
+      </m:oMath>
     </w:p>
     <w:p>
       <w:r>
@@ -1594,7 +5409,50 @@
         <w:rPr>
           <w:b w:val="0"/>
         </w:rPr>
-        <w:t>11. Un plan de celular ofrece 2⁵ GB al mes y ver un capítulo de serie consume 2⁻¹ GB. a) ¿Cuántos GB trae el plan? b) ¿Cuántos GB consume un capítulo? c) ¿Cuántos capítulos alcanzan a verse con el plan completo?</w:t>
+        <w:t xml:space="preserve">11. Un plan de celular ofrece </w:t>
+      </w:r>
+      <m:oMath>
+        <m:sSup>
+          <m:e>
+            <m:r>
+              <m:t xml:space="preserve">2</m:t>
+            </m:r>
+          </m:e>
+          <m:sup>
+            <m:r>
+              <m:t xml:space="preserve">5</m:t>
+            </m:r>
+          </m:sup>
+        </m:sSup>
+      </m:oMath>
+      <w:r>
+        <w:rPr>
+          <w:b w:val="0"/>
+        </w:rPr>
+        <w:t xml:space="preserve"> GB al mes y ver un capítulo de serie consume </w:t>
+      </w:r>
+      <m:oMath>
+        <m:sSup>
+          <m:e>
+            <m:r>
+              <m:t xml:space="preserve">2</m:t>
+            </m:r>
+          </m:e>
+          <m:sup>
+            <m:r>
+              <m:t xml:space="preserve">-</m:t>
+            </m:r>
+            <m:r>
+              <m:t xml:space="preserve">1</m:t>
+            </m:r>
+          </m:sup>
+        </m:sSup>
+      </m:oMath>
+      <w:r>
+        <w:rPr>
+          <w:b w:val="0"/>
+        </w:rPr>
+        <w:t xml:space="preserve"> GB. a) ¿Cuántos GB trae el plan? b) ¿Cuántos GB consume un capítulo? c) ¿Cuántos capítulos alcanzan a verse con el plan completo?</w:t>
       </w:r>
     </w:p>
     <w:p>
@@ -1647,7 +5505,77 @@
         <w:rPr>
           <w:b w:val="0"/>
         </w:rPr>
-        <w:t>14. La distancia de la Tierra al Sol es de unos 1,5 × 10⁸ km y la luz viaja a 3 × 10⁵ km por segundo. ¿Cuántos segundos tarda la luz del Sol en llegar a la Tierra? Expresa también el resultado en minutos.</w:t>
+        <w:t xml:space="preserve">14. La distancia de la Tierra al Sol es de unos </w:t>
+      </w:r>
+      <m:oMath>
+        <m:r>
+          <m:t xml:space="preserve">1,5</m:t>
+        </m:r>
+        <m:r>
+          <m:rPr>
+            <m:nor/>
+          </m:rPr>
+          <m:t xml:space="preserve">×</m:t>
+        </m:r>
+        <m:r>
+          <m:rPr>
+            <m:nor/>
+          </m:rPr>
+          <m:t xml:space="preserve"> </m:t>
+        </m:r>
+        <m:sSup>
+          <m:e>
+            <m:r>
+              <m:t xml:space="preserve">10</m:t>
+            </m:r>
+          </m:e>
+          <m:sup>
+            <m:r>
+              <m:t xml:space="preserve">8</m:t>
+            </m:r>
+          </m:sup>
+        </m:sSup>
+      </m:oMath>
+      <w:r>
+        <w:rPr>
+          <w:b w:val="0"/>
+        </w:rPr>
+        <w:t xml:space="preserve"> km y la luz viaja a </w:t>
+      </w:r>
+      <m:oMath>
+        <m:r>
+          <m:t xml:space="preserve">3</m:t>
+        </m:r>
+        <m:r>
+          <m:rPr>
+            <m:nor/>
+          </m:rPr>
+          <m:t xml:space="preserve">×</m:t>
+        </m:r>
+        <m:r>
+          <m:rPr>
+            <m:nor/>
+          </m:rPr>
+          <m:t xml:space="preserve"> </m:t>
+        </m:r>
+        <m:sSup>
+          <m:e>
+            <m:r>
+              <m:t xml:space="preserve">10</m:t>
+            </m:r>
+          </m:e>
+          <m:sup>
+            <m:r>
+              <m:t xml:space="preserve">5</m:t>
+            </m:r>
+          </m:sup>
+        </m:sSup>
+      </m:oMath>
+      <w:r>
+        <w:rPr>
+          <w:b w:val="0"/>
+        </w:rPr>
+        <w:t xml:space="preserve"> km por segundo. ¿Cuántos segundos tarda la luz del Sol en llegar a la Tierra? Expresa también el resultado en minutos.</w:t>
       </w:r>
     </w:p>
     <w:p>
@@ -1680,8 +5608,106 @@
         <w:rPr>
           <w:b w:val="0"/>
         </w:rPr>
-        <w:t>1. a) 3⁴ = 81 b) 5² = 25 c) 2⁶ = 64 d) 10³ = 1.000</w:t>
-      </w:r>
+        <w:t xml:space="preserve">1. a) </w:t>
+      </w:r>
+      <m:oMath>
+        <m:sSup>
+          <m:e>
+            <m:r>
+              <m:t xml:space="preserve">3</m:t>
+            </m:r>
+          </m:e>
+          <m:sup>
+            <m:r>
+              <m:t xml:space="preserve">4</m:t>
+            </m:r>
+          </m:sup>
+        </m:sSup>
+        <m:r>
+          <m:t xml:space="preserve">=</m:t>
+        </m:r>
+        <m:r>
+          <m:t xml:space="preserve">81</m:t>
+        </m:r>
+      </m:oMath>
+      <w:r>
+        <w:rPr>
+          <w:b w:val="0"/>
+        </w:rPr>
+        <w:t xml:space="preserve"> b) </w:t>
+      </w:r>
+      <m:oMath>
+        <m:sSup>
+          <m:e>
+            <m:r>
+              <m:t xml:space="preserve">5</m:t>
+            </m:r>
+          </m:e>
+          <m:sup>
+            <m:r>
+              <m:t xml:space="preserve">2</m:t>
+            </m:r>
+          </m:sup>
+        </m:sSup>
+        <m:r>
+          <m:t xml:space="preserve">=</m:t>
+        </m:r>
+        <m:r>
+          <m:t xml:space="preserve">25</m:t>
+        </m:r>
+      </m:oMath>
+      <w:r>
+        <w:rPr>
+          <w:b w:val="0"/>
+        </w:rPr>
+        <w:t xml:space="preserve"> c) </w:t>
+      </w:r>
+      <m:oMath>
+        <m:sSup>
+          <m:e>
+            <m:r>
+              <m:t xml:space="preserve">2</m:t>
+            </m:r>
+          </m:e>
+          <m:sup>
+            <m:r>
+              <m:t xml:space="preserve">6</m:t>
+            </m:r>
+          </m:sup>
+        </m:sSup>
+        <m:r>
+          <m:t xml:space="preserve">=</m:t>
+        </m:r>
+        <m:r>
+          <m:t xml:space="preserve">64</m:t>
+        </m:r>
+      </m:oMath>
+      <w:r>
+        <w:rPr>
+          <w:b w:val="0"/>
+        </w:rPr>
+        <w:t xml:space="preserve"> d) </w:t>
+      </w:r>
+      <m:oMath>
+        <m:sSup>
+          <m:e>
+            <m:r>
+              <m:t xml:space="preserve">10</m:t>
+            </m:r>
+          </m:e>
+          <m:sup>
+            <m:r>
+              <m:t xml:space="preserve">3</m:t>
+            </m:r>
+          </m:sup>
+        </m:sSup>
+        <m:r>
+          <m:t xml:space="preserve">=</m:t>
+        </m:r>
+        <m:r>
+          <m:t xml:space="preserve">1.000</m:t>
+        </m:r>
+      </m:oMath>
     </w:p>
     <w:p>
       <w:pPr>
@@ -1691,7 +5717,71 @@
         <w:rPr>
           <w:b w:val="0"/>
         </w:rPr>
-        <w:t>2. a) −8 b) 16 c) −16 d) 25 e) −25. Insistir en la diferencia entre b) y c), y entre d) y e).</w:t>
+        <w:t xml:space="preserve">2. a) </w:t>
+      </w:r>
+      <m:oMath>
+        <m:r>
+          <m:t xml:space="preserve">-</m:t>
+        </m:r>
+        <m:r>
+          <m:t xml:space="preserve">8</m:t>
+        </m:r>
+      </m:oMath>
+      <w:r>
+        <w:rPr>
+          <w:b w:val="0"/>
+        </w:rPr>
+        <w:t xml:space="preserve"> b) </w:t>
+      </w:r>
+      <m:oMath>
+        <m:r>
+          <m:t xml:space="preserve">16</m:t>
+        </m:r>
+      </m:oMath>
+      <w:r>
+        <w:rPr>
+          <w:b w:val="0"/>
+        </w:rPr>
+        <w:t xml:space="preserve"> c) </w:t>
+      </w:r>
+      <m:oMath>
+        <m:r>
+          <m:t xml:space="preserve">-</m:t>
+        </m:r>
+        <m:r>
+          <m:t xml:space="preserve">16</m:t>
+        </m:r>
+      </m:oMath>
+      <w:r>
+        <w:rPr>
+          <w:b w:val="0"/>
+        </w:rPr>
+        <w:t xml:space="preserve"> d) </w:t>
+      </w:r>
+      <m:oMath>
+        <m:r>
+          <m:t xml:space="preserve">25</m:t>
+        </m:r>
+      </m:oMath>
+      <w:r>
+        <w:rPr>
+          <w:b w:val="0"/>
+        </w:rPr>
+        <w:t xml:space="preserve"> e) </w:t>
+      </w:r>
+      <m:oMath>
+        <m:r>
+          <m:t xml:space="preserve">-</m:t>
+        </m:r>
+        <m:r>
+          <m:t xml:space="preserve">25</m:t>
+        </m:r>
+      </m:oMath>
+      <w:r>
+        <w:rPr>
+          <w:b w:val="0"/>
+        </w:rPr>
+        <w:t>. Insistir en la diferencia entre b) y c), y entre d) y e).</w:t>
       </w:r>
     </w:p>
     <w:p>
@@ -1702,7 +5792,62 @@
         <w:rPr>
           <w:b w:val="0"/>
         </w:rPr>
-        <w:t>3. a) 1 b) 7 c) 1 d) 0 e) 1 (exponente par).</w:t>
+        <w:t xml:space="preserve">3. a) </w:t>
+      </w:r>
+      <m:oMath>
+        <m:r>
+          <m:t xml:space="preserve">1</m:t>
+        </m:r>
+      </m:oMath>
+      <w:r>
+        <w:rPr>
+          <w:b w:val="0"/>
+        </w:rPr>
+        <w:t xml:space="preserve"> b) </w:t>
+      </w:r>
+      <m:oMath>
+        <m:r>
+          <m:t xml:space="preserve">7</m:t>
+        </m:r>
+      </m:oMath>
+      <w:r>
+        <w:rPr>
+          <w:b w:val="0"/>
+        </w:rPr>
+        <w:t xml:space="preserve"> c) </w:t>
+      </w:r>
+      <m:oMath>
+        <m:r>
+          <m:t xml:space="preserve">1</m:t>
+        </m:r>
+      </m:oMath>
+      <w:r>
+        <w:rPr>
+          <w:b w:val="0"/>
+        </w:rPr>
+        <w:t xml:space="preserve"> d) </w:t>
+      </w:r>
+      <m:oMath>
+        <m:r>
+          <m:t xml:space="preserve">0</m:t>
+        </m:r>
+      </m:oMath>
+      <w:r>
+        <w:rPr>
+          <w:b w:val="0"/>
+        </w:rPr>
+        <w:t xml:space="preserve"> e) </w:t>
+      </w:r>
+      <m:oMath>
+        <m:r>
+          <m:t xml:space="preserve">1</m:t>
+        </m:r>
+      </m:oMath>
+      <w:r>
+        <w:rPr>
+          <w:b w:val="0"/>
+        </w:rPr>
+        <w:t xml:space="preserve"> (exponente par).</w:t>
       </w:r>
     </w:p>
     <w:p>
@@ -1713,7 +5858,147 @@
         <w:rPr>
           <w:b w:val="0"/>
         </w:rPr>
-        <w:t>4. a) 1/8 b) 1/25 c) 1/10 = 0,1 d) (1/3)⁻² = 3² = 9.</w:t>
+        <w:t xml:space="preserve">4. a) </w:t>
+      </w:r>
+      <m:oMath>
+        <m:f>
+          <m:fPr>
+            <m:ctrlPr/>
+          </m:fPr>
+          <m:num>
+            <m:r>
+              <m:t xml:space="preserve">1</m:t>
+            </m:r>
+          </m:num>
+          <m:den>
+            <m:r>
+              <m:t xml:space="preserve">8</m:t>
+            </m:r>
+          </m:den>
+        </m:f>
+      </m:oMath>
+      <w:r>
+        <w:rPr>
+          <w:b w:val="0"/>
+        </w:rPr>
+        <w:t xml:space="preserve"> b) </w:t>
+      </w:r>
+      <m:oMath>
+        <m:f>
+          <m:fPr>
+            <m:ctrlPr/>
+          </m:fPr>
+          <m:num>
+            <m:r>
+              <m:t xml:space="preserve">1</m:t>
+            </m:r>
+          </m:num>
+          <m:den>
+            <m:r>
+              <m:t xml:space="preserve">25</m:t>
+            </m:r>
+          </m:den>
+        </m:f>
+      </m:oMath>
+      <w:r>
+        <w:rPr>
+          <w:b w:val="0"/>
+        </w:rPr>
+        <w:t xml:space="preserve"> c) </w:t>
+      </w:r>
+      <m:oMath>
+        <m:f>
+          <m:fPr>
+            <m:ctrlPr/>
+          </m:fPr>
+          <m:num>
+            <m:r>
+              <m:t xml:space="preserve">1</m:t>
+            </m:r>
+          </m:num>
+          <m:den>
+            <m:r>
+              <m:t xml:space="preserve">10</m:t>
+            </m:r>
+          </m:den>
+        </m:f>
+        <m:r>
+          <m:t xml:space="preserve">=</m:t>
+        </m:r>
+        <m:r>
+          <m:t xml:space="preserve">0,1</m:t>
+        </m:r>
+      </m:oMath>
+      <w:r>
+        <w:rPr>
+          <w:b w:val="0"/>
+        </w:rPr>
+        <w:t xml:space="preserve"> d) </w:t>
+      </w:r>
+      <m:oMath>
+        <m:sSup>
+          <m:e>
+            <m:d>
+              <m:dPr>
+                <m:begChr m:val="("/>
+                <m:endChr m:val=")"/>
+                <m:ctrlPr/>
+              </m:dPr>
+              <m:e>
+                <m:f>
+                  <m:fPr>
+                    <m:ctrlPr/>
+                  </m:fPr>
+                  <m:num>
+                    <m:r>
+                      <m:t xml:space="preserve">1</m:t>
+                    </m:r>
+                  </m:num>
+                  <m:den>
+                    <m:r>
+                      <m:t xml:space="preserve">3</m:t>
+                    </m:r>
+                  </m:den>
+                </m:f>
+              </m:e>
+            </m:d>
+          </m:e>
+          <m:sup>
+            <m:r>
+              <m:t xml:space="preserve">-</m:t>
+            </m:r>
+            <m:r>
+              <m:t xml:space="preserve">2</m:t>
+            </m:r>
+          </m:sup>
+        </m:sSup>
+        <m:r>
+          <m:t xml:space="preserve">=</m:t>
+        </m:r>
+        <m:sSup>
+          <m:e>
+            <m:r>
+              <m:t xml:space="preserve">3</m:t>
+            </m:r>
+          </m:e>
+          <m:sup>
+            <m:r>
+              <m:t xml:space="preserve">2</m:t>
+            </m:r>
+          </m:sup>
+        </m:sSup>
+        <m:r>
+          <m:t xml:space="preserve">=</m:t>
+        </m:r>
+        <m:r>
+          <m:t xml:space="preserve">9</m:t>
+        </m:r>
+      </m:oMath>
+      <w:r>
+        <w:rPr>
+          <w:b w:val="0"/>
+        </w:rPr>
+        <w:t>.</w:t>
       </w:r>
     </w:p>
     <w:p>
@@ -1724,7 +6009,55 @@
         <w:rPr>
           <w:b w:val="0"/>
         </w:rPr>
-        <w:t>5. a) F, es 9. b) V. c) F, los exponentes se suman: 2⁵ = 32. d) F, es 1. e) V.</w:t>
+        <w:t xml:space="preserve">5. a) F, es </w:t>
+      </w:r>
+      <m:oMath>
+        <m:r>
+          <m:t xml:space="preserve">9</m:t>
+        </m:r>
+      </m:oMath>
+      <w:r>
+        <w:rPr>
+          <w:b w:val="0"/>
+        </w:rPr>
+        <w:t xml:space="preserve">. b) V. c) F, los exponentes se suman: </w:t>
+      </w:r>
+      <m:oMath>
+        <m:sSup>
+          <m:e>
+            <m:r>
+              <m:t xml:space="preserve">2</m:t>
+            </m:r>
+          </m:e>
+          <m:sup>
+            <m:r>
+              <m:t xml:space="preserve">5</m:t>
+            </m:r>
+          </m:sup>
+        </m:sSup>
+        <m:r>
+          <m:t xml:space="preserve">=</m:t>
+        </m:r>
+        <m:r>
+          <m:t xml:space="preserve">32</m:t>
+        </m:r>
+      </m:oMath>
+      <w:r>
+        <w:rPr>
+          <w:b w:val="0"/>
+        </w:rPr>
+        <w:t xml:space="preserve">. d) F, es </w:t>
+      </w:r>
+      <m:oMath>
+        <m:r>
+          <m:t xml:space="preserve">1</m:t>
+        </m:r>
+      </m:oMath>
+      <w:r>
+        <w:rPr>
+          <w:b w:val="0"/>
+        </w:rPr>
+        <w:t>. e) V.</w:t>
       </w:r>
     </w:p>
     <w:p>
@@ -1735,8 +6068,109 @@
         <w:rPr>
           <w:b w:val="0"/>
         </w:rPr>
-        <w:t>6. a) 4⁸ b) 7³ = 343 c) 5⁶ d) 2⁻² = 1/4</w:t>
-      </w:r>
+        <w:t xml:space="preserve">6. a) </w:t>
+      </w:r>
+      <m:oMath>
+        <m:sSup>
+          <m:e>
+            <m:r>
+              <m:t xml:space="preserve">4</m:t>
+            </m:r>
+          </m:e>
+          <m:sup>
+            <m:r>
+              <m:t xml:space="preserve">8</m:t>
+            </m:r>
+          </m:sup>
+        </m:sSup>
+      </m:oMath>
+      <w:r>
+        <w:rPr>
+          <w:b w:val="0"/>
+        </w:rPr>
+        <w:t xml:space="preserve"> b) </w:t>
+      </w:r>
+      <m:oMath>
+        <m:sSup>
+          <m:e>
+            <m:r>
+              <m:t xml:space="preserve">7</m:t>
+            </m:r>
+          </m:e>
+          <m:sup>
+            <m:r>
+              <m:t xml:space="preserve">3</m:t>
+            </m:r>
+          </m:sup>
+        </m:sSup>
+        <m:r>
+          <m:t xml:space="preserve">=</m:t>
+        </m:r>
+        <m:r>
+          <m:t xml:space="preserve">343</m:t>
+        </m:r>
+      </m:oMath>
+      <w:r>
+        <w:rPr>
+          <w:b w:val="0"/>
+        </w:rPr>
+        <w:t xml:space="preserve"> c) </w:t>
+      </w:r>
+      <m:oMath>
+        <m:sSup>
+          <m:e>
+            <m:r>
+              <m:t xml:space="preserve">5</m:t>
+            </m:r>
+          </m:e>
+          <m:sup>
+            <m:r>
+              <m:t xml:space="preserve">6</m:t>
+            </m:r>
+          </m:sup>
+        </m:sSup>
+      </m:oMath>
+      <w:r>
+        <w:rPr>
+          <w:b w:val="0"/>
+        </w:rPr>
+        <w:t xml:space="preserve"> d) </w:t>
+      </w:r>
+      <m:oMath>
+        <m:sSup>
+          <m:e>
+            <m:r>
+              <m:t xml:space="preserve">2</m:t>
+            </m:r>
+          </m:e>
+          <m:sup>
+            <m:r>
+              <m:t xml:space="preserve">-</m:t>
+            </m:r>
+            <m:r>
+              <m:t xml:space="preserve">2</m:t>
+            </m:r>
+          </m:sup>
+        </m:sSup>
+        <m:r>
+          <m:t xml:space="preserve">=</m:t>
+        </m:r>
+        <m:f>
+          <m:fPr>
+            <m:ctrlPr/>
+          </m:fPr>
+          <m:num>
+            <m:r>
+              <m:t xml:space="preserve">1</m:t>
+            </m:r>
+          </m:num>
+          <m:den>
+            <m:r>
+              <m:t xml:space="preserve">4</m:t>
+            </m:r>
+          </m:den>
+        </m:f>
+      </m:oMath>
     </w:p>
     <w:p>
       <w:pPr>
@@ -1746,8 +6180,91 @@
         <w:rPr>
           <w:b w:val="0"/>
         </w:rPr>
-        <w:t>7. a) a⁵ b) x¹⁰ c) 8y³ d) m⁰ = 1</w:t>
-      </w:r>
+        <w:t xml:space="preserve">7. a) </w:t>
+      </w:r>
+      <m:oMath>
+        <m:sSup>
+          <m:e>
+            <m:r>
+              <m:t xml:space="preserve">a</m:t>
+            </m:r>
+          </m:e>
+          <m:sup>
+            <m:r>
+              <m:t xml:space="preserve">5</m:t>
+            </m:r>
+          </m:sup>
+        </m:sSup>
+      </m:oMath>
+      <w:r>
+        <w:rPr>
+          <w:b w:val="0"/>
+        </w:rPr>
+        <w:t xml:space="preserve"> b) </w:t>
+      </w:r>
+      <m:oMath>
+        <m:sSup>
+          <m:e>
+            <m:r>
+              <m:t xml:space="preserve">x</m:t>
+            </m:r>
+          </m:e>
+          <m:sup>
+            <m:r>
+              <m:t xml:space="preserve">10</m:t>
+            </m:r>
+          </m:sup>
+        </m:sSup>
+      </m:oMath>
+      <w:r>
+        <w:rPr>
+          <w:b w:val="0"/>
+        </w:rPr>
+        <w:t xml:space="preserve"> c) </w:t>
+      </w:r>
+      <m:oMath>
+        <m:r>
+          <m:t xml:space="preserve">8</m:t>
+        </m:r>
+        <m:sSup>
+          <m:e>
+            <m:r>
+              <m:t xml:space="preserve">y</m:t>
+            </m:r>
+          </m:e>
+          <m:sup>
+            <m:r>
+              <m:t xml:space="preserve">3</m:t>
+            </m:r>
+          </m:sup>
+        </m:sSup>
+      </m:oMath>
+      <w:r>
+        <w:rPr>
+          <w:b w:val="0"/>
+        </w:rPr>
+        <w:t xml:space="preserve"> d) </w:t>
+      </w:r>
+      <m:oMath>
+        <m:sSup>
+          <m:e>
+            <m:r>
+              <m:t xml:space="preserve">m</m:t>
+            </m:r>
+          </m:e>
+          <m:sup>
+            <m:r>
+              <m:t xml:space="preserve">0</m:t>
+            </m:r>
+          </m:sup>
+        </m:sSup>
+        <m:r>
+          <m:t xml:space="preserve">=</m:t>
+        </m:r>
+        <m:r>
+          <m:t xml:space="preserve">1</m:t>
+        </m:r>
+      </m:oMath>
     </w:p>
     <w:p>
       <w:pPr>
@@ -1757,7 +6274,51 @@
         <w:rPr>
           <w:b w:val="0"/>
         </w:rPr>
-        <w:t xml:space="preserve">8. a) 25 b) 49 c) 72 d) 36. Conclusión: la potencia </w:t>
+        <w:t xml:space="preserve">8. a) </w:t>
+      </w:r>
+      <m:oMath>
+        <m:r>
+          <m:t xml:space="preserve">25</m:t>
+        </m:r>
+      </m:oMath>
+      <w:r>
+        <w:rPr>
+          <w:b w:val="0"/>
+        </w:rPr>
+        <w:t xml:space="preserve"> b) </w:t>
+      </w:r>
+      <m:oMath>
+        <m:r>
+          <m:t xml:space="preserve">49</m:t>
+        </m:r>
+      </m:oMath>
+      <w:r>
+        <w:rPr>
+          <w:b w:val="0"/>
+        </w:rPr>
+        <w:t xml:space="preserve"> c) </w:t>
+      </w:r>
+      <m:oMath>
+        <m:r>
+          <m:t xml:space="preserve">72</m:t>
+        </m:r>
+      </m:oMath>
+      <w:r>
+        <w:rPr>
+          <w:b w:val="0"/>
+        </w:rPr>
+        <w:t xml:space="preserve"> d) </w:t>
+      </w:r>
+      <m:oMath>
+        <m:r>
+          <m:t xml:space="preserve">36</m:t>
+        </m:r>
+      </m:oMath>
+      <w:r>
+        <w:rPr>
+          <w:b w:val="0"/>
+        </w:rPr>
+        <w:t xml:space="preserve">. Conclusión: la potencia </w:t>
       </w:r>
       <w:r>
         <w:rPr>
@@ -1781,7 +6342,93 @@
         <w:rPr>
           <w:b w:val="0"/>
         </w:rPr>
-        <w:t xml:space="preserve"> sobre un producto (d = (2×3)² = 36 = 2²×3²).</w:t>
+        <w:t xml:space="preserve"> sobre un producto, porque </w:t>
+      </w:r>
+      <m:oMath>
+        <m:r>
+          <m:t xml:space="preserve">(</m:t>
+        </m:r>
+        <m:r>
+          <m:t xml:space="preserve">2</m:t>
+        </m:r>
+        <m:r>
+          <m:rPr>
+            <m:nor/>
+          </m:rPr>
+          <m:t xml:space="preserve">×</m:t>
+        </m:r>
+        <m:r>
+          <m:rPr>
+            <m:nor/>
+          </m:rPr>
+          <m:t xml:space="preserve"> </m:t>
+        </m:r>
+        <m:r>
+          <m:t xml:space="preserve">3</m:t>
+        </m:r>
+        <m:sSup>
+          <m:e>
+            <m:r>
+              <m:t xml:space="preserve">)</m:t>
+            </m:r>
+          </m:e>
+          <m:sup>
+            <m:r>
+              <m:t xml:space="preserve">2</m:t>
+            </m:r>
+          </m:sup>
+        </m:sSup>
+        <m:r>
+          <m:t xml:space="preserve">=</m:t>
+        </m:r>
+        <m:r>
+          <m:t xml:space="preserve">36</m:t>
+        </m:r>
+        <m:r>
+          <m:t xml:space="preserve">=</m:t>
+        </m:r>
+        <m:sSup>
+          <m:e>
+            <m:r>
+              <m:t xml:space="preserve">2</m:t>
+            </m:r>
+          </m:e>
+          <m:sup>
+            <m:r>
+              <m:t xml:space="preserve">2</m:t>
+            </m:r>
+          </m:sup>
+        </m:sSup>
+        <m:r>
+          <m:rPr>
+            <m:nor/>
+          </m:rPr>
+          <m:t xml:space="preserve">×</m:t>
+        </m:r>
+        <m:r>
+          <m:rPr>
+            <m:nor/>
+          </m:rPr>
+          <m:t xml:space="preserve"> </m:t>
+        </m:r>
+        <m:sSup>
+          <m:e>
+            <m:r>
+              <m:t xml:space="preserve">3</m:t>
+            </m:r>
+          </m:e>
+          <m:sup>
+            <m:r>
+              <m:t xml:space="preserve">2</m:t>
+            </m:r>
+          </m:sup>
+        </m:sSup>
+      </m:oMath>
+      <w:r>
+        <w:rPr>
+          <w:b w:val="0"/>
+        </w:rPr>
+        <w:t>.</w:t>
       </w:r>
     </w:p>
     <w:p>
@@ -1792,8 +6439,148 @@
         <w:rPr>
           <w:b w:val="0"/>
         </w:rPr>
-        <w:t>9. a) 4,5 × 10⁴ b) 7 × 10⁻⁴ c) 3,2 × 10⁶ d) 1,2 × 10⁻⁴</w:t>
-      </w:r>
+        <w:t xml:space="preserve">9. a) </w:t>
+      </w:r>
+      <m:oMath>
+        <m:r>
+          <m:t xml:space="preserve">4,5</m:t>
+        </m:r>
+        <m:r>
+          <m:rPr>
+            <m:nor/>
+          </m:rPr>
+          <m:t xml:space="preserve">×</m:t>
+        </m:r>
+        <m:r>
+          <m:rPr>
+            <m:nor/>
+          </m:rPr>
+          <m:t xml:space="preserve"> </m:t>
+        </m:r>
+        <m:sSup>
+          <m:e>
+            <m:r>
+              <m:t xml:space="preserve">10</m:t>
+            </m:r>
+          </m:e>
+          <m:sup>
+            <m:r>
+              <m:t xml:space="preserve">4</m:t>
+            </m:r>
+          </m:sup>
+        </m:sSup>
+      </m:oMath>
+      <w:r>
+        <w:rPr>
+          <w:b w:val="0"/>
+        </w:rPr>
+        <w:t xml:space="preserve"> b) </w:t>
+      </w:r>
+      <m:oMath>
+        <m:r>
+          <m:t xml:space="preserve">7</m:t>
+        </m:r>
+        <m:r>
+          <m:rPr>
+            <m:nor/>
+          </m:rPr>
+          <m:t xml:space="preserve">×</m:t>
+        </m:r>
+        <m:r>
+          <m:rPr>
+            <m:nor/>
+          </m:rPr>
+          <m:t xml:space="preserve"> </m:t>
+        </m:r>
+        <m:sSup>
+          <m:e>
+            <m:r>
+              <m:t xml:space="preserve">10</m:t>
+            </m:r>
+          </m:e>
+          <m:sup>
+            <m:r>
+              <m:t xml:space="preserve">-</m:t>
+            </m:r>
+            <m:r>
+              <m:t xml:space="preserve">4</m:t>
+            </m:r>
+          </m:sup>
+        </m:sSup>
+      </m:oMath>
+      <w:r>
+        <w:rPr>
+          <w:b w:val="0"/>
+        </w:rPr>
+        <w:t xml:space="preserve"> c) </w:t>
+      </w:r>
+      <m:oMath>
+        <m:r>
+          <m:t xml:space="preserve">3,2</m:t>
+        </m:r>
+        <m:r>
+          <m:rPr>
+            <m:nor/>
+          </m:rPr>
+          <m:t xml:space="preserve">×</m:t>
+        </m:r>
+        <m:r>
+          <m:rPr>
+            <m:nor/>
+          </m:rPr>
+          <m:t xml:space="preserve"> </m:t>
+        </m:r>
+        <m:sSup>
+          <m:e>
+            <m:r>
+              <m:t xml:space="preserve">10</m:t>
+            </m:r>
+          </m:e>
+          <m:sup>
+            <m:r>
+              <m:t xml:space="preserve">6</m:t>
+            </m:r>
+          </m:sup>
+        </m:sSup>
+      </m:oMath>
+      <w:r>
+        <w:rPr>
+          <w:b w:val="0"/>
+        </w:rPr>
+        <w:t xml:space="preserve"> d) </w:t>
+      </w:r>
+      <m:oMath>
+        <m:r>
+          <m:t xml:space="preserve">1,2</m:t>
+        </m:r>
+        <m:r>
+          <m:rPr>
+            <m:nor/>
+          </m:rPr>
+          <m:t xml:space="preserve">×</m:t>
+        </m:r>
+        <m:r>
+          <m:rPr>
+            <m:nor/>
+          </m:rPr>
+          <m:t xml:space="preserve"> </m:t>
+        </m:r>
+        <m:sSup>
+          <m:e>
+            <m:r>
+              <m:t xml:space="preserve">10</m:t>
+            </m:r>
+          </m:e>
+          <m:sup>
+            <m:r>
+              <m:t xml:space="preserve">-</m:t>
+            </m:r>
+            <m:r>
+              <m:t xml:space="preserve">4</m:t>
+            </m:r>
+          </m:sup>
+        </m:sSup>
+      </m:oMath>
     </w:p>
     <w:p>
       <w:pPr>
@@ -1803,8 +6590,35 @@
         <w:rPr>
           <w:b w:val="0"/>
         </w:rPr>
-        <w:t>10. a) 2.500 b) 0,09 c) 1.080.000</w:t>
-      </w:r>
+        <w:t xml:space="preserve">10. a) </w:t>
+      </w:r>
+      <m:oMath>
+        <m:r>
+          <m:t xml:space="preserve">2.500</m:t>
+        </m:r>
+      </m:oMath>
+      <w:r>
+        <w:rPr>
+          <w:b w:val="0"/>
+        </w:rPr>
+        <w:t xml:space="preserve"> b) </w:t>
+      </w:r>
+      <m:oMath>
+        <m:r>
+          <m:t xml:space="preserve">0,09</m:t>
+        </m:r>
+      </m:oMath>
+      <w:r>
+        <w:rPr>
+          <w:b w:val="0"/>
+        </w:rPr>
+        <w:t xml:space="preserve"> c) </w:t>
+      </w:r>
+      <m:oMath>
+        <m:r>
+          <m:t xml:space="preserve">1.080.000</m:t>
+        </m:r>
+      </m:oMath>
     </w:p>
     <w:p>
       <w:pPr>
@@ -1814,7 +6628,91 @@
         <w:rPr>
           <w:b w:val="0"/>
         </w:rPr>
-        <w:t xml:space="preserve">11. a) 2⁵ = 32 GB. b) 2⁻¹ = 0,5 GB. c) 32 ÷ 0,5 = </w:t>
+        <w:t xml:space="preserve">11. a) </w:t>
+      </w:r>
+      <m:oMath>
+        <m:sSup>
+          <m:e>
+            <m:r>
+              <m:t xml:space="preserve">2</m:t>
+            </m:r>
+          </m:e>
+          <m:sup>
+            <m:r>
+              <m:t xml:space="preserve">5</m:t>
+            </m:r>
+          </m:sup>
+        </m:sSup>
+        <m:r>
+          <m:t xml:space="preserve">=</m:t>
+        </m:r>
+        <m:r>
+          <m:t xml:space="preserve">32</m:t>
+        </m:r>
+      </m:oMath>
+      <w:r>
+        <w:rPr>
+          <w:b w:val="0"/>
+        </w:rPr>
+        <w:t xml:space="preserve"> GB. b) </w:t>
+      </w:r>
+      <m:oMath>
+        <m:sSup>
+          <m:e>
+            <m:r>
+              <m:t xml:space="preserve">2</m:t>
+            </m:r>
+          </m:e>
+          <m:sup>
+            <m:r>
+              <m:t xml:space="preserve">-</m:t>
+            </m:r>
+            <m:r>
+              <m:t xml:space="preserve">1</m:t>
+            </m:r>
+          </m:sup>
+        </m:sSup>
+        <m:r>
+          <m:t xml:space="preserve">=</m:t>
+        </m:r>
+        <m:r>
+          <m:t xml:space="preserve">0,5</m:t>
+        </m:r>
+      </m:oMath>
+      <w:r>
+        <w:rPr>
+          <w:b w:val="0"/>
+        </w:rPr>
+        <w:t xml:space="preserve"> GB. c) </w:t>
+      </w:r>
+      <m:oMath>
+        <m:r>
+          <m:t xml:space="preserve">32</m:t>
+        </m:r>
+        <m:r>
+          <m:rPr>
+            <m:nor/>
+          </m:rPr>
+          <m:t xml:space="preserve">÷</m:t>
+        </m:r>
+        <m:r>
+          <m:rPr>
+            <m:nor/>
+          </m:rPr>
+          <m:t xml:space="preserve"> </m:t>
+        </m:r>
+        <m:r>
+          <m:t xml:space="preserve">0,5</m:t>
+        </m:r>
+        <m:r>
+          <m:t xml:space="preserve">=</m:t>
+        </m:r>
+      </m:oMath>
+      <w:r>
+        <w:rPr>
+          <w:b w:val="0"/>
+        </w:rPr>
+        <w:t xml:space="preserve"> </w:t>
       </w:r>
       <w:r>
         <w:rPr>
@@ -1837,7 +6735,66 @@
         <w:rPr>
           <w:b w:val="0"/>
         </w:rPr>
-        <w:t xml:space="preserve">12. De marzo a julio hay 4 pasos: 5 × 3⁴ = 5 × 81 = </w:t>
+        <w:t xml:space="preserve">12. De marzo a julio hay 4 pasos: </w:t>
+      </w:r>
+      <m:oMath>
+        <m:r>
+          <m:t xml:space="preserve">5</m:t>
+        </m:r>
+        <m:r>
+          <m:rPr>
+            <m:nor/>
+          </m:rPr>
+          <m:t xml:space="preserve">×</m:t>
+        </m:r>
+        <m:r>
+          <m:rPr>
+            <m:nor/>
+          </m:rPr>
+          <m:t xml:space="preserve"> </m:t>
+        </m:r>
+        <m:sSup>
+          <m:e>
+            <m:r>
+              <m:t xml:space="preserve">3</m:t>
+            </m:r>
+          </m:e>
+          <m:sup>
+            <m:r>
+              <m:t xml:space="preserve">4</m:t>
+            </m:r>
+          </m:sup>
+        </m:sSup>
+        <m:r>
+          <m:t xml:space="preserve">=</m:t>
+        </m:r>
+        <m:r>
+          <m:t xml:space="preserve">5</m:t>
+        </m:r>
+        <m:r>
+          <m:rPr>
+            <m:nor/>
+          </m:rPr>
+          <m:t xml:space="preserve">×</m:t>
+        </m:r>
+        <m:r>
+          <m:rPr>
+            <m:nor/>
+          </m:rPr>
+          <m:t xml:space="preserve"> </m:t>
+        </m:r>
+        <m:r>
+          <m:t xml:space="preserve">81</m:t>
+        </m:r>
+        <m:r>
+          <m:t xml:space="preserve">=</m:t>
+        </m:r>
+      </m:oMath>
+      <w:r>
+        <w:rPr>
+          <w:b w:val="0"/>
+        </w:rPr>
+        <w:t xml:space="preserve"> </w:t>
       </w:r>
       <w:r>
         <w:rPr>
@@ -1860,7 +6817,97 @@
         <w:rPr>
           <w:b w:val="0"/>
         </w:rPr>
-        <w:t xml:space="preserve">13. a) 4³ = 64. b) 4⁵ = 1.024. c) 4 + 16 + 64 + 256 + 1.024 = </w:t>
+        <w:t xml:space="preserve">13. a) </w:t>
+      </w:r>
+      <m:oMath>
+        <m:sSup>
+          <m:e>
+            <m:r>
+              <m:t xml:space="preserve">4</m:t>
+            </m:r>
+          </m:e>
+          <m:sup>
+            <m:r>
+              <m:t xml:space="preserve">3</m:t>
+            </m:r>
+          </m:sup>
+        </m:sSup>
+        <m:r>
+          <m:t xml:space="preserve">=</m:t>
+        </m:r>
+        <m:r>
+          <m:t xml:space="preserve">64</m:t>
+        </m:r>
+      </m:oMath>
+      <w:r>
+        <w:rPr>
+          <w:b w:val="0"/>
+        </w:rPr>
+        <w:t xml:space="preserve">. b) </w:t>
+      </w:r>
+      <m:oMath>
+        <m:sSup>
+          <m:e>
+            <m:r>
+              <m:t xml:space="preserve">4</m:t>
+            </m:r>
+          </m:e>
+          <m:sup>
+            <m:r>
+              <m:t xml:space="preserve">5</m:t>
+            </m:r>
+          </m:sup>
+        </m:sSup>
+        <m:r>
+          <m:t xml:space="preserve">=</m:t>
+        </m:r>
+        <m:r>
+          <m:t xml:space="preserve">1.024</m:t>
+        </m:r>
+      </m:oMath>
+      <w:r>
+        <w:rPr>
+          <w:b w:val="0"/>
+        </w:rPr>
+        <w:t xml:space="preserve">. c) </w:t>
+      </w:r>
+      <m:oMath>
+        <m:r>
+          <m:t xml:space="preserve">4</m:t>
+        </m:r>
+        <m:r>
+          <m:t xml:space="preserve">+</m:t>
+        </m:r>
+        <m:r>
+          <m:t xml:space="preserve">16</m:t>
+        </m:r>
+        <m:r>
+          <m:t xml:space="preserve">+</m:t>
+        </m:r>
+        <m:r>
+          <m:t xml:space="preserve">64</m:t>
+        </m:r>
+        <m:r>
+          <m:t xml:space="preserve">+</m:t>
+        </m:r>
+        <m:r>
+          <m:t xml:space="preserve">256</m:t>
+        </m:r>
+        <m:r>
+          <m:t xml:space="preserve">+</m:t>
+        </m:r>
+        <m:r>
+          <m:t xml:space="preserve">1.024</m:t>
+        </m:r>
+        <m:r>
+          <m:t xml:space="preserve">=</m:t>
+        </m:r>
+      </m:oMath>
+      <w:r>
+        <w:rPr>
+          <w:b w:val="0"/>
+        </w:rPr>
+        <w:t xml:space="preserve"> </w:t>
       </w:r>
       <w:r>
         <w:rPr>
@@ -1883,7 +6930,126 @@
         <w:rPr>
           <w:b w:val="0"/>
         </w:rPr>
-        <w:t xml:space="preserve">14. (1,5 × 10⁸) ÷ (3 × 10⁵) = 0,5 × 10³ = </w:t>
+        <w:t xml:space="preserve">14. </w:t>
+      </w:r>
+      <m:oMath>
+        <m:d>
+          <m:dPr>
+            <m:begChr m:val="("/>
+            <m:endChr m:val=")"/>
+            <m:ctrlPr/>
+          </m:dPr>
+          <m:e>
+            <m:r>
+              <m:t xml:space="preserve">1,5</m:t>
+            </m:r>
+            <m:r>
+              <m:rPr>
+                <m:nor/>
+              </m:rPr>
+              <m:t xml:space="preserve">×</m:t>
+            </m:r>
+            <m:r>
+              <m:rPr>
+                <m:nor/>
+              </m:rPr>
+              <m:t xml:space="preserve"> </m:t>
+            </m:r>
+            <m:sSup>
+              <m:e>
+                <m:r>
+                  <m:t xml:space="preserve">10</m:t>
+                </m:r>
+              </m:e>
+              <m:sup>
+                <m:r>
+                  <m:t xml:space="preserve">8</m:t>
+                </m:r>
+              </m:sup>
+            </m:sSup>
+          </m:e>
+        </m:d>
+        <m:r>
+          <m:rPr>
+            <m:nor/>
+          </m:rPr>
+          <m:t xml:space="preserve">÷</m:t>
+        </m:r>
+        <m:d>
+          <m:dPr>
+            <m:begChr m:val="("/>
+            <m:endChr m:val=")"/>
+            <m:ctrlPr/>
+          </m:dPr>
+          <m:e>
+            <m:r>
+              <m:t xml:space="preserve">3</m:t>
+            </m:r>
+            <m:r>
+              <m:rPr>
+                <m:nor/>
+              </m:rPr>
+              <m:t xml:space="preserve">×</m:t>
+            </m:r>
+            <m:r>
+              <m:rPr>
+                <m:nor/>
+              </m:rPr>
+              <m:t xml:space="preserve"> </m:t>
+            </m:r>
+            <m:sSup>
+              <m:e>
+                <m:r>
+                  <m:t xml:space="preserve">10</m:t>
+                </m:r>
+              </m:e>
+              <m:sup>
+                <m:r>
+                  <m:t xml:space="preserve">5</m:t>
+                </m:r>
+              </m:sup>
+            </m:sSup>
+          </m:e>
+        </m:d>
+        <m:r>
+          <m:t xml:space="preserve">=</m:t>
+        </m:r>
+        <m:r>
+          <m:t xml:space="preserve">0,5</m:t>
+        </m:r>
+        <m:r>
+          <m:rPr>
+            <m:nor/>
+          </m:rPr>
+          <m:t xml:space="preserve">×</m:t>
+        </m:r>
+        <m:r>
+          <m:rPr>
+            <m:nor/>
+          </m:rPr>
+          <m:t xml:space="preserve"> </m:t>
+        </m:r>
+        <m:sSup>
+          <m:e>
+            <m:r>
+              <m:t xml:space="preserve">10</m:t>
+            </m:r>
+          </m:e>
+          <m:sup>
+            <m:r>
+              <m:t xml:space="preserve">3</m:t>
+            </m:r>
+          </m:sup>
+        </m:sSup>
+        <m:r>
+          <m:t xml:space="preserve">=</m:t>
+        </m:r>
+      </m:oMath>
+      <w:r>
+        <w:rPr>
+          <w:b w:val="0"/>
+        </w:rPr>
+        <w:t xml:space="preserve"> </w:t>
       </w:r>
       <w:r>
         <w:rPr>
@@ -1906,7 +7072,90 @@
         <w:rPr>
           <w:b w:val="0"/>
         </w:rPr>
-        <w:t xml:space="preserve">15. El día n lo saben 2ⁿ estudiantes. 2⁹ = 512 (todavía no alcanza) y 2¹⁰ = 1.024 (ya supera 900). Sería el </w:t>
+        <w:t xml:space="preserve">15. El día </w:t>
+      </w:r>
+      <m:oMath>
+        <m:r>
+          <m:t xml:space="preserve">n</m:t>
+        </m:r>
+      </m:oMath>
+      <w:r>
+        <w:rPr>
+          <w:b w:val="0"/>
+        </w:rPr>
+        <w:t xml:space="preserve"> lo saben </w:t>
+      </w:r>
+      <m:oMath>
+        <m:sSup>
+          <m:e>
+            <m:r>
+              <m:t xml:space="preserve">2</m:t>
+            </m:r>
+          </m:e>
+          <m:sup>
+            <m:r>
+              <m:t xml:space="preserve">n</m:t>
+            </m:r>
+          </m:sup>
+        </m:sSup>
+      </m:oMath>
+      <w:r>
+        <w:rPr>
+          <w:b w:val="0"/>
+        </w:rPr>
+        <w:t xml:space="preserve"> estudiantes. </w:t>
+      </w:r>
+      <m:oMath>
+        <m:sSup>
+          <m:e>
+            <m:r>
+              <m:t xml:space="preserve">2</m:t>
+            </m:r>
+          </m:e>
+          <m:sup>
+            <m:r>
+              <m:t xml:space="preserve">9</m:t>
+            </m:r>
+          </m:sup>
+        </m:sSup>
+        <m:r>
+          <m:t xml:space="preserve">=</m:t>
+        </m:r>
+        <m:r>
+          <m:t xml:space="preserve">512</m:t>
+        </m:r>
+      </m:oMath>
+      <w:r>
+        <w:rPr>
+          <w:b w:val="0"/>
+        </w:rPr>
+        <w:t xml:space="preserve"> (todavía no alcanza) y </w:t>
+      </w:r>
+      <m:oMath>
+        <m:sSup>
+          <m:e>
+            <m:r>
+              <m:t xml:space="preserve">2</m:t>
+            </m:r>
+          </m:e>
+          <m:sup>
+            <m:r>
+              <m:t xml:space="preserve">10</m:t>
+            </m:r>
+          </m:sup>
+        </m:sSup>
+        <m:r>
+          <m:t xml:space="preserve">=</m:t>
+        </m:r>
+        <m:r>
+          <m:t xml:space="preserve">1.024</m:t>
+        </m:r>
+      </m:oMath>
+      <w:r>
+        <w:rPr>
+          <w:b w:val="0"/>
+        </w:rPr>
+        <w:t xml:space="preserve"> (ya supera 900). Sería el </w:t>
       </w:r>
       <w:r>
         <w:rPr>
@@ -1957,7 +7206,33 @@
         <w:rPr>
           <w:b w:val="0"/>
         </w:rPr>
-        <w:t>En la próxima clase haremos el camino contrario: si 5² = 25, ¿qué número elevado al cuadrado da 25? Esa pregunta al revés es la radicación.</w:t>
+        <w:t xml:space="preserve">En la próxima clase haremos el camino contrario: si </w:t>
+      </w:r>
+      <m:oMath>
+        <m:sSup>
+          <m:e>
+            <m:r>
+              <m:t xml:space="preserve">5</m:t>
+            </m:r>
+          </m:e>
+          <m:sup>
+            <m:r>
+              <m:t xml:space="preserve">2</m:t>
+            </m:r>
+          </m:sup>
+        </m:sSup>
+        <m:r>
+          <m:t xml:space="preserve">=</m:t>
+        </m:r>
+        <m:r>
+          <m:t xml:space="preserve">25</m:t>
+        </m:r>
+      </m:oMath>
+      <w:r>
+        <w:rPr>
+          <w:b w:val="0"/>
+        </w:rPr>
+        <w:t>, ¿qué número elevado al cuadrado da 25? Esa pregunta al revés es la radicación.</w:t>
       </w:r>
     </w:p>
     <w:sectPr>
@@ -2337,7 +7612,7 @@
       <w:spacing w:after="120" w:line="276" w:lineRule="auto"/>
     </w:pPr>
     <w:rPr>
-      <w:rFonts w:ascii="Calibri" w:hAnsi="Calibri"/>
+      <w:rFonts w:ascii="Cambria" w:hAnsi="Cambria"/>
       <w:sz w:val="22"/>
     </w:rPr>
   </w:style>
@@ -2396,11 +7671,11 @@
     <w:pPr>
       <w:keepNext/>
       <w:keepLines/>
-      <w:spacing w:before="480" w:after="0"/>
+      <w:spacing w:before="240" w:after="80"/>
       <w:outlineLvl w:val="0"/>
     </w:pPr>
     <w:rPr>
-      <w:rFonts w:asciiTheme="majorHAnsi" w:eastAsiaTheme="majorEastAsia" w:hAnsiTheme="majorHAnsi" w:cstheme="majorBidi" w:ascii="Calibri" w:hAnsi="Calibri"/>
+      <w:rFonts w:asciiTheme="majorHAnsi" w:eastAsiaTheme="majorEastAsia" w:hAnsiTheme="majorHAnsi" w:cstheme="majorBidi" w:ascii="Cambria" w:hAnsi="Cambria"/>
       <w:b/>
       <w:bCs/>
       <w:color w:val="1F3B57"/>
@@ -2420,11 +7695,11 @@
     <w:pPr>
       <w:keepNext/>
       <w:keepLines/>
-      <w:spacing w:before="200" w:after="0"/>
+      <w:spacing w:before="240" w:after="80"/>
       <w:outlineLvl w:val="1"/>
     </w:pPr>
     <w:rPr>
-      <w:rFonts w:asciiTheme="majorHAnsi" w:eastAsiaTheme="majorEastAsia" w:hAnsiTheme="majorHAnsi" w:cstheme="majorBidi" w:ascii="Calibri" w:hAnsi="Calibri"/>
+      <w:rFonts w:asciiTheme="majorHAnsi" w:eastAsiaTheme="majorEastAsia" w:hAnsiTheme="majorHAnsi" w:cstheme="majorBidi" w:ascii="Cambria" w:hAnsi="Cambria"/>
       <w:b/>
       <w:bCs/>
       <w:color w:val="1F3B57"/>
@@ -2444,11 +7719,11 @@
     <w:pPr>
       <w:keepNext/>
       <w:keepLines/>
-      <w:spacing w:before="200" w:after="0"/>
+      <w:spacing w:before="240" w:after="80"/>
       <w:outlineLvl w:val="2"/>
     </w:pPr>
     <w:rPr>
-      <w:rFonts w:asciiTheme="majorHAnsi" w:eastAsiaTheme="majorEastAsia" w:hAnsiTheme="majorHAnsi" w:cstheme="majorBidi" w:ascii="Calibri" w:hAnsi="Calibri"/>
+      <w:rFonts w:asciiTheme="majorHAnsi" w:eastAsiaTheme="majorEastAsia" w:hAnsiTheme="majorHAnsi" w:cstheme="majorBidi" w:ascii="Cambria" w:hAnsi="Cambria"/>
       <w:b/>
       <w:bCs/>
       <w:color w:val="1F3B57"/>

--- a/entregables/word/clase_03.docx
+++ b/entregables/word/clase_03.docx
@@ -2569,7 +2569,18 @@
         <w:rPr>
           <w:b w:val="0"/>
         </w:rPr>
-        <w:t xml:space="preserve"> Calcula: a) </w:t>
+        <w:t xml:space="preserve"> Calcula:</w:t>
+      </w:r>
+    </w:p>
+    <w:p>
+      <w:pPr>
+        <w:pStyle w:val="ListBullet"/>
+      </w:pPr>
+      <w:r>
+        <w:rPr>
+          <w:b w:val="0"/>
+        </w:rPr>
+        <w:t xml:space="preserve">a) </w:t>
       </w:r>
       <m:oMath>
         <m:r>
@@ -2594,11 +2605,16 @@
           </m:sup>
         </m:sSup>
       </m:oMath>
+    </w:p>
+    <w:p>
+      <w:pPr>
+        <w:pStyle w:val="ListBullet"/>
+      </w:pPr>
       <w:r>
         <w:rPr>
           <w:b w:val="0"/>
         </w:rPr>
-        <w:t xml:space="preserve"> b) </w:t>
+        <w:t xml:space="preserve">b) </w:t>
       </w:r>
       <m:oMath>
         <m:r>
@@ -2623,11 +2639,16 @@
           </m:sup>
         </m:sSup>
       </m:oMath>
+    </w:p>
+    <w:p>
+      <w:pPr>
+        <w:pStyle w:val="ListBullet"/>
+      </w:pPr>
       <w:r>
         <w:rPr>
           <w:b w:val="0"/>
         </w:rPr>
-        <w:t xml:space="preserve"> c) </w:t>
+        <w:t xml:space="preserve">c) </w:t>
       </w:r>
       <m:oMath>
         <m:r>
@@ -2646,11 +2667,16 @@
           </m:sup>
         </m:sSup>
       </m:oMath>
+    </w:p>
+    <w:p>
+      <w:pPr>
+        <w:pStyle w:val="ListBullet"/>
+      </w:pPr>
       <w:r>
         <w:rPr>
           <w:b w:val="0"/>
         </w:rPr>
-        <w:t xml:space="preserve"> d) </w:t>
+        <w:t xml:space="preserve">d) </w:t>
       </w:r>
       <m:oMath>
         <m:sSup>
@@ -2666,11 +2692,16 @@
           </m:sup>
         </m:sSup>
       </m:oMath>
+    </w:p>
+    <w:p>
+      <w:pPr>
+        <w:pStyle w:val="ListBullet"/>
+      </w:pPr>
       <w:r>
         <w:rPr>
           <w:b w:val="0"/>
         </w:rPr>
-        <w:t xml:space="preserve"> e) </w:t>
+        <w:t xml:space="preserve">e) </w:t>
       </w:r>
       <m:oMath>
         <m:sSup>
@@ -3633,7 +3664,29 @@
         <w:rPr>
           <w:b w:val="0"/>
         </w:rPr>
-        <w:t xml:space="preserve"> sus ventas cada mes. a) ¿Cuántos stickers venderá en junio? b) Si cada sticker cuesta $1.500, ¿cuánto factura ese mes?</w:t>
+        <w:t xml:space="preserve"> sus ventas cada mes.</w:t>
+      </w:r>
+    </w:p>
+    <w:p>
+      <w:pPr>
+        <w:pStyle w:val="ListBullet"/>
+      </w:pPr>
+      <w:r>
+        <w:rPr>
+          <w:b w:val="0"/>
+        </w:rPr>
+        <w:t>a) ¿Cuántos stickers venderá en junio?</w:t>
+      </w:r>
+    </w:p>
+    <w:p>
+      <w:pPr>
+        <w:pStyle w:val="ListBullet"/>
+      </w:pPr>
+      <w:r>
+        <w:rPr>
+          <w:b w:val="0"/>
+        </w:rPr>
+        <w:t>b) Si cada sticker cuesta $1.500, ¿cuánto factura ese mes?</w:t>
       </w:r>
     </w:p>
     <w:p>
@@ -3891,7 +3944,18 @@
         <w:rPr>
           <w:b w:val="0"/>
         </w:rPr>
-        <w:t xml:space="preserve">1. Escribe como potencia y calcula: a) </w:t>
+        <w:t>1. Escribe como potencia y calcula:</w:t>
+      </w:r>
+    </w:p>
+    <w:p>
+      <w:pPr>
+        <w:pStyle w:val="ListBullet2"/>
+      </w:pPr>
+      <w:r>
+        <w:rPr>
+          <w:b w:val="0"/>
+        </w:rPr>
+        <w:t xml:space="preserve">a) </w:t>
       </w:r>
       <m:oMath>
         <m:r>
@@ -3943,11 +4007,16 @@
           <m:t xml:space="preserve">3</m:t>
         </m:r>
       </m:oMath>
+    </w:p>
+    <w:p>
+      <w:pPr>
+        <w:pStyle w:val="ListBullet2"/>
+      </w:pPr>
       <w:r>
         <w:rPr>
           <w:b w:val="0"/>
         </w:rPr>
-        <w:t xml:space="preserve"> b) </w:t>
+        <w:t xml:space="preserve">b) </w:t>
       </w:r>
       <m:oMath>
         <m:r>
@@ -3969,11 +4038,16 @@
           <m:t xml:space="preserve">5</m:t>
         </m:r>
       </m:oMath>
+    </w:p>
+    <w:p>
+      <w:pPr>
+        <w:pStyle w:val="ListBullet2"/>
+      </w:pPr>
       <w:r>
         <w:rPr>
           <w:b w:val="0"/>
         </w:rPr>
-        <w:t xml:space="preserve"> c) </w:t>
+        <w:t xml:space="preserve">c) </w:t>
       </w:r>
       <m:oMath>
         <m:r>
@@ -4055,11 +4129,16 @@
           <m:t xml:space="preserve">2</m:t>
         </m:r>
       </m:oMath>
+    </w:p>
+    <w:p>
+      <w:pPr>
+        <w:pStyle w:val="ListBullet2"/>
+      </w:pPr>
       <w:r>
         <w:rPr>
           <w:b w:val="0"/>
         </w:rPr>
-        <w:t xml:space="preserve"> d) </w:t>
+        <w:t xml:space="preserve">d) </w:t>
       </w:r>
       <m:oMath>
         <m:r>
@@ -4105,7 +4184,18 @@
         <w:rPr>
           <w:b w:val="0"/>
         </w:rPr>
-        <w:t xml:space="preserve">2. Calcula: a) </w:t>
+        <w:t>2. Calcula:</w:t>
+      </w:r>
+    </w:p>
+    <w:p>
+      <w:pPr>
+        <w:pStyle w:val="ListBullet2"/>
+      </w:pPr>
+      <w:r>
+        <w:rPr>
+          <w:b w:val="0"/>
+        </w:rPr>
+        <w:t xml:space="preserve">a) </w:t>
       </w:r>
       <m:oMath>
         <m:r>
@@ -4130,11 +4220,16 @@
           </m:sup>
         </m:sSup>
       </m:oMath>
+    </w:p>
+    <w:p>
+      <w:pPr>
+        <w:pStyle w:val="ListBullet2"/>
+      </w:pPr>
       <w:r>
         <w:rPr>
           <w:b w:val="0"/>
         </w:rPr>
-        <w:t xml:space="preserve"> b) </w:t>
+        <w:t xml:space="preserve">b) </w:t>
       </w:r>
       <m:oMath>
         <m:r>
@@ -4159,11 +4254,16 @@
           </m:sup>
         </m:sSup>
       </m:oMath>
+    </w:p>
+    <w:p>
+      <w:pPr>
+        <w:pStyle w:val="ListBullet2"/>
+      </w:pPr>
       <w:r>
         <w:rPr>
           <w:b w:val="0"/>
         </w:rPr>
-        <w:t xml:space="preserve"> c) </w:t>
+        <w:t xml:space="preserve">c) </w:t>
       </w:r>
       <m:oMath>
         <m:r>
@@ -4182,11 +4282,16 @@
           </m:sup>
         </m:sSup>
       </m:oMath>
+    </w:p>
+    <w:p>
+      <w:pPr>
+        <w:pStyle w:val="ListBullet2"/>
+      </w:pPr>
       <w:r>
         <w:rPr>
           <w:b w:val="0"/>
         </w:rPr>
-        <w:t xml:space="preserve"> d) </w:t>
+        <w:t xml:space="preserve">d) </w:t>
       </w:r>
       <m:oMath>
         <m:r>
@@ -4211,11 +4316,16 @@
           </m:sup>
         </m:sSup>
       </m:oMath>
+    </w:p>
+    <w:p>
+      <w:pPr>
+        <w:pStyle w:val="ListBullet2"/>
+      </w:pPr>
       <w:r>
         <w:rPr>
           <w:b w:val="0"/>
         </w:rPr>
-        <w:t xml:space="preserve"> e) </w:t>
+        <w:t xml:space="preserve">e) </w:t>
       </w:r>
       <m:oMath>
         <m:r>
@@ -4243,7 +4353,18 @@
         <w:rPr>
           <w:b w:val="0"/>
         </w:rPr>
-        <w:t xml:space="preserve">3. Calcula: a) </w:t>
+        <w:t>3. Calcula:</w:t>
+      </w:r>
+    </w:p>
+    <w:p>
+      <w:pPr>
+        <w:pStyle w:val="ListBullet2"/>
+      </w:pPr>
+      <w:r>
+        <w:rPr>
+          <w:b w:val="0"/>
+        </w:rPr>
+        <w:t xml:space="preserve">a) </w:t>
       </w:r>
       <m:oMath>
         <m:sSup>
@@ -4259,11 +4380,16 @@
           </m:sup>
         </m:sSup>
       </m:oMath>
+    </w:p>
+    <w:p>
+      <w:pPr>
+        <w:pStyle w:val="ListBullet2"/>
+      </w:pPr>
       <w:r>
         <w:rPr>
           <w:b w:val="0"/>
         </w:rPr>
-        <w:t xml:space="preserve"> b) </w:t>
+        <w:t xml:space="preserve">b) </w:t>
       </w:r>
       <m:oMath>
         <m:sSup>
@@ -4279,11 +4405,16 @@
           </m:sup>
         </m:sSup>
       </m:oMath>
+    </w:p>
+    <w:p>
+      <w:pPr>
+        <w:pStyle w:val="ListBullet2"/>
+      </w:pPr>
       <w:r>
         <w:rPr>
           <w:b w:val="0"/>
         </w:rPr>
-        <w:t xml:space="preserve"> c) </w:t>
+        <w:t xml:space="preserve">c) </w:t>
       </w:r>
       <m:oMath>
         <m:sSup>
@@ -4299,11 +4430,16 @@
           </m:sup>
         </m:sSup>
       </m:oMath>
+    </w:p>
+    <w:p>
+      <w:pPr>
+        <w:pStyle w:val="ListBullet2"/>
+      </w:pPr>
       <w:r>
         <w:rPr>
           <w:b w:val="0"/>
         </w:rPr>
-        <w:t xml:space="preserve"> d) </w:t>
+        <w:t xml:space="preserve">d) </w:t>
       </w:r>
       <m:oMath>
         <m:sSup>
@@ -4319,11 +4455,16 @@
           </m:sup>
         </m:sSup>
       </m:oMath>
+    </w:p>
+    <w:p>
+      <w:pPr>
+        <w:pStyle w:val="ListBullet2"/>
+      </w:pPr>
       <w:r>
         <w:rPr>
           <w:b w:val="0"/>
         </w:rPr>
-        <w:t xml:space="preserve"> e) </w:t>
+        <w:t xml:space="preserve">e) </w:t>
       </w:r>
       <m:oMath>
         <m:r>
@@ -4357,7 +4498,18 @@
         <w:rPr>
           <w:b w:val="0"/>
         </w:rPr>
-        <w:t xml:space="preserve">4. Escribe sin exponente negativo y calcula: a) </w:t>
+        <w:t>4. Escribe sin exponente negativo y calcula:</w:t>
+      </w:r>
+    </w:p>
+    <w:p>
+      <w:pPr>
+        <w:pStyle w:val="ListBullet2"/>
+      </w:pPr>
+      <w:r>
+        <w:rPr>
+          <w:b w:val="0"/>
+        </w:rPr>
+        <w:t xml:space="preserve">a) </w:t>
       </w:r>
       <m:oMath>
         <m:sSup>
@@ -4376,11 +4528,16 @@
           </m:sup>
         </m:sSup>
       </m:oMath>
+    </w:p>
+    <w:p>
+      <w:pPr>
+        <w:pStyle w:val="ListBullet2"/>
+      </w:pPr>
       <w:r>
         <w:rPr>
           <w:b w:val="0"/>
         </w:rPr>
-        <w:t xml:space="preserve"> b) </w:t>
+        <w:t xml:space="preserve">b) </w:t>
       </w:r>
       <m:oMath>
         <m:sSup>
@@ -4399,11 +4556,16 @@
           </m:sup>
         </m:sSup>
       </m:oMath>
+    </w:p>
+    <w:p>
+      <w:pPr>
+        <w:pStyle w:val="ListBullet2"/>
+      </w:pPr>
       <w:r>
         <w:rPr>
           <w:b w:val="0"/>
         </w:rPr>
-        <w:t xml:space="preserve"> c) </w:t>
+        <w:t xml:space="preserve">c) </w:t>
       </w:r>
       <m:oMath>
         <m:sSup>
@@ -4422,11 +4584,16 @@
           </m:sup>
         </m:sSup>
       </m:oMath>
+    </w:p>
+    <w:p>
+      <w:pPr>
+        <w:pStyle w:val="ListBullet2"/>
+      </w:pPr>
       <w:r>
         <w:rPr>
           <w:b w:val="0"/>
         </w:rPr>
-        <w:t xml:space="preserve"> d) </w:t>
+        <w:t xml:space="preserve">d) </w:t>
       </w:r>
       <m:oMath>
         <m:sSup>
@@ -4499,7 +4666,18 @@
         <w:rPr>
           <w:b w:val="0"/>
         </w:rPr>
-        <w:t xml:space="preserve"> y corrige lo falso: a) </w:t>
+        <w:t xml:space="preserve"> y corrige lo falso:</w:t>
+      </w:r>
+    </w:p>
+    <w:p>
+      <w:pPr>
+        <w:pStyle w:val="ListBullet2"/>
+      </w:pPr>
+      <w:r>
+        <w:rPr>
+          <w:b w:val="0"/>
+        </w:rPr>
+        <w:t xml:space="preserve">a) </w:t>
       </w:r>
       <m:oMath>
         <m:sSup>
@@ -4521,11 +4699,16 @@
           <m:t xml:space="preserve">6</m:t>
         </m:r>
       </m:oMath>
+    </w:p>
+    <w:p>
+      <w:pPr>
+        <w:pStyle w:val="ListBullet2"/>
+      </w:pPr>
       <w:r>
         <w:rPr>
           <w:b w:val="0"/>
         </w:rPr>
-        <w:t xml:space="preserve"> b) </w:t>
+        <w:t xml:space="preserve">b) </w:t>
       </w:r>
       <m:oMath>
         <m:r>
@@ -4556,11 +4739,16 @@
           <m:t xml:space="preserve">16</m:t>
         </m:r>
       </m:oMath>
+    </w:p>
+    <w:p>
+      <w:pPr>
+        <w:pStyle w:val="ListBullet2"/>
+      </w:pPr>
       <w:r>
         <w:rPr>
           <w:b w:val="0"/>
         </w:rPr>
-        <w:t xml:space="preserve"> c) </w:t>
+        <w:t xml:space="preserve">c) </w:t>
       </w:r>
       <m:oMath>
         <m:sSup>
@@ -4615,11 +4803,16 @@
           </m:sup>
         </m:sSup>
       </m:oMath>
+    </w:p>
+    <w:p>
+      <w:pPr>
+        <w:pStyle w:val="ListBullet2"/>
+      </w:pPr>
       <w:r>
         <w:rPr>
           <w:b w:val="0"/>
         </w:rPr>
-        <w:t xml:space="preserve"> d) </w:t>
+        <w:t xml:space="preserve">d) </w:t>
       </w:r>
       <m:oMath>
         <m:sSup>
@@ -4641,11 +4834,16 @@
           <m:t xml:space="preserve">0</m:t>
         </m:r>
       </m:oMath>
+    </w:p>
+    <w:p>
+      <w:pPr>
+        <w:pStyle w:val="ListBullet2"/>
+      </w:pPr>
       <w:r>
         <w:rPr>
           <w:b w:val="0"/>
         </w:rPr>
-        <w:t xml:space="preserve"> e) </w:t>
+        <w:t xml:space="preserve">e) </w:t>
       </w:r>
       <m:oMath>
         <m:sSup>
@@ -4711,7 +4909,18 @@
         <w:rPr>
           <w:b w:val="0"/>
         </w:rPr>
-        <w:t xml:space="preserve">6. Aplica las propiedades y deja una sola potencia: a) </w:t>
+        <w:t>6. Aplica las propiedades y deja una sola potencia:</w:t>
+      </w:r>
+    </w:p>
+    <w:p>
+      <w:pPr>
+        <w:pStyle w:val="ListBullet2"/>
+      </w:pPr>
+      <w:r>
+        <w:rPr>
+          <w:b w:val="0"/>
+        </w:rPr>
+        <w:t xml:space="preserve">a) </w:t>
       </w:r>
       <m:oMath>
         <m:sSup>
@@ -4751,11 +4960,16 @@
           </m:sup>
         </m:sSup>
       </m:oMath>
+    </w:p>
+    <w:p>
+      <w:pPr>
+        <w:pStyle w:val="ListBullet2"/>
+      </w:pPr>
       <w:r>
         <w:rPr>
           <w:b w:val="0"/>
         </w:rPr>
-        <w:t xml:space="preserve"> b) </w:t>
+        <w:t xml:space="preserve">b) </w:t>
       </w:r>
       <m:oMath>
         <m:sSup>
@@ -4795,11 +5009,16 @@
           </m:sup>
         </m:sSup>
       </m:oMath>
+    </w:p>
+    <w:p>
+      <w:pPr>
+        <w:pStyle w:val="ListBullet2"/>
+      </w:pPr>
       <w:r>
         <w:rPr>
           <w:b w:val="0"/>
         </w:rPr>
-        <w:t xml:space="preserve"> c) </w:t>
+        <w:t xml:space="preserve">c) </w:t>
       </w:r>
       <m:oMath>
         <m:sSup>
@@ -4833,11 +5052,16 @@
           </m:sup>
         </m:sSup>
       </m:oMath>
+    </w:p>
+    <w:p>
+      <w:pPr>
+        <w:pStyle w:val="ListBullet2"/>
+      </w:pPr>
       <w:r>
         <w:rPr>
           <w:b w:val="0"/>
         </w:rPr>
-        <w:t xml:space="preserve"> d) </w:t>
+        <w:t xml:space="preserve">d) </w:t>
       </w:r>
       <m:oMath>
         <m:sSup>
@@ -4889,7 +5113,18 @@
         <w:rPr>
           <w:b w:val="0"/>
         </w:rPr>
-        <w:t xml:space="preserve">7. Simplifica: a) </w:t>
+        <w:t>7. Simplifica:</w:t>
+      </w:r>
+    </w:p>
+    <w:p>
+      <w:pPr>
+        <w:pStyle w:val="ListBullet2"/>
+      </w:pPr>
+      <w:r>
+        <w:rPr>
+          <w:b w:val="0"/>
+        </w:rPr>
+        <w:t xml:space="preserve">a) </w:t>
       </w:r>
       <m:oMath>
         <m:d>
@@ -4962,11 +5197,16 @@
           </m:sup>
         </m:sSup>
       </m:oMath>
+    </w:p>
+    <w:p>
+      <w:pPr>
+        <w:pStyle w:val="ListBullet2"/>
+      </w:pPr>
       <w:r>
         <w:rPr>
           <w:b w:val="0"/>
         </w:rPr>
-        <w:t xml:space="preserve"> b) </w:t>
+        <w:t xml:space="preserve">b) </w:t>
       </w:r>
       <m:oMath>
         <m:sSup>
@@ -5000,11 +5240,16 @@
           </m:sup>
         </m:sSup>
       </m:oMath>
+    </w:p>
+    <w:p>
+      <w:pPr>
+        <w:pStyle w:val="ListBullet2"/>
+      </w:pPr>
       <w:r>
         <w:rPr>
           <w:b w:val="0"/>
         </w:rPr>
-        <w:t xml:space="preserve"> c) </w:t>
+        <w:t xml:space="preserve">c) </w:t>
       </w:r>
       <m:oMath>
         <m:r>
@@ -5029,11 +5274,16 @@
           </m:sup>
         </m:sSup>
       </m:oMath>
+    </w:p>
+    <w:p>
+      <w:pPr>
+        <w:pStyle w:val="ListBullet2"/>
+      </w:pPr>
       <w:r>
         <w:rPr>
           <w:b w:val="0"/>
         </w:rPr>
-        <w:t xml:space="preserve"> d) </w:t>
+        <w:t xml:space="preserve">d) </w:t>
       </w:r>
       <m:oMath>
         <m:sSup>
@@ -5082,7 +5332,18 @@
         <w:rPr>
           <w:b w:val="0"/>
         </w:rPr>
-        <w:t xml:space="preserve">8. Calcula paso a paso y compara los resultados de cada pareja: a) </w:t>
+        <w:t>8. Calcula paso a paso y compara los resultados de cada pareja:</w:t>
+      </w:r>
+    </w:p>
+    <w:p>
+      <w:pPr>
+        <w:pStyle w:val="ListBullet2"/>
+      </w:pPr>
+      <w:r>
+        <w:rPr>
+          <w:b w:val="0"/>
+        </w:rPr>
+        <w:t xml:space="preserve">a) </w:t>
       </w:r>
       <m:oMath>
         <m:sSup>
@@ -5113,11 +5374,16 @@
           </m:sup>
         </m:sSup>
       </m:oMath>
+    </w:p>
+    <w:p>
+      <w:pPr>
+        <w:pStyle w:val="ListBullet2"/>
+      </w:pPr>
       <w:r>
         <w:rPr>
           <w:b w:val="0"/>
         </w:rPr>
-        <w:t xml:space="preserve"> b) </w:t>
+        <w:t xml:space="preserve">b) </w:t>
       </w:r>
       <m:oMath>
         <m:r>
@@ -5145,11 +5411,16 @@
           </m:sup>
         </m:sSup>
       </m:oMath>
+    </w:p>
+    <w:p>
+      <w:pPr>
+        <w:pStyle w:val="ListBullet2"/>
+      </w:pPr>
       <w:r>
         <w:rPr>
           <w:b w:val="0"/>
         </w:rPr>
-        <w:t xml:space="preserve"> c) </w:t>
+        <w:t xml:space="preserve">c) </w:t>
       </w:r>
       <m:oMath>
         <m:sSup>
@@ -5189,11 +5460,16 @@
           </m:sup>
         </m:sSup>
       </m:oMath>
+    </w:p>
+    <w:p>
+      <w:pPr>
+        <w:pStyle w:val="ListBullet2"/>
+      </w:pPr>
       <w:r>
         <w:rPr>
           <w:b w:val="0"/>
         </w:rPr>
-        <w:t xml:space="preserve"> d) </w:t>
+        <w:t xml:space="preserve">d) </w:t>
       </w:r>
       <m:oMath>
         <m:r>
@@ -5239,40 +5515,66 @@
         <w:rPr>
           <w:b w:val="0"/>
         </w:rPr>
-        <w:t xml:space="preserve">9. Escribe en notación científica: a) </w:t>
+        <w:t>9. Escribe en notación científica:</w:t>
+      </w:r>
+    </w:p>
+    <w:p>
+      <w:pPr>
+        <w:pStyle w:val="ListBullet2"/>
+      </w:pPr>
+      <w:r>
+        <w:rPr>
+          <w:b w:val="0"/>
+        </w:rPr>
+        <w:t xml:space="preserve">a) </w:t>
       </w:r>
       <m:oMath>
         <m:r>
           <m:t xml:space="preserve">45.000</m:t>
         </m:r>
       </m:oMath>
+    </w:p>
+    <w:p>
+      <w:pPr>
+        <w:pStyle w:val="ListBullet2"/>
+      </w:pPr>
       <w:r>
         <w:rPr>
           <w:b w:val="0"/>
         </w:rPr>
-        <w:t xml:space="preserve"> b) </w:t>
+        <w:t xml:space="preserve">b) </w:t>
       </w:r>
       <m:oMath>
         <m:r>
           <m:t xml:space="preserve">0,0007</m:t>
         </m:r>
       </m:oMath>
+    </w:p>
+    <w:p>
+      <w:pPr>
+        <w:pStyle w:val="ListBullet2"/>
+      </w:pPr>
       <w:r>
         <w:rPr>
           <w:b w:val="0"/>
         </w:rPr>
-        <w:t xml:space="preserve"> c) </w:t>
+        <w:t xml:space="preserve">c) </w:t>
       </w:r>
       <m:oMath>
         <m:r>
           <m:t xml:space="preserve">3.200.000</m:t>
         </m:r>
       </m:oMath>
+    </w:p>
+    <w:p>
+      <w:pPr>
+        <w:pStyle w:val="ListBullet2"/>
+      </w:pPr>
       <w:r>
         <w:rPr>
           <w:b w:val="0"/>
         </w:rPr>
-        <w:t xml:space="preserve"> d) </w:t>
+        <w:t xml:space="preserve">d) </w:t>
       </w:r>
       <m:oMath>
         <m:r>
@@ -5288,7 +5590,18 @@
         <w:rPr>
           <w:b w:val="0"/>
         </w:rPr>
-        <w:t xml:space="preserve">10. Escribe en notación decimal normal: a) </w:t>
+        <w:t>10. Escribe en notación decimal normal:</w:t>
+      </w:r>
+    </w:p>
+    <w:p>
+      <w:pPr>
+        <w:pStyle w:val="ListBullet2"/>
+      </w:pPr>
+      <w:r>
+        <w:rPr>
+          <w:b w:val="0"/>
+        </w:rPr>
+        <w:t xml:space="preserve">a) </w:t>
       </w:r>
       <m:oMath>
         <m:r>
@@ -5315,85 +5628,95 @@
           <m:sup>
             <m:r>
               <m:t xml:space="preserve">3</m:t>
-            </m:r>
-          </m:sup>
-        </m:sSup>
-      </m:oMath>
-      <w:r>
-        <w:rPr>
-          <w:b w:val="0"/>
-        </w:rPr>
-        <w:t xml:space="preserve"> b) </w:t>
-      </w:r>
-      <m:oMath>
-        <m:r>
-          <m:t xml:space="preserve">9</m:t>
-        </m:r>
-        <m:r>
-          <m:rPr>
-            <m:nor/>
-          </m:rPr>
-          <m:t xml:space="preserve">×</m:t>
-        </m:r>
-        <m:r>
-          <m:rPr>
-            <m:nor/>
-          </m:rPr>
-          <m:t xml:space="preserve"> </m:t>
-        </m:r>
-        <m:sSup>
-          <m:e>
-            <m:r>
-              <m:t xml:space="preserve">10</m:t>
-            </m:r>
-          </m:e>
-          <m:sup>
-            <m:r>
-              <m:t xml:space="preserve">-</m:t>
-            </m:r>
-            <m:r>
-              <m:t xml:space="preserve">2</m:t>
-            </m:r>
-          </m:sup>
-        </m:sSup>
-      </m:oMath>
-      <w:r>
-        <w:rPr>
-          <w:b w:val="0"/>
-        </w:rPr>
-        <w:t xml:space="preserve"> c) </w:t>
-      </w:r>
-      <m:oMath>
-        <m:r>
-          <m:t xml:space="preserve">1,08</m:t>
-        </m:r>
-        <m:r>
-          <m:rPr>
-            <m:nor/>
-          </m:rPr>
-          <m:t xml:space="preserve">×</m:t>
-        </m:r>
-        <m:r>
-          <m:rPr>
-            <m:nor/>
-          </m:rPr>
-          <m:t xml:space="preserve"> </m:t>
-        </m:r>
-        <m:sSup>
-          <m:e>
-            <m:r>
-              <m:t xml:space="preserve">10</m:t>
-            </m:r>
-          </m:e>
-          <m:sup>
-            <m:r>
-              <m:t xml:space="preserve">6</m:t>
             </m:r>
           </m:sup>
         </m:sSup>
       </m:oMath>
     </w:p>
     <w:p>
+      <w:pPr>
+        <w:pStyle w:val="ListBullet2"/>
+      </w:pPr>
+      <w:r>
+        <w:rPr>
+          <w:b w:val="0"/>
+        </w:rPr>
+        <w:t xml:space="preserve">b) </w:t>
+      </w:r>
+      <m:oMath>
+        <m:r>
+          <m:t xml:space="preserve">9</m:t>
+        </m:r>
+        <m:r>
+          <m:rPr>
+            <m:nor/>
+          </m:rPr>
+          <m:t xml:space="preserve">×</m:t>
+        </m:r>
+        <m:r>
+          <m:rPr>
+            <m:nor/>
+          </m:rPr>
+          <m:t xml:space="preserve"> </m:t>
+        </m:r>
+        <m:sSup>
+          <m:e>
+            <m:r>
+              <m:t xml:space="preserve">10</m:t>
+            </m:r>
+          </m:e>
+          <m:sup>
+            <m:r>
+              <m:t xml:space="preserve">-</m:t>
+            </m:r>
+            <m:r>
+              <m:t xml:space="preserve">2</m:t>
+            </m:r>
+          </m:sup>
+        </m:sSup>
+      </m:oMath>
+    </w:p>
+    <w:p>
+      <w:pPr>
+        <w:pStyle w:val="ListBullet2"/>
+      </w:pPr>
+      <w:r>
+        <w:rPr>
+          <w:b w:val="0"/>
+        </w:rPr>
+        <w:t xml:space="preserve">c) </w:t>
+      </w:r>
+      <m:oMath>
+        <m:r>
+          <m:t xml:space="preserve">1,08</m:t>
+        </m:r>
+        <m:r>
+          <m:rPr>
+            <m:nor/>
+          </m:rPr>
+          <m:t xml:space="preserve">×</m:t>
+        </m:r>
+        <m:r>
+          <m:rPr>
+            <m:nor/>
+          </m:rPr>
+          <m:t xml:space="preserve"> </m:t>
+        </m:r>
+        <m:sSup>
+          <m:e>
+            <m:r>
+              <m:t xml:space="preserve">10</m:t>
+            </m:r>
+          </m:e>
+          <m:sup>
+            <m:r>
+              <m:t xml:space="preserve">6</m:t>
+            </m:r>
+          </m:sup>
+        </m:sSup>
+      </m:oMath>
+    </w:p>
+    <w:p>
       <w:r>
         <w:rPr>
           <w:b/>
@@ -5452,7 +5775,40 @@
         <w:rPr>
           <w:b w:val="0"/>
         </w:rPr>
-        <w:t xml:space="preserve"> GB. a) ¿Cuántos GB trae el plan? b) ¿Cuántos GB consume un capítulo? c) ¿Cuántos capítulos alcanzan a verse con el plan completo?</w:t>
+        <w:t xml:space="preserve"> GB.</w:t>
+      </w:r>
+    </w:p>
+    <w:p>
+      <w:pPr>
+        <w:pStyle w:val="ListBullet2"/>
+      </w:pPr>
+      <w:r>
+        <w:rPr>
+          <w:b w:val="0"/>
+        </w:rPr>
+        <w:t>a) ¿Cuántos GB trae el plan?</w:t>
+      </w:r>
+    </w:p>
+    <w:p>
+      <w:pPr>
+        <w:pStyle w:val="ListBullet2"/>
+      </w:pPr>
+      <w:r>
+        <w:rPr>
+          <w:b w:val="0"/>
+        </w:rPr>
+        <w:t>b) ¿Cuántos GB consume un capítulo?</w:t>
+      </w:r>
+    </w:p>
+    <w:p>
+      <w:pPr>
+        <w:pStyle w:val="ListBullet2"/>
+      </w:pPr>
+      <w:r>
+        <w:rPr>
+          <w:b w:val="0"/>
+        </w:rPr>
+        <w:t>c) ¿Cuántos capítulos alcanzan a verse con el plan completo?</w:t>
       </w:r>
     </w:p>
     <w:p>
@@ -5486,7 +5842,40 @@
         <w:rPr>
           <w:b w:val="0"/>
         </w:rPr>
-        <w:t>13. Reenvías un video a 4 personas y cada una lo reenvía a otras 4. a) ¿Cuántas personas lo reciben en la tercera ronda? b) ¿Y en la quinta? c) ¿Cuántas lo han recibido en total después de esas cinco rondas?</w:t>
+        <w:t>13. Reenvías un video a 4 personas y cada una lo reenvía a otras 4.</w:t>
+      </w:r>
+    </w:p>
+    <w:p>
+      <w:pPr>
+        <w:pStyle w:val="ListBullet2"/>
+      </w:pPr>
+      <w:r>
+        <w:rPr>
+          <w:b w:val="0"/>
+        </w:rPr>
+        <w:t>a) ¿Cuántas personas lo reciben en la tercera ronda?</w:t>
+      </w:r>
+    </w:p>
+    <w:p>
+      <w:pPr>
+        <w:pStyle w:val="ListBullet2"/>
+      </w:pPr>
+      <w:r>
+        <w:rPr>
+          <w:b w:val="0"/>
+        </w:rPr>
+        <w:t>b) ¿Y en la quinta?</w:t>
+      </w:r>
+    </w:p>
+    <w:p>
+      <w:pPr>
+        <w:pStyle w:val="ListBullet2"/>
+      </w:pPr>
+      <w:r>
+        <w:rPr>
+          <w:b w:val="0"/>
+        </w:rPr>
+        <w:t>c) ¿Cuántas lo han recibido en total después de esas cinco rondas?</w:t>
       </w:r>
     </w:p>
     <w:p>
